--- a/output/Bergmann-SSHRC-Contributions.docx
+++ b/output/Bergmann-SSHRC-Contributions.docx
@@ -20,7 +20,7 @@
           <w:iCs/>
           <w:i/>
         </w:rPr>
-        <w:t xml:space="preserve">Six-year window: contributions since 2020-07-21. * = resulted from previous SSHRC support. Generated 2026-07-21; prose sections (significance, training narrative, relevant experience) live in prose/sshrc-prose.md and are appended below.</w:t>
+        <w:t xml:space="preserve">Six-year window: contributions since 2020-07-22. * = resulted from previous SSHRC support. Generated 2026-07-22; prose sections (significance, training narrative, relevant experience) live in prose/sshrc-prose.md and are appended below.</w:t>
       </w:r>
     </w:p>
     <w:bookmarkEnd w:id="20"/>
@@ -991,7 +991,7 @@
         <w:t xml:space="preserve"> </w:t>
       </w:r>
       <w:r>
-        <w:t xml:space="preserve">Chapter in [collection — TODO], [publisher — TODO], [pages — TODO]. Status: TODO — submitted / accepted / in press</w:t>
+        <w:t xml:space="preserve">Chapter in Robots and Other Artificial Agents on Stage: Theoretical Concepts and Artistic Practices, edited by Erica Magris and Izabella Pluta, transcript Verlag (Theatre Studies series). [pages TODO] Status: in press — confirm with editors</w:t>
       </w:r>
     </w:p>
     <w:p>
@@ -1408,7 +1408,7 @@
         <w:pStyle w:val="FirstParagraph"/>
       </w:pPr>
       <w:r>
-        <w:t xml:space="preserve">Since 2023 my research has increasingly moved through organizing, reviewing, and mentoring roles that carry creative AI research to audiences beyond the academy. I co-chaired the 3rd Annual Creative AI Symposium (Toronto Metropolitan University, April 2, 2026) with Dr. Afsoon Soudi, reviewing 33 submissions and constructing the program, and sit on the steering committee of TMU’s Creative AI Hub (2025–present). I serve on the board of UKAI Projects (2024–present; Technical Advisory Board, 2023–24), an arts organization working at the intersection of culture and emerging technology, and mentored artists of the Setsubun Digital Media Residency at the Japanese Canadian Cultural Centre (December 2025 – February 2026). Peer review work includes the EVA London Conference on Electronic Visualisation and the Arts (2023–present), the International Journal of Performance Arts and Digital Media (2024–present), the Canada Foundation for Innovation (2023), the USITT Research and Creative Endeavours Committee (2025–present), the CATR scholarship and grant juries (2023–present), and judging for the Global Undergraduate Awards (2026). Public-facing talks, including TechTO: AI (2024), bring this research to industry and general audiences.</w:t>
+        <w:t xml:space="preserve">In April 2026 I co-chaired the 3rd Annual Creative AI Symposium at Toronto Metropolitan University with Dr. Afsoon Soudi, reviewing all 33 submissions and building the program that put researchers, artists, students, and industry in one room to work through what AI is doing to creative practice. The symposium runs out of the Creative AI Hub at The Creative School, where I have sat on the steering committee since 2025. Much of my research now moves through roles like this; organizing, reviewing, and mentoring carry the work to audiences the academy does not reach on its own. I serve on the board of UKAI Projects (2024–present; Technical Advisory Board, 2023–24), an arts organization working at the intersection of culture and emerging technology, and mentored artists of the Setsubun Digital Media Residency at the Japanese Canadian Cultural Centre (December 2025 – February 2026). Peer review includes the EVA London Conference on Electronic Visualisation and the Arts (2023–present), the International Journal of Performance Arts and Digital Media (2024–present), the Canada Foundation for Innovation (2023), the USITT Research and Creative Endeavours Committee (2025–present), and the CATR scholarship and grant juries (2023–present), with judging for the Global Undergraduate Awards (2026). Public talks, including TechTO: AI (2024), take the same questions to industry rooms.(2025–present). I serve on the board of UKAI Projects (2024–present; Technical Advisory Board, 2023–24), an arts organization working at the intersection of culture and emerging technology, and mentored artists of the Setsubun Digital Media Residency at the Japanese Canadian Cultural Centre (December 2025 – February 2026). Peer review work includes the EVA London Conference on Electronic Visualisation and the Arts (2023–present), the International Journal of Performance Arts and Digital Media (2024–present), the Canada Foundation for Innovation (2023), the USITT Research and Creative Endeavours Committee (2025–present), the CATR scholarship and grant juries (2023–present), and judging for the Global Undergraduate Awards (2026). Public-facing talks, including TechTO: AI (2024), bring this research to industry and general audiences.</w:t>
       </w:r>
     </w:p>
     <w:bookmarkEnd w:id="27"/>
@@ -1429,7 +1429,7 @@
         </w:numPr>
       </w:pPr>
       <w:r>
-        <w:t xml:space="preserve">Improvnetics. My doctoral research program reframes AI error — hallucination — as improvisational material, developing post-anthropocentric modes of performance for human-AI co-creation. Developed through practice with the collective Almost Alchemy and disseminated at Hugarflug (2025), IICSI (2024), and CATR (2023), it is the conceptual foundation for my current work, including the activities proposed in this application.</w:t>
+        <w:t xml:space="preserve">Improvnetics. In performance, a wrong note is material; my doctoral research asks why an AI hallucination should be treated any differently. Improvnetics develops post-anthropocentric, improvisational modes for human-AI co-creation, built through practice with the collective Almost Alchemy and presented at Hugarflug (2025), IICSI (2024), and CATR (2023). It is the framework underneath everything I currently make, including the activities proposed in this application.</w:t>
       </w:r>
     </w:p>
     <w:p>
@@ -1440,7 +1440,7 @@
         </w:numPr>
       </w:pPr>
       <w:r>
-        <w:t xml:space="preserve">* Visual Music / Augmented Symphony (2020–2022). As co-investigator on a SSHRC Partnership Engage Grant with the National Arts Centre Orchestra (PI: Cintia Cristiá), I helped develop an augmented reality application connecting the Orchestra with remote audiences during COVID-19. The partnership produced a refereed EVA London paper and an open research data set, and remains my model for what a small, well-aimed partnership can produce.</w:t>
+        <w:t xml:space="preserve">* Visual Music / Augmented Symphony (2020–2022). When COVID-19 separated the National Arts Centre Orchestra from its audiences, I joined Cintia Cristiá (PI) and David Bouchard as co-investigator on a SSHRC Partnership Engage Grant to build an augmented reality application that put the orchestra back into listeners’ spaces. The partnership produced a refereed EVA London paper, an open data set on remote orchestral delivery, and my working model of what a small, well-aimed partnership can do.</w:t>
       </w:r>
     </w:p>
     <w:p>
@@ -1451,7 +1451,7 @@
         </w:numPr>
       </w:pPr>
       <w:r>
-        <w:t xml:space="preserve">Nuptials (2018–2026). A decade-long collaboration with director Sean Braune in which I designed live, in-camera projection VFX for a feature film — theatrical technique carried into cinema — and produced the work through to festival recognition (Best World Feature, Austin Revolution Film Festival, 2022) and commercial release (Freestyle Digital Media, 2026).</w:t>
+        <w:t xml:space="preserve">Nuptials (2018–2026). Sean Braune and I spent nearly a decade carrying a film from live, in-camera projection VFX — theatrical technique brought onto a film set — through festival recognition (Best World Feature Film, Austin Revolution Film Festival, 2022) to commercial release with Freestyle Digital Media in February 2026.</w:t>
       </w:r>
     </w:p>
     <w:p>
@@ -1462,7 +1462,7 @@
         </w:numPr>
       </w:pPr>
       <w:r>
-        <w:t xml:space="preserve">The Uncanny Robots Project and l’automate (2019–present). A research-creation program in human-robot performance, spanning dance (with Belinda McGuire), circus apparatus development with Cirque du Soleil’s Future of Live Entertainment lab (with Jonathon Anderson), and undergraduate research training. This work is the practical groundwork for my current human-AI research.</w:t>
+        <w:t xml:space="preserve">The Uncanny Robots Project (2019). A research-creation program in human-robot performance that began with a dancer, Belinda McGuire, and an industrial robot learning to share a stage; it grew into circus apparatus development with Jonathon Anderson through Cirque du Soleil’s Future of Live Entertainment lab, and into undergraduate research training. My current human-AI work stands on what these machines taught me about empathy and co-presence.</w:t>
       </w:r>
     </w:p>
     <w:p>
@@ -1491,7 +1491,22 @@
         <w:t xml:space="preserve"> </w:t>
       </w:r>
       <w:r>
-        <w:t xml:space="preserve">(2024–2025). A month-long residency at SÍM, Reykjavík, with UKAI Projects and five Canadian artists, producing a group exhibition and a solo work subsequently exhibited in Toronto. The residency established the international artist-researcher network that continues through my work with UKAI and the Creative AI Hub.</w:t>
+        <w:t xml:space="preserve">(2024–2025). A month in Reykjavík with UKAI Projects and five Canadian artists at the SÍM residency produced a group exhibition and a solo work,</w:t>
+      </w:r>
+      <w:r>
+        <w:t xml:space="preserve"> </w:t>
+      </w:r>
+      <w:r>
+        <w:t xml:space="preserve">“</w:t>
+      </w:r>
+      <w:r>
+        <w:t xml:space="preserve">To my creators…</w:t>
+      </w:r>
+      <w:r>
+        <w:t xml:space="preserve">”</w:t>
+      </w:r>
+      <w:r>
+        <w:t xml:space="preserve">, later shown in Toronto. The residency’s real product was the network: the artist-researcher relationships that continue through UKAI’s board and the Creative AI Hub.</w:t>
       </w:r>
     </w:p>
     <w:bookmarkEnd w:id="28"/>
@@ -1589,7 +1604,7 @@
         <w:pStyle w:val="BodyText"/>
       </w:pPr>
       <w:r>
-        <w:t xml:space="preserve">Toronto Metropolitan University does not offer graduate degrees in my field, so much of my training contribution runs through research-creation projects with undergraduates. I led eight students through a semester-long installation project presented at AVARA 2024 in Oulu, Finland, giving them an international conference as the venue for their first creative research presentation. My THT 582 class (2023) developed an off-site immersive installation with industry partners, integrating robotics, AI, and show systems. I have supervised undergraduate research assistants through the Work Study program (Mechanical Waves, 2022) and earlier funded research opportunities, and I coordinate the Global Campus Studio, connecting TMU students with international collaborators.</w:t>
+        <w:t xml:space="preserve">In November 2024, eight of my undergraduate students presented their own installation at AVARA in Oulu, Finland; their first international conference, built over a semester of research-creation. Toronto Metropolitan University offers no graduate degrees in my field, so this is what training looks like in my practice: undergraduates doing the real thing. My THT 582 class (2023) developed an off-site immersive installation with industry partners, integrating robotics, AI, and show systems. As coordinator of the Global Campus Studio course I connect TMU students with international collaborators.</w:t>
       </w:r>
     </w:p>
     <w:bookmarkEnd w:id="29"/>
@@ -1607,7 +1622,7 @@
         <w:pStyle w:val="FirstParagraph"/>
       </w:pPr>
       <w:r>
-        <w:t xml:space="preserve">This application proposes [the 4th Annual Creative AI Symposium — adjust to match final proposal language]. I co-chaired the 3rd Annual Creative AI Symposium in April 2026 with Dr. Afsoon Soudi: we received 33 submissions across presentations, panels, and creative showcases, and I handled the submission review and program construction. The symposium grew out of the Creative AI Hub at The Creative School, where I have served on the steering committee since its formation in 2025, and where I first appeared as a panelist at the inaugural 2024 symposium. I know this event from every side — submitter, panelist, reviewer, and co-chair.</w:t>
+        <w:t xml:space="preserve">In spring 2026, 33 submissions arrived for the 3rd Annual Creative AI Symposium; Dr. Afsoon Soudi and I reviewed all of them, built the program, and co-chaired the event at Toronto Metropolitan University on April 2. The symposium grew out of the Creative AI Hub at The Creative School, where I have served on the steering committee since its formation in 2025, and where I first appeared as a panelist at the inaugural 2024 symposium. That experience maps directly onto the 4th Annual Creative AI Symposium proposed here.</w:t>
       </w:r>
     </w:p>
     <w:p>
@@ -1615,7 +1630,7 @@
         <w:pStyle w:val="BodyText"/>
       </w:pPr>
       <w:r>
-        <w:t xml:space="preserve">My experience organizing collaborative research events extends internationally. In 2024 I built a semester-long partnership between TMU and OAMK (Oulu, Finland), supported by Erasmus+ staff mobility funding, that culminated in a student installation and my closing keynote at AVARA 2024. As a board member of UKAI Projects I have participated in the Carnival of Shipwreck (2024) and the SÍM residency in Iceland, and as coordinator of the Global Campus Studio I maintain ongoing structures for international creative exchange. These partnerships — Finnish, Icelandic, and Canadian arts organizations, universities, and industry — are working relationships, not letterhead.</w:t>
+        <w:t xml:space="preserve">My experience organizing collaborative research events extends internationally. In 2024 I built a semester-long partnership between TMU and OAMK (Oulu, Finland), supported by Erasmus+ staff mobility funding, that culminated in a student installation and my closing keynote at AVARA 2024. As a board member of UKAI Projects I have participated in the Carnival of Shipwreck (2024) and the SÍM residency in Iceland, and as coordinator of the Global Campus Studio I maintain ongoing structures for international creative exchange. These partnerships — Finnish, Icelandic, and Canadian arts organizations, universities, and industry — are working relationships.</w:t>
       </w:r>
     </w:p>
     <w:p>
@@ -1623,7 +1638,7 @@
         <w:pStyle w:val="BodyText"/>
       </w:pPr>
       <w:r>
-        <w:t xml:space="preserve">Before academia I spent two years at WorldStage’s research and development lab in San Francisco, planning and executing technology-driven events across the USA and Macau for clients including Wynn, NBC Studios, Intel, and Nokia Bell Labs. At the School of Performance I have overseen production seasons of twelve shows per year and served as Associate Producer of the Parodos Festival. Budgets, timelines, venues, and partners are familiar terrain. Across these roles I have developed the skills this project requires: project management to schedule and budget; interdisciplinary and academic-industry networking; knowledge mobilization through research-creation; and training students and emerging artists to move between academic and industry contexts.</w:t>
+        <w:t xml:space="preserve">Before academia I spent two years at WorldStage’s research and development lab in San Francisco, planning and executing technology-driven events across the USA and Macau for clients including Wynn, NBC Studios, Intel, and Nokia Bell Labs. At the School of Performance, I have overseen production seasons of twelve shows per year; budgets, timelines, venues, and partners are familiar terrain. Across these roles I have built the skills this project asks for: project management to schedule and budget, interdisciplinary and academic-industry networking, knowledge mobilization through research-creation, and the habit of training students and emerging artists to move between academic and industry rooms.</w:t>
       </w:r>
     </w:p>
     <w:bookmarkEnd w:id="30"/>

--- a/output/Bergmann-SSHRC-Contributions.docx
+++ b/output/Bergmann-SSHRC-Contributions.docx
@@ -2,7 +2,7 @@
 <file path=word/document.xml><?xml version="1.0" encoding="utf-8"?>
 <w:document xmlns:w="http://schemas.openxmlformats.org/wordprocessingml/2006/main" xmlns:m="http://schemas.openxmlformats.org/officeDocument/2006/math" xmlns:r="http://schemas.openxmlformats.org/officeDocument/2006/relationships" xmlns:o="urn:schemas-microsoft-com:office:office" xmlns:v="urn:schemas-microsoft-com:vml" xmlns:w10="urn:schemas-microsoft-com:office:word" xmlns:a="http://schemas.openxmlformats.org/drawingml/2006/main" xmlns:pic="http://schemas.openxmlformats.org/drawingml/2006/picture" xmlns:wp="http://schemas.openxmlformats.org/drawingml/2006/wordprocessingDrawing">
   <w:body>
-    <w:bookmarkStart w:id="9" w:name="Xdd177c5a12bc3f5733da926e5cd0b5f921f8e83"/>
+    <w:bookmarkStart w:id="20" w:name="Xdd177c5a12bc3f5733da926e5cd0b5f921f8e83"/>
     <w:p>
       <w:pPr>
         <w:pStyle w:val="Heading1"/>
@@ -17,14 +17,14 @@
       </w:pPr>
       <w:r>
         <w:rPr>
+          <w:iCs/>
           <w:i/>
-          <w:iCs/>
         </w:rPr>
-        <w:t xml:space="preserve">Six-year window: contributions since 2020-07-21. * = resulted from previous SSHRC support. Generated 2026-07-21; prose sections (significance, training narrative, relevant experience) live in prose/sshrc-prose.md and are appended below.</w:t>
+        <w:t xml:space="preserve">Six-year window: contributions since 2020-07-22. * = resulted from previous SSHRC support. Generated 2026-07-22; prose sections (significance, training narrative, relevant experience) live in prose/sshrc-prose.md and are appended below.</w:t>
       </w:r>
     </w:p>
-    <w:bookmarkEnd w:id="9"/>
-    <w:bookmarkStart w:id="15" w:name="X423cc25610260b8cf5d7325ebc485e16e656992"/>
+    <w:bookmarkEnd w:id="20"/>
+    <w:bookmarkStart w:id="26" w:name="X423cc25610260b8cf5d7325ebc485e16e656992"/>
     <w:p>
       <w:pPr>
         <w:pStyle w:val="Heading1"/>
@@ -33,7 +33,7 @@
         <w:t xml:space="preserve">1. Research Contributions Over the Last Six Years</w:t>
       </w:r>
     </w:p>
-    <w:bookmarkStart w:id="10" w:name="refereed-contributions"/>
+    <w:bookmarkStart w:id="21" w:name="refereed-contributions"/>
     <w:p>
       <w:pPr>
         <w:pStyle w:val="Heading2"/>
@@ -46,8 +46,8 @@
       <w:tblPr>
         <w:tblStyle w:val="Table"/>
         <w:tblW w:type="pct" w:w="5000"/>
-        <w:tblLayout w:type="fixed"/>
         <w:tblLook w:firstRow="0" w:lastRow="0" w:firstColumn="0" w:lastColumn="0" w:noHBand="0" w:noVBand="0" w:val="0000"/>
+        <w:jc w:val="start"/>
       </w:tblPr>
       <w:tblGrid>
         <w:gridCol w:w="1941"/>
@@ -63,8 +63,8 @@
             </w:pPr>
             <w:r>
               <w:rPr>
-                <w:b/>
-                <w:bCs/>
+                <w:bCs/>
+                <w:b/>
               </w:rPr>
               <w:t xml:space="preserve">2022-07</w:t>
             </w:r>
@@ -84,7 +84,13 @@
               <w:t xml:space="preserve"> </w:t>
             </w:r>
             <w:r>
-              <w:t xml:space="preserve">“Augmented Symphony: An augmented reality application for immersive music listening.”</w:t>
+              <w:t xml:space="preserve">“</w:t>
+            </w:r>
+            <w:r>
+              <w:t xml:space="preserve">Augmented Symphony: An augmented reality application for immersive music listening.</w:t>
+            </w:r>
+            <w:r>
+              <w:t xml:space="preserve">”</w:t>
             </w:r>
             <w:r>
               <w:t xml:space="preserve"> </w:t>
@@ -96,8 +102,8 @@
         </w:tc>
       </w:tr>
     </w:tbl>
-    <w:bookmarkEnd w:id="10"/>
-    <w:bookmarkStart w:id="11" w:name="other-refereed-contributions"/>
+    <w:bookmarkEnd w:id="21"/>
+    <w:bookmarkStart w:id="22" w:name="other-refereed-contributions"/>
     <w:p>
       <w:pPr>
         <w:pStyle w:val="Heading2"/>
@@ -110,8 +116,8 @@
       <w:tblPr>
         <w:tblStyle w:val="Table"/>
         <w:tblW w:type="pct" w:w="5000"/>
-        <w:tblLayout w:type="fixed"/>
         <w:tblLook w:firstRow="0" w:lastRow="0" w:firstColumn="0" w:lastColumn="0" w:noHBand="0" w:noVBand="0" w:val="0000"/>
+        <w:jc w:val="start"/>
       </w:tblPr>
       <w:tblGrid>
         <w:gridCol w:w="1941"/>
@@ -127,8 +133,8 @@
             </w:pPr>
             <w:r>
               <w:rPr>
-                <w:b/>
-                <w:bCs/>
+                <w:bCs/>
+                <w:b/>
               </w:rPr>
               <w:t xml:space="preserve">2025-09</w:t>
             </w:r>
@@ -148,7 +154,13 @@
               <w:t xml:space="preserve"> </w:t>
             </w:r>
             <w:r>
-              <w:t xml:space="preserve">“Hallucinating Children: Improvisation After the Algorithmic Shipwreck.”</w:t>
+              <w:t xml:space="preserve">“</w:t>
+            </w:r>
+            <w:r>
+              <w:t xml:space="preserve">Hallucinating Children: Improvisation After the Algorithmic Shipwreck.</w:t>
+            </w:r>
+            <w:r>
+              <w:t xml:space="preserve">”</w:t>
             </w:r>
             <w:r>
               <w:t xml:space="preserve"> </w:t>
@@ -169,8 +181,8 @@
             </w:pPr>
             <w:r>
               <w:rPr>
-                <w:b/>
-                <w:bCs/>
+                <w:bCs/>
+                <w:b/>
               </w:rPr>
               <w:t xml:space="preserve">2024-10</w:t>
             </w:r>
@@ -190,7 +202,13 @@
               <w:t xml:space="preserve"> </w:t>
             </w:r>
             <w:r>
-              <w:t xml:space="preserve">“Beyond Tools: Reimaging Technology as Co-Participants in Performance Design.”</w:t>
+              <w:t xml:space="preserve">“</w:t>
+            </w:r>
+            <w:r>
+              <w:t xml:space="preserve">Beyond Tools: Reimaging Technology as Co-Participants in Performance Design.</w:t>
+            </w:r>
+            <w:r>
+              <w:t xml:space="preserve">”</w:t>
             </w:r>
             <w:r>
               <w:t xml:space="preserve"> </w:t>
@@ -211,8 +229,8 @@
             </w:pPr>
             <w:r>
               <w:rPr>
-                <w:b/>
-                <w:bCs/>
+                <w:bCs/>
+                <w:b/>
               </w:rPr>
               <w:t xml:space="preserve">2024-03</w:t>
             </w:r>
@@ -232,7 +250,13 @@
               <w:t xml:space="preserve"> </w:t>
             </w:r>
             <w:r>
-              <w:t xml:space="preserve">“Robotics, AI, and the Future of Theatre.”</w:t>
+              <w:t xml:space="preserve">“</w:t>
+            </w:r>
+            <w:r>
+              <w:t xml:space="preserve">Robotics, AI, and the Future of Theatre.</w:t>
+            </w:r>
+            <w:r>
+              <w:t xml:space="preserve">”</w:t>
             </w:r>
             <w:r>
               <w:t xml:space="preserve"> </w:t>
@@ -253,8 +277,8 @@
             </w:pPr>
             <w:r>
               <w:rPr>
-                <w:b/>
-                <w:bCs/>
+                <w:bCs/>
+                <w:b/>
               </w:rPr>
               <w:t xml:space="preserve">2023-06</w:t>
             </w:r>
@@ -274,7 +298,13 @@
               <w:t xml:space="preserve"> </w:t>
             </w:r>
             <w:r>
-              <w:t xml:space="preserve">“Envisioning theatre with non-human collaborators: A Paramanifesto.”</w:t>
+              <w:t xml:space="preserve">“</w:t>
+            </w:r>
+            <w:r>
+              <w:t xml:space="preserve">Envisioning theatre with non-human collaborators: A Paramanifesto.</w:t>
+            </w:r>
+            <w:r>
+              <w:t xml:space="preserve">”</w:t>
             </w:r>
             <w:r>
               <w:t xml:space="preserve"> </w:t>
@@ -295,8 +325,8 @@
             </w:pPr>
             <w:r>
               <w:rPr>
-                <w:b/>
-                <w:bCs/>
+                <w:bCs/>
+                <w:b/>
               </w:rPr>
               <w:t xml:space="preserve">2023-06</w:t>
             </w:r>
@@ -316,7 +346,13 @@
               <w:t xml:space="preserve"> </w:t>
             </w:r>
             <w:r>
-              <w:t xml:space="preserve">“AI Sentience.”</w:t>
+              <w:t xml:space="preserve">“</w:t>
+            </w:r>
+            <w:r>
+              <w:t xml:space="preserve">AI Sentience.</w:t>
+            </w:r>
+            <w:r>
+              <w:t xml:space="preserve">”</w:t>
             </w:r>
             <w:r>
               <w:t xml:space="preserve"> </w:t>
@@ -337,8 +373,8 @@
             </w:pPr>
             <w:r>
               <w:rPr>
-                <w:b/>
-                <w:bCs/>
+                <w:bCs/>
+                <w:b/>
               </w:rPr>
               <w:t xml:space="preserve">2022-05</w:t>
             </w:r>
@@ -358,7 +394,13 @@
               <w:t xml:space="preserve"> </w:t>
             </w:r>
             <w:r>
-              <w:t xml:space="preserve">“Stepping Back In: Taking the best of virtual delivery to a new in-person experience.”</w:t>
+              <w:t xml:space="preserve">“</w:t>
+            </w:r>
+            <w:r>
+              <w:t xml:space="preserve">Stepping Back In: Taking the best of virtual delivery to a new in-person experience.</w:t>
+            </w:r>
+            <w:r>
+              <w:t xml:space="preserve">”</w:t>
             </w:r>
             <w:r>
               <w:t xml:space="preserve"> </w:t>
@@ -379,8 +421,8 @@
             </w:pPr>
             <w:r>
               <w:rPr>
-                <w:b/>
-                <w:bCs/>
+                <w:bCs/>
+                <w:b/>
               </w:rPr>
               <w:t xml:space="preserve">2022-05</w:t>
             </w:r>
@@ -400,7 +442,13 @@
               <w:t xml:space="preserve"> </w:t>
             </w:r>
             <w:r>
-              <w:t xml:space="preserve">“Student-driven curriculum development for creative practice.”</w:t>
+              <w:t xml:space="preserve">“</w:t>
+            </w:r>
+            <w:r>
+              <w:t xml:space="preserve">Student-driven curriculum development for creative practice.</w:t>
+            </w:r>
+            <w:r>
+              <w:t xml:space="preserve">”</w:t>
             </w:r>
             <w:r>
               <w:t xml:space="preserve"> </w:t>
@@ -421,8 +469,8 @@
             </w:pPr>
             <w:r>
               <w:rPr>
-                <w:b/>
-                <w:bCs/>
+                <w:bCs/>
+                <w:b/>
               </w:rPr>
               <w:t xml:space="preserve">2021-10</w:t>
             </w:r>
@@ -442,7 +490,13 @@
               <w:t xml:space="preserve"> </w:t>
             </w:r>
             <w:r>
-              <w:t xml:space="preserve">“Cultivating Empathy through Robotic Performance.”</w:t>
+              <w:t xml:space="preserve">“</w:t>
+            </w:r>
+            <w:r>
+              <w:t xml:space="preserve">Cultivating Empathy through Robotic Performance.</w:t>
+            </w:r>
+            <w:r>
+              <w:t xml:space="preserve">”</w:t>
             </w:r>
             <w:r>
               <w:t xml:space="preserve"> </w:t>
@@ -463,8 +517,8 @@
             </w:pPr>
             <w:r>
               <w:rPr>
-                <w:b/>
-                <w:bCs/>
+                <w:bCs/>
+                <w:b/>
               </w:rPr>
               <w:t xml:space="preserve">2021-06</w:t>
             </w:r>
@@ -484,7 +538,13 @@
               <w:t xml:space="preserve"> </w:t>
             </w:r>
             <w:r>
-              <w:t xml:space="preserve">“Unapologetically learning together: Adapting Production and Design curriculum to a virtual stage.”</w:t>
+              <w:t xml:space="preserve">“</w:t>
+            </w:r>
+            <w:r>
+              <w:t xml:space="preserve">Unapologetically learning together: Adapting Production and Design curriculum to a virtual stage.</w:t>
+            </w:r>
+            <w:r>
+              <w:t xml:space="preserve">”</w:t>
             </w:r>
             <w:r>
               <w:t xml:space="preserve"> </w:t>
@@ -505,8 +565,8 @@
             </w:pPr>
             <w:r>
               <w:rPr>
-                <w:b/>
-                <w:bCs/>
+                <w:bCs/>
+                <w:b/>
               </w:rPr>
               <w:t xml:space="preserve">2021-05</w:t>
             </w:r>
@@ -526,7 +586,13 @@
               <w:t xml:space="preserve"> </w:t>
             </w:r>
             <w:r>
-              <w:t xml:space="preserve">“Pandemic Performance: Adapting Production and Design curriculum to a virtual stage.”</w:t>
+              <w:t xml:space="preserve">“</w:t>
+            </w:r>
+            <w:r>
+              <w:t xml:space="preserve">Pandemic Performance: Adapting Production and Design curriculum to a virtual stage.</w:t>
+            </w:r>
+            <w:r>
+              <w:t xml:space="preserve">”</w:t>
             </w:r>
             <w:r>
               <w:t xml:space="preserve"> </w:t>
@@ -547,8 +613,8 @@
             </w:pPr>
             <w:r>
               <w:rPr>
-                <w:b/>
-                <w:bCs/>
+                <w:bCs/>
+                <w:b/>
               </w:rPr>
               <w:t xml:space="preserve">2024-01</w:t>
             </w:r>
@@ -568,7 +634,13 @@
               <w:t xml:space="preserve"> </w:t>
             </w:r>
             <w:r>
-              <w:t xml:space="preserve">“Almost Alchemy.”</w:t>
+              <w:t xml:space="preserve">“</w:t>
+            </w:r>
+            <w:r>
+              <w:t xml:space="preserve">Almost Alchemy.</w:t>
+            </w:r>
+            <w:r>
+              <w:t xml:space="preserve">”</w:t>
             </w:r>
             <w:r>
               <w:t xml:space="preserve"> </w:t>
@@ -589,8 +661,8 @@
             </w:pPr>
             <w:r>
               <w:rPr>
-                <w:b/>
-                <w:bCs/>
+                <w:bCs/>
+                <w:b/>
               </w:rPr>
               <w:t xml:space="preserve">2020-11</w:t>
             </w:r>
@@ -610,7 +682,13 @@
               <w:t xml:space="preserve"> </w:t>
             </w:r>
             <w:r>
-              <w:t xml:space="preserve">“l’automate: Robotic Controlled Apparatuses for Circus Performance.”</w:t>
+              <w:t xml:space="preserve">“</w:t>
+            </w:r>
+            <w:r>
+              <w:t xml:space="preserve">l’automate: Robotic Controlled Apparatuses for Circus Performance.</w:t>
+            </w:r>
+            <w:r>
+              <w:t xml:space="preserve">”</w:t>
             </w:r>
             <w:r>
               <w:t xml:space="preserve"> </w:t>
@@ -622,8 +700,8 @@
         </w:tc>
       </w:tr>
     </w:tbl>
-    <w:bookmarkEnd w:id="11"/>
-    <w:bookmarkStart w:id="12" w:name="non-refereed-contributions"/>
+    <w:bookmarkEnd w:id="22"/>
+    <w:bookmarkStart w:id="23" w:name="non-refereed-contributions"/>
     <w:p>
       <w:pPr>
         <w:pStyle w:val="Heading2"/>
@@ -636,8 +714,8 @@
       <w:tblPr>
         <w:tblStyle w:val="Table"/>
         <w:tblW w:type="pct" w:w="5000"/>
-        <w:tblLayout w:type="fixed"/>
         <w:tblLook w:firstRow="0" w:lastRow="0" w:firstColumn="0" w:lastColumn="0" w:noHBand="0" w:noVBand="0" w:val="0000"/>
+        <w:jc w:val="start"/>
       </w:tblPr>
       <w:tblGrid>
         <w:gridCol w:w="1941"/>
@@ -653,8 +731,8 @@
             </w:pPr>
             <w:r>
               <w:rPr>
-                <w:b/>
-                <w:bCs/>
+                <w:bCs/>
+                <w:b/>
               </w:rPr>
               <w:t xml:space="preserve">2022-05</w:t>
             </w:r>
@@ -683,8 +761,8 @@
             </w:pPr>
             <w:r>
               <w:rPr>
-                <w:b/>
-                <w:bCs/>
+                <w:bCs/>
+                <w:b/>
               </w:rPr>
               <w:t xml:space="preserve">2021</w:t>
             </w:r>
@@ -704,7 +782,13 @@
               <w:t xml:space="preserve"> </w:t>
             </w:r>
             <w:r>
-              <w:t xml:space="preserve">“Uncanny Text.”</w:t>
+              <w:t xml:space="preserve">“</w:t>
+            </w:r>
+            <w:r>
+              <w:t xml:space="preserve">Uncanny Text.</w:t>
+            </w:r>
+            <w:r>
+              <w:t xml:space="preserve">”</w:t>
             </w:r>
             <w:r>
               <w:t xml:space="preserve"> </w:t>
@@ -725,8 +809,8 @@
             </w:pPr>
             <w:r>
               <w:rPr>
-                <w:b/>
-                <w:bCs/>
+                <w:bCs/>
+                <w:b/>
               </w:rPr>
               <w:t xml:space="preserve">2025-02</w:t>
             </w:r>
@@ -755,8 +839,8 @@
             </w:pPr>
             <w:r>
               <w:rPr>
-                <w:b/>
-                <w:bCs/>
+                <w:bCs/>
+                <w:b/>
               </w:rPr>
               <w:t xml:space="preserve">2024-12</w:t>
             </w:r>
@@ -776,7 +860,13 @@
               <w:t xml:space="preserve"> </w:t>
             </w:r>
             <w:r>
-              <w:t xml:space="preserve">“Beyond the Screen: Exploring AI Personhood and Their Representation in Media.”</w:t>
+              <w:t xml:space="preserve">“</w:t>
+            </w:r>
+            <w:r>
+              <w:t xml:space="preserve">Beyond the Screen: Exploring AI Personhood and Their Representation in Media.</w:t>
+            </w:r>
+            <w:r>
+              <w:t xml:space="preserve">”</w:t>
             </w:r>
             <w:r>
               <w:t xml:space="preserve"> </w:t>
@@ -797,8 +887,8 @@
             </w:pPr>
             <w:r>
               <w:rPr>
-                <w:b/>
-                <w:bCs/>
+                <w:bCs/>
+                <w:b/>
               </w:rPr>
               <w:t xml:space="preserve">2024-11</w:t>
             </w:r>
@@ -818,7 +908,13 @@
               <w:t xml:space="preserve"> </w:t>
             </w:r>
             <w:r>
-              <w:t xml:space="preserve">“Wellness for who? An examination of wellness through a research-creation student project.”</w:t>
+              <w:t xml:space="preserve">“</w:t>
+            </w:r>
+            <w:r>
+              <w:t xml:space="preserve">Wellness for who? An examination of wellness through a research-creation student project.</w:t>
+            </w:r>
+            <w:r>
+              <w:t xml:space="preserve">”</w:t>
             </w:r>
             <w:r>
               <w:t xml:space="preserve"> </w:t>
@@ -839,8 +935,8 @@
             </w:pPr>
             <w:r>
               <w:rPr>
-                <w:b/>
-                <w:bCs/>
+                <w:bCs/>
+                <w:b/>
               </w:rPr>
               <w:t xml:space="preserve">2024-11</w:t>
             </w:r>
@@ -869,8 +965,8 @@
             </w:pPr>
             <w:r>
               <w:rPr>
-                <w:b/>
-                <w:bCs/>
+                <w:bCs/>
+                <w:b/>
               </w:rPr>
               <w:t xml:space="preserve">2024-10</w:t>
             </w:r>
@@ -890,7 +986,13 @@
               <w:t xml:space="preserve"> </w:t>
             </w:r>
             <w:r>
-              <w:t xml:space="preserve">“Personhood // AI.”</w:t>
+              <w:t xml:space="preserve">“</w:t>
+            </w:r>
+            <w:r>
+              <w:t xml:space="preserve">Personhood // AI.</w:t>
+            </w:r>
+            <w:r>
+              <w:t xml:space="preserve">”</w:t>
             </w:r>
             <w:r>
               <w:t xml:space="preserve"> </w:t>
@@ -911,8 +1013,8 @@
             </w:pPr>
             <w:r>
               <w:rPr>
-                <w:b/>
-                <w:bCs/>
+                <w:bCs/>
+                <w:b/>
               </w:rPr>
               <w:t xml:space="preserve">2024-07</w:t>
             </w:r>
@@ -941,8 +1043,8 @@
             </w:pPr>
             <w:r>
               <w:rPr>
-                <w:b/>
-                <w:bCs/>
+                <w:bCs/>
+                <w:b/>
               </w:rPr>
               <w:t xml:space="preserve">2024-04</w:t>
             </w:r>
@@ -956,7 +1058,13 @@
               <w:jc w:val="left"/>
             </w:pPr>
             <w:r>
-              <w:t xml:space="preserve">“Improvnetics: Post-anthropocentric performance and improvisational modes for human-AI play.”</w:t>
+              <w:t xml:space="preserve">“</w:t>
+            </w:r>
+            <w:r>
+              <w:t xml:space="preserve">Improvnetics: Post-anthropocentric performance and improvisational modes for human-AI play.</w:t>
+            </w:r>
+            <w:r>
+              <w:t xml:space="preserve">”</w:t>
             </w:r>
             <w:r>
               <w:t xml:space="preserve"> </w:t>
@@ -977,8 +1085,8 @@
             </w:pPr>
             <w:r>
               <w:rPr>
-                <w:b/>
-                <w:bCs/>
+                <w:bCs/>
+                <w:b/>
               </w:rPr>
               <w:t xml:space="preserve">2024-04</w:t>
             </w:r>
@@ -1007,8 +1115,8 @@
             </w:pPr>
             <w:r>
               <w:rPr>
-                <w:b/>
-                <w:bCs/>
+                <w:bCs/>
+                <w:b/>
               </w:rPr>
               <w:t xml:space="preserve">2022-01</w:t>
             </w:r>
@@ -1028,7 +1136,13 @@
               <w:t xml:space="preserve"> </w:t>
             </w:r>
             <w:r>
-              <w:t xml:space="preserve">“What is the future of creativity and AI?”</w:t>
+              <w:t xml:space="preserve">“</w:t>
+            </w:r>
+            <w:r>
+              <w:t xml:space="preserve">What is the future of creativity and AI?</w:t>
+            </w:r>
+            <w:r>
+              <w:t xml:space="preserve">”</w:t>
             </w:r>
             <w:r>
               <w:t xml:space="preserve"> </w:t>
@@ -1040,8 +1154,8 @@
         </w:tc>
       </w:tr>
     </w:tbl>
-    <w:bookmarkEnd w:id="12"/>
-    <w:bookmarkStart w:id="13" w:name="forthcoming-contributions"/>
+    <w:bookmarkEnd w:id="23"/>
+    <w:bookmarkStart w:id="24" w:name="forthcoming-contributions"/>
     <w:p>
       <w:pPr>
         <w:pStyle w:val="Heading2"/>
@@ -1054,8 +1168,8 @@
       <w:tblPr>
         <w:tblStyle w:val="Table"/>
         <w:tblW w:type="pct" w:w="5000"/>
-        <w:tblLayout w:type="fixed"/>
         <w:tblLook w:firstRow="0" w:lastRow="0" w:firstColumn="0" w:lastColumn="0" w:noHBand="0" w:noVBand="0" w:val="0000"/>
+        <w:jc w:val="start"/>
       </w:tblPr>
       <w:tblGrid>
         <w:gridCol w:w="1941"/>
@@ -1071,8 +1185,8 @@
             </w:pPr>
             <w:r>
               <w:rPr>
-                <w:b/>
-                <w:bCs/>
+                <w:bCs/>
+                <w:b/>
               </w:rPr>
               <w:t xml:space="preserve">2026</w:t>
             </w:r>
@@ -1092,7 +1206,13 @@
               <w:t xml:space="preserve"> </w:t>
             </w:r>
             <w:r>
-              <w:t xml:space="preserve">“Cultivating Empathy through Robotic Performance.”</w:t>
+              <w:t xml:space="preserve">“</w:t>
+            </w:r>
+            <w:r>
+              <w:t xml:space="preserve">Cultivating Empathy through Robotic Performance.</w:t>
+            </w:r>
+            <w:r>
+              <w:t xml:space="preserve">”</w:t>
             </w:r>
             <w:r>
               <w:t xml:space="preserve"> </w:t>
@@ -1104,8 +1224,8 @@
         </w:tc>
       </w:tr>
     </w:tbl>
-    <w:bookmarkEnd w:id="13"/>
-    <w:bookmarkStart w:id="14" w:name="creative-outputs"/>
+    <w:bookmarkEnd w:id="24"/>
+    <w:bookmarkStart w:id="25" w:name="creative-outputs"/>
     <w:p>
       <w:pPr>
         <w:pStyle w:val="Heading2"/>
@@ -1118,8 +1238,8 @@
       <w:tblPr>
         <w:tblStyle w:val="Table"/>
         <w:tblW w:type="pct" w:w="5000"/>
-        <w:tblLayout w:type="fixed"/>
         <w:tblLook w:firstRow="0" w:lastRow="0" w:firstColumn="0" w:lastColumn="0" w:noHBand="0" w:noVBand="0" w:val="0000"/>
+        <w:jc w:val="start"/>
       </w:tblPr>
       <w:tblGrid>
         <w:gridCol w:w="1941"/>
@@ -1135,8 +1255,8 @@
             </w:pPr>
             <w:r>
               <w:rPr>
-                <w:b/>
-                <w:bCs/>
+                <w:bCs/>
+                <w:b/>
               </w:rPr>
               <w:t xml:space="preserve">2026-04 – 2026-05</w:t>
             </w:r>
@@ -1150,7 +1270,13 @@
               <w:jc w:val="left"/>
             </w:pPr>
             <w:r>
-              <w:t xml:space="preserve">“Before I Was This.”</w:t>
+              <w:t xml:space="preserve">“</w:t>
+            </w:r>
+            <w:r>
+              <w:t xml:space="preserve">Before I Was This.</w:t>
+            </w:r>
+            <w:r>
+              <w:t xml:space="preserve">”</w:t>
             </w:r>
             <w:r>
               <w:t xml:space="preserve"> </w:t>
@@ -1171,8 +1297,8 @@
             </w:pPr>
             <w:r>
               <w:rPr>
-                <w:b/>
-                <w:bCs/>
+                <w:bCs/>
+                <w:b/>
               </w:rPr>
               <w:t xml:space="preserve">2026-02</w:t>
             </w:r>
@@ -1201,8 +1327,8 @@
             </w:pPr>
             <w:r>
               <w:rPr>
-                <w:b/>
-                <w:bCs/>
+                <w:bCs/>
+                <w:b/>
               </w:rPr>
               <w:t xml:space="preserve">2025-11</w:t>
             </w:r>
@@ -1231,8 +1357,8 @@
             </w:pPr>
             <w:r>
               <w:rPr>
-                <w:b/>
-                <w:bCs/>
+                <w:bCs/>
+                <w:b/>
               </w:rPr>
               <w:t xml:space="preserve">2025-11</w:t>
             </w:r>
@@ -1261,8 +1387,8 @@
             </w:pPr>
             <w:r>
               <w:rPr>
-                <w:b/>
-                <w:bCs/>
+                <w:bCs/>
+                <w:b/>
               </w:rPr>
               <w:t xml:space="preserve">2025-04</w:t>
             </w:r>
@@ -1276,7 +1402,13 @@
               <w:jc w:val="left"/>
             </w:pPr>
             <w:r>
-              <w:t xml:space="preserve">“To my creators…”</w:t>
+              <w:t xml:space="preserve">“</w:t>
+            </w:r>
+            <w:r>
+              <w:t xml:space="preserve">To my creators…</w:t>
+            </w:r>
+            <w:r>
+              <w:t xml:space="preserve">”</w:t>
             </w:r>
             <w:r>
               <w:t xml:space="preserve"> </w:t>
@@ -1297,8 +1429,8 @@
             </w:pPr>
             <w:r>
               <w:rPr>
-                <w:b/>
-                <w:bCs/>
+                <w:bCs/>
+                <w:b/>
               </w:rPr>
               <w:t xml:space="preserve">2024-11</w:t>
             </w:r>
@@ -1327,8 +1459,8 @@
             </w:pPr>
             <w:r>
               <w:rPr>
-                <w:b/>
-                <w:bCs/>
+                <w:bCs/>
+                <w:b/>
               </w:rPr>
               <w:t xml:space="preserve">2024-06</w:t>
             </w:r>
@@ -1348,23 +1480,29 @@
               <w:t xml:space="preserve"> </w:t>
             </w:r>
             <w:r>
-              <w:t xml:space="preserve">“To my creators…”</w:t>
-            </w:r>
-          </w:p>
-        </w:tc>
-      </w:tr>
-      <w:tr>
-        <w:tc>
-          <w:tcPr/>
-          <w:p>
-            <w:pPr>
-              <w:pStyle w:val="Compact"/>
-              <w:jc w:val="left"/>
-            </w:pPr>
-            <w:r>
-              <w:rPr>
-                <w:b/>
-                <w:bCs/>
+              <w:t xml:space="preserve">“</w:t>
+            </w:r>
+            <w:r>
+              <w:t xml:space="preserve">To my creators…</w:t>
+            </w:r>
+            <w:r>
+              <w:t xml:space="preserve">”</w:t>
+            </w:r>
+          </w:p>
+        </w:tc>
+      </w:tr>
+      <w:tr>
+        <w:tc>
+          <w:tcPr/>
+          <w:p>
+            <w:pPr>
+              <w:pStyle w:val="Compact"/>
+              <w:jc w:val="left"/>
+            </w:pPr>
+            <w:r>
+              <w:rPr>
+                <w:bCs/>
+                <w:b/>
               </w:rPr>
               <w:t xml:space="preserve">2024-04</w:t>
             </w:r>
@@ -1393,8 +1531,8 @@
             </w:pPr>
             <w:r>
               <w:rPr>
-                <w:b/>
-                <w:bCs/>
+                <w:bCs/>
+                <w:b/>
               </w:rPr>
               <w:t xml:space="preserve">2024-01</w:t>
             </w:r>
@@ -1423,8 +1561,8 @@
             </w:pPr>
             <w:r>
               <w:rPr>
-                <w:b/>
-                <w:bCs/>
+                <w:bCs/>
+                <w:b/>
               </w:rPr>
               <w:t xml:space="preserve">2023-10</w:t>
             </w:r>
@@ -1438,7 +1576,13 @@
               <w:jc w:val="left"/>
             </w:pPr>
             <w:r>
-              <w:t xml:space="preserve">“rocketmanperson.”</w:t>
+              <w:t xml:space="preserve">“</w:t>
+            </w:r>
+            <w:r>
+              <w:t xml:space="preserve">rocketmanperson.</w:t>
+            </w:r>
+            <w:r>
+              <w:t xml:space="preserve">”</w:t>
             </w:r>
             <w:r>
               <w:t xml:space="preserve"> </w:t>
@@ -1459,8 +1603,8 @@
             </w:pPr>
             <w:r>
               <w:rPr>
-                <w:b/>
-                <w:bCs/>
+                <w:bCs/>
+                <w:b/>
               </w:rPr>
               <w:t xml:space="preserve">2023-04</w:t>
             </w:r>
@@ -1474,7 +1618,13 @@
               <w:jc w:val="left"/>
             </w:pPr>
             <w:r>
-              <w:t xml:space="preserve">“Who’s There?”</w:t>
+              <w:t xml:space="preserve">“</w:t>
+            </w:r>
+            <w:r>
+              <w:t xml:space="preserve">Who’s There?</w:t>
+            </w:r>
+            <w:r>
+              <w:t xml:space="preserve">”</w:t>
             </w:r>
             <w:r>
               <w:t xml:space="preserve"> </w:t>
@@ -1495,8 +1645,8 @@
             </w:pPr>
             <w:r>
               <w:rPr>
-                <w:b/>
-                <w:bCs/>
+                <w:bCs/>
+                <w:b/>
               </w:rPr>
               <w:t xml:space="preserve">2023</w:t>
             </w:r>
@@ -1516,9 +1666,9 @@
         </w:tc>
       </w:tr>
     </w:tbl>
-    <w:bookmarkEnd w:id="14"/>
-    <w:bookmarkEnd w:id="15"/>
-    <w:bookmarkStart w:id="16" w:name="other-research-contributions"/>
+    <w:bookmarkEnd w:id="25"/>
+    <w:bookmarkEnd w:id="26"/>
+    <w:bookmarkStart w:id="27" w:name="other-research-contributions"/>
     <w:p>
       <w:pPr>
         <w:pStyle w:val="Heading1"/>
@@ -1535,8 +1685,8 @@
         <w:t xml:space="preserve">In April 2026 I co-chaired the 3rd Annual Creative AI Symposium at Toronto Metropolitan University with Dr. Afsoon Soudi, reviewing all 33 submissions and building the program that put researchers, artists, students, and industry in one room to work through what AI is doing to creative practice. The symposium runs out of the Creative AI Hub at The Creative School, where I have sat on the steering committee since 2025. Much of my research now moves through roles like this; organizing, reviewing, and mentoring carry the work to audiences the academy does not reach on its own. I serve on the board of UKAI Projects (2024–present; Technical Advisory Board, 2023–24), an arts organization working at the intersection of culture and emerging technology, and mentored artists of the Setsubun Digital Media Residency at the Japanese Canadian Cultural Centre (December 2025 – February 2026). Peer review includes the EVA London Conference on Electronic Visualisation and the Arts (2023–present), the International Journal of Performance Arts and Digital Media (2024–present), the Canada Foundation for Innovation (2023), the USITT Research and Creative Endeavours Committee (2025–present), and the CATR scholarship and grant juries (2023–present), with judging for the Global Undergraduate Awards (2026). Public talks, including TechTO: AI (2024), take the same questions to industry rooms.(2025–present). I serve on the board of UKAI Projects (2024–present; Technical Advisory Board, 2023–24), an arts organization working at the intersection of culture and emerging technology, and mentored artists of the Setsubun Digital Media Residency at the Japanese Canadian Cultural Centre (December 2025 – February 2026). Peer review work includes the EVA London Conference on Electronic Visualisation and the Arts (2023–present), the International Journal of Performance Arts and Digital Media (2024–present), the Canada Foundation for Innovation (2023), the USITT Research and Creative Endeavours Committee (2025–present), the CATR scholarship and grant juries (2023–present), and judging for the Global Undergraduate Awards (2026). Public-facing talks, including TechTO: AI (2024), bring this research to industry and general audiences.</w:t>
       </w:r>
     </w:p>
-    <w:bookmarkEnd w:id="16"/>
-    <w:bookmarkStart w:id="17" w:name="Xb47c6e7a1e5962516994fd31899c546c08f148e"/>
+    <w:bookmarkEnd w:id="27"/>
+    <w:bookmarkStart w:id="28" w:name="Xb47c6e7a1e5962516994fd31899c546c08f148e"/>
     <w:p>
       <w:pPr>
         <w:pStyle w:val="Heading1"/>
@@ -1597,11 +1747,44 @@
         </w:numPr>
       </w:pPr>
       <w:r>
-        <w:t xml:space="preserve">Shipwreck / “To my creators…” (2024–2025). A month in Reykjavík with UKAI Projects and five Canadian artists at the SÍM residency produced a group exhibition and a solo work, “To my creators…”, later shown in Toronto. The residency’s real product was the network: the artist-researcher relationships that continue through UKAI’s board and the Creative AI Hub.</w:t>
+        <w:t xml:space="preserve">Shipwreck /</w:t>
+      </w:r>
+      <w:r>
+        <w:t xml:space="preserve"> </w:t>
+      </w:r>
+      <w:r>
+        <w:t xml:space="preserve">“</w:t>
+      </w:r>
+      <w:r>
+        <w:t xml:space="preserve">To my creators…</w:t>
+      </w:r>
+      <w:r>
+        <w:t xml:space="preserve">”</w:t>
+      </w:r>
+      <w:r>
+        <w:t xml:space="preserve"> </w:t>
+      </w:r>
+      <w:r>
+        <w:t xml:space="preserve">(2024–2025). A month in Reykjavík with UKAI Projects and five Canadian artists at the SÍM residency produced a group exhibition and a solo work,</w:t>
+      </w:r>
+      <w:r>
+        <w:t xml:space="preserve"> </w:t>
+      </w:r>
+      <w:r>
+        <w:t xml:space="preserve">“</w:t>
+      </w:r>
+      <w:r>
+        <w:t xml:space="preserve">To my creators…</w:t>
+      </w:r>
+      <w:r>
+        <w:t xml:space="preserve">”</w:t>
+      </w:r>
+      <w:r>
+        <w:t xml:space="preserve">, later shown in Toronto. The residency’s real product was the network: the artist-researcher relationships that continue through UKAI’s board and the Creative AI Hub.</w:t>
       </w:r>
     </w:p>
-    <w:bookmarkEnd w:id="17"/>
-    <w:bookmarkStart w:id="18" w:name="contributions-to-training"/>
+    <w:bookmarkEnd w:id="28"/>
+    <w:bookmarkStart w:id="29" w:name="contributions-to-training"/>
     <w:p>
       <w:pPr>
         <w:pStyle w:val="Heading1"/>
@@ -1615,7 +1798,79 @@
         <w:pStyle w:val="FirstParagraph"/>
       </w:pPr>
       <w:r>
-        <w:t xml:space="preserve">Master’s supervision (Toronto Metropolitan University, Master of Digital Media — nine completed overall): supervisor for Emilie Trimbee, “AR-based Theatrical Design Pre-Visualization using Unreal” (2021); Lindsay Christopher, “Casting and Technology: Revamping the Audition Process” (2021); Shelby Bushell, “Collider: Using Virtual Reality for Immersive Theatre and the Performing Arts” (2021); Riley Erin Cooper (2020); and Yerachmiel Paquette (2020). Second reader for Aya Elmeligy, “Bridging Chasms” (2022); reader for Kenyth Thomason, MFA in Technical Direction and Production, Yale School of Drama (2020).</w:t>
+        <w:t xml:space="preserve">Master’s supervision (Toronto Metropolitan University, Master of Digital Media — nine completed overall): supervisor for Emilie Trimbee,</w:t>
+      </w:r>
+      <w:r>
+        <w:t xml:space="preserve"> </w:t>
+      </w:r>
+      <w:r>
+        <w:t xml:space="preserve">“</w:t>
+      </w:r>
+      <w:r>
+        <w:t xml:space="preserve">AR-based Theatrical Design Pre-Visualization using Unreal</w:t>
+      </w:r>
+      <w:r>
+        <w:t xml:space="preserve">”</w:t>
+      </w:r>
+      <w:r>
+        <w:t xml:space="preserve"> </w:t>
+      </w:r>
+      <w:r>
+        <w:t xml:space="preserve">(2021); Lindsay Christopher,</w:t>
+      </w:r>
+      <w:r>
+        <w:t xml:space="preserve"> </w:t>
+      </w:r>
+      <w:r>
+        <w:t xml:space="preserve">“</w:t>
+      </w:r>
+      <w:r>
+        <w:t xml:space="preserve">Casting and Technology: Revamping the Audition Process</w:t>
+      </w:r>
+      <w:r>
+        <w:t xml:space="preserve">”</w:t>
+      </w:r>
+      <w:r>
+        <w:t xml:space="preserve"> </w:t>
+      </w:r>
+      <w:r>
+        <w:t xml:space="preserve">(2021); Shelby Bushell,</w:t>
+      </w:r>
+      <w:r>
+        <w:t xml:space="preserve"> </w:t>
+      </w:r>
+      <w:r>
+        <w:t xml:space="preserve">“</w:t>
+      </w:r>
+      <w:r>
+        <w:t xml:space="preserve">Collider: Using Virtual Reality for Immersive Theatre and the Performing Arts</w:t>
+      </w:r>
+      <w:r>
+        <w:t xml:space="preserve">”</w:t>
+      </w:r>
+      <w:r>
+        <w:t xml:space="preserve"> </w:t>
+      </w:r>
+      <w:r>
+        <w:t xml:space="preserve">(2021); Riley Erin Cooper (2020); and Yerachmiel Paquette (2020). Second reader for Aya Elmeligy,</w:t>
+      </w:r>
+      <w:r>
+        <w:t xml:space="preserve"> </w:t>
+      </w:r>
+      <w:r>
+        <w:t xml:space="preserve">“</w:t>
+      </w:r>
+      <w:r>
+        <w:t xml:space="preserve">Bridging Chasms</w:t>
+      </w:r>
+      <w:r>
+        <w:t xml:space="preserve">”</w:t>
+      </w:r>
+      <w:r>
+        <w:t xml:space="preserve"> </w:t>
+      </w:r>
+      <w:r>
+        <w:t xml:space="preserve">(2022); reader for Kenyth Thomason, MFA in Technical Direction and Production, Yale School of Drama (2020).</w:t>
       </w:r>
     </w:p>
     <w:p>
@@ -1626,8 +1881,8 @@
         <w:t xml:space="preserve">In November 2024, eight of my undergraduate students presented their own installation at AVARA in Oulu, Finland; their first international conference, built over a semester of research-creation. Toronto Metropolitan University offers no graduate degrees in my field, so this is what training looks like in my practice: undergraduates doing the real thing. My THT 582 class (2023) developed an off-site immersive installation with industry partners, integrating robotics, AI, and show systems. As coordinator of the Global Campus Studio course I connect TMU students with international collaborators.</w:t>
       </w:r>
     </w:p>
-    <w:bookmarkEnd w:id="18"/>
-    <w:bookmarkStart w:id="19" w:name="relevant-experience"/>
+    <w:bookmarkEnd w:id="29"/>
+    <w:bookmarkStart w:id="30" w:name="relevant-experience"/>
     <w:p>
       <w:pPr>
         <w:pStyle w:val="Heading1"/>
@@ -1660,7 +1915,7 @@
         <w:t xml:space="preserve">Before academia I spent two years at WorldStage’s research and development lab in San Francisco, planning and executing technology-driven events across the USA and Macau for clients including Wynn, NBC Studios, Intel, and Nokia Bell Labs. At the School of Performance, I have overseen production seasons of twelve shows per year; budgets, timelines, venues, and partners are familiar terrain. Across these roles I have built the skills this project asks for: project management to schedule and budget, interdisciplinary and academic-industry networking, knowledge mobilization through research-creation, and the habit of training students and emerging artists to move between academic and industry rooms.</w:t>
       </w:r>
     </w:p>
-    <w:bookmarkEnd w:id="19"/>
+    <w:bookmarkEnd w:id="30"/>
     <w:sectPr>
       <w:footnotePr>
         <w:numRestart w:val="eachSect"/>
@@ -1696,14 +1951,14 @@
 <file path=word/numbering.xml><?xml version="1.0" encoding="utf-8"?>
 <w:numbering xmlns:w="http://schemas.openxmlformats.org/wordprocessingml/2006/main">
   <w:abstractNum w:abstractNumId="990">
-    <w:nsid w:val="0000A990"/>
+    <w:nsid w:val="A990"/>
     <w:multiLevelType w:val="multilevel"/>
     <w:lvl w:ilvl="0">
       <w:numFmt w:val="bullet"/>
       <w:lvlText w:val=" "/>
       <w:lvlJc w:val="left"/>
       <w:pPr>
-        <w:ind w:left="720" w:hanging="360"/>
+        <w:ind w:left="720" w:hanging="480"/>
       </w:pPr>
     </w:lvl>
     <w:lvl w:ilvl="1">
@@ -1711,7 +1966,7 @@
       <w:lvlText w:val=" "/>
       <w:lvlJc w:val="left"/>
       <w:pPr>
-        <w:ind w:left="1440" w:hanging="360"/>
+        <w:ind w:left="1440" w:hanging="480"/>
       </w:pPr>
     </w:lvl>
     <w:lvl w:ilvl="2">
@@ -1719,7 +1974,7 @@
       <w:lvlText w:val=" "/>
       <w:lvlJc w:val="left"/>
       <w:pPr>
-        <w:ind w:left="2160" w:hanging="360"/>
+        <w:ind w:left="2160" w:hanging="480"/>
       </w:pPr>
     </w:lvl>
     <w:lvl w:ilvl="3">
@@ -1727,7 +1982,7 @@
       <w:lvlText w:val=" "/>
       <w:lvlJc w:val="left"/>
       <w:pPr>
-        <w:ind w:left="2880" w:hanging="360"/>
+        <w:ind w:left="2880" w:hanging="480"/>
       </w:pPr>
     </w:lvl>
     <w:lvl w:ilvl="4">
@@ -1735,7 +1990,7 @@
       <w:lvlText w:val=" "/>
       <w:lvlJc w:val="left"/>
       <w:pPr>
-        <w:ind w:left="3600" w:hanging="360"/>
+        <w:ind w:left="3600" w:hanging="480"/>
       </w:pPr>
     </w:lvl>
     <w:lvl w:ilvl="5">
@@ -1743,7 +1998,7 @@
       <w:lvlText w:val=" "/>
       <w:lvlJc w:val="left"/>
       <w:pPr>
-        <w:ind w:left="4320" w:hanging="360"/>
+        <w:ind w:left="4320" w:hanging="480"/>
       </w:pPr>
     </w:lvl>
     <w:lvl w:ilvl="6">
@@ -1751,7 +2006,7 @@
       <w:lvlText w:val=" "/>
       <w:lvlJc w:val="left"/>
       <w:pPr>
-        <w:ind w:left="5040" w:hanging="360"/>
+        <w:ind w:left="5040" w:hanging="480"/>
       </w:pPr>
     </w:lvl>
     <w:lvl w:ilvl="7">
@@ -1759,7 +2014,7 @@
       <w:lvlText w:val=" "/>
       <w:lvlJc w:val="left"/>
       <w:pPr>
-        <w:ind w:left="5760" w:hanging="360"/>
+        <w:ind w:left="5760" w:hanging="480"/>
       </w:pPr>
     </w:lvl>
     <w:lvl w:ilvl="8">
@@ -1767,12 +2022,12 @@
       <w:lvlText w:val=" "/>
       <w:lvlJc w:val="left"/>
       <w:pPr>
-        <w:ind w:left="6480" w:hanging="360"/>
+        <w:ind w:left="6480" w:hanging="480"/>
       </w:pPr>
     </w:lvl>
   </w:abstractNum>
   <w:abstractNum w:abstractNumId="99411">
-    <w:nsid w:val="00A99411"/>
+    <w:nsid w:val="A99411"/>
     <w:multiLevelType w:val="multilevel"/>
     <w:lvl w:ilvl="0">
       <w:start w:val="1"/>
@@ -1780,7 +2035,7 @@
       <w:lvlText w:val="%1."/>
       <w:lvlJc w:val="left"/>
       <w:pPr>
-        <w:ind w:left="720" w:hanging="360"/>
+        <w:ind w:left="720" w:hanging="480"/>
       </w:pPr>
     </w:lvl>
     <w:lvl w:ilvl="1">
@@ -1789,7 +2044,7 @@
       <w:lvlText w:val="%2."/>
       <w:lvlJc w:val="left"/>
       <w:pPr>
-        <w:ind w:left="1440" w:hanging="360"/>
+        <w:ind w:left="1440" w:hanging="480"/>
       </w:pPr>
     </w:lvl>
     <w:lvl w:ilvl="2">
@@ -1798,7 +2053,7 @@
       <w:lvlText w:val="%3."/>
       <w:lvlJc w:val="left"/>
       <w:pPr>
-        <w:ind w:left="2160" w:hanging="360"/>
+        <w:ind w:left="2160" w:hanging="480"/>
       </w:pPr>
     </w:lvl>
     <w:lvl w:ilvl="3">
@@ -1807,7 +2062,7 @@
       <w:lvlText w:val="%4."/>
       <w:lvlJc w:val="left"/>
       <w:pPr>
-        <w:ind w:left="2880" w:hanging="360"/>
+        <w:ind w:left="2880" w:hanging="480"/>
       </w:pPr>
     </w:lvl>
     <w:lvl w:ilvl="4">
@@ -1816,7 +2071,7 @@
       <w:lvlText w:val="%5."/>
       <w:lvlJc w:val="left"/>
       <w:pPr>
-        <w:ind w:left="3600" w:hanging="360"/>
+        <w:ind w:left="3600" w:hanging="480"/>
       </w:pPr>
     </w:lvl>
     <w:lvl w:ilvl="5">
@@ -1825,7 +2080,7 @@
       <w:lvlText w:val="%6."/>
       <w:lvlJc w:val="left"/>
       <w:pPr>
-        <w:ind w:left="4320" w:hanging="360"/>
+        <w:ind w:left="4320" w:hanging="480"/>
       </w:pPr>
     </w:lvl>
     <w:lvl w:ilvl="6">
@@ -1834,7 +2089,7 @@
       <w:lvlText w:val="%7."/>
       <w:lvlJc w:val="left"/>
       <w:pPr>
-        <w:ind w:left="5040" w:hanging="360"/>
+        <w:ind w:left="5040" w:hanging="480"/>
       </w:pPr>
     </w:lvl>
     <w:lvl w:ilvl="7">
@@ -1843,7 +2098,7 @@
       <w:lvlText w:val="%8."/>
       <w:lvlJc w:val="left"/>
       <w:pPr>
-        <w:ind w:left="5760" w:hanging="360"/>
+        <w:ind w:left="5760" w:hanging="480"/>
       </w:pPr>
     </w:lvl>
     <w:lvl w:ilvl="8">
@@ -1852,7 +2107,7 @@
       <w:lvlText w:val="%9."/>
       <w:lvlJc w:val="left"/>
       <w:pPr>
-        <w:ind w:left="6480" w:hanging="360"/>
+        <w:ind w:left="6480" w:hanging="480"/>
       </w:pPr>
     </w:lvl>
   </w:abstractNum>
@@ -2552,8 +2807,8 @@
     <w:name w:val="KeywordTok"/>
     <w:basedOn w:val="VerbatimChar"/>
     <w:rPr>
+      <w:color w:val="007020"/>
       <w:b/>
-      <w:color w:val="007020"/>
     </w:rPr>
   </w:style>
   <w:style w:type="character" w:customStyle="1" w:styleId="DataTypeTok">
@@ -2630,42 +2885,42 @@
     <w:name w:val="ImportTok"/>
     <w:basedOn w:val="VerbatimChar"/>
     <w:rPr>
+      <w:color w:val="008000"/>
       <w:b/>
-      <w:color w:val="008000"/>
     </w:rPr>
   </w:style>
   <w:style w:type="character" w:customStyle="1" w:styleId="CommentTok">
     <w:name w:val="CommentTok"/>
     <w:basedOn w:val="VerbatimChar"/>
     <w:rPr>
+      <w:color w:val="60a0b0"/>
       <w:i/>
-      <w:color w:val="60a0b0"/>
     </w:rPr>
   </w:style>
   <w:style w:type="character" w:customStyle="1" w:styleId="DocumentationTok">
     <w:name w:val="DocumentationTok"/>
     <w:basedOn w:val="VerbatimChar"/>
     <w:rPr>
+      <w:color w:val="ba2121"/>
       <w:i/>
-      <w:color w:val="ba2121"/>
     </w:rPr>
   </w:style>
   <w:style w:type="character" w:customStyle="1" w:styleId="AnnotationTok">
     <w:name w:val="AnnotationTok"/>
     <w:basedOn w:val="VerbatimChar"/>
     <w:rPr>
+      <w:color w:val="60a0b0"/>
       <w:b/>
       <w:i/>
-      <w:color w:val="60a0b0"/>
     </w:rPr>
   </w:style>
   <w:style w:type="character" w:customStyle="1" w:styleId="CommentVarTok">
     <w:name w:val="CommentVarTok"/>
     <w:basedOn w:val="VerbatimChar"/>
     <w:rPr>
+      <w:color w:val="60a0b0"/>
       <w:b/>
       <w:i/>
-      <w:color w:val="60a0b0"/>
     </w:rPr>
   </w:style>
   <w:style w:type="character" w:customStyle="1" w:styleId="OtherTok">
@@ -2693,8 +2948,8 @@
     <w:name w:val="ControlFlowTok"/>
     <w:basedOn w:val="VerbatimChar"/>
     <w:rPr>
+      <w:color w:val="007020"/>
       <w:b/>
-      <w:color w:val="007020"/>
     </w:rPr>
   </w:style>
   <w:style w:type="character" w:customStyle="1" w:styleId="OperatorTok">
@@ -2739,34 +2994,34 @@
     <w:name w:val="InformationTok"/>
     <w:basedOn w:val="VerbatimChar"/>
     <w:rPr>
+      <w:color w:val="60a0b0"/>
       <w:b/>
       <w:i/>
-      <w:color w:val="60a0b0"/>
     </w:rPr>
   </w:style>
   <w:style w:type="character" w:customStyle="1" w:styleId="WarningTok">
     <w:name w:val="WarningTok"/>
     <w:basedOn w:val="VerbatimChar"/>
     <w:rPr>
+      <w:color w:val="60a0b0"/>
       <w:b/>
       <w:i/>
-      <w:color w:val="60a0b0"/>
     </w:rPr>
   </w:style>
   <w:style w:type="character" w:customStyle="1" w:styleId="AlertTok">
     <w:name w:val="AlertTok"/>
     <w:basedOn w:val="VerbatimChar"/>
     <w:rPr>
+      <w:color w:val="ff0000"/>
       <w:b/>
-      <w:color w:val="ff0000"/>
     </w:rPr>
   </w:style>
   <w:style w:type="character" w:customStyle="1" w:styleId="ErrorTok">
     <w:name w:val="ErrorTok"/>
     <w:basedOn w:val="VerbatimChar"/>
     <w:rPr>
+      <w:color w:val="ff0000"/>
       <w:b/>
-      <w:color w:val="ff0000"/>
     </w:rPr>
   </w:style>
   <w:style w:type="character" w:customStyle="1" w:styleId="NormalTok">

--- a/output/Bergmann-SSHRC-Contributions.docx
+++ b/output/Bergmann-SSHRC-Contributions.docx
@@ -20,7 +20,7 @@
           <w:iCs/>
           <w:i/>
         </w:rPr>
-        <w:t xml:space="preserve">Six-year window: contributions since 2020-07-22. * = resulted from previous SSHRC support. Generated 2026-07-22; prose sections (significance, training narrative, relevant experience) live in prose/sshrc-prose.md and are appended below.</w:t>
+        <w:t xml:space="preserve">Six-year window: contributions since 2020-07-22. * = resulted from previous SSHRC support.</w:t>
       </w:r>
     </w:p>
     <w:bookmarkEnd w:id="20"/>

--- a/output/Bergmann-SSHRC-Contributions.docx
+++ b/output/Bergmann-SSHRC-Contributions.docx
@@ -78,7 +78,7 @@
               <w:jc w:val="left"/>
             </w:pPr>
             <w:r>
-              <w:t xml:space="preserve">* Bouchard, D., Cristiá, C., Bergmann, M., and Robert, D. (2022).</w:t>
+              <w:t xml:space="preserve">* Bouchard, D., Cristiá, C., Robert, D., and Bergmann, M. (2022).</w:t>
             </w:r>
             <w:r>
               <w:t xml:space="preserve"> </w:t>
@@ -96,7 +96,7 @@
               <w:t xml:space="preserve"> </w:t>
             </w:r>
             <w:r>
-              <w:t xml:space="preserve">Proceedings of EVA London 2022, Electronic Workshops in Computing, BCS Learning &amp; Development, London, UK, July 4–8, 2022. DOI: 10.14236/ewic/EVA2022.39.</w:t>
+              <w:t xml:space="preserve">Proceedings of EVA London 2022, Electronic Workshops in Computing, BCS Learning &amp; Development, London, UK, July 4–8, 2022, pp. 208–209. DOI: 10.14236/ewic/EVA2022.39.</w:t>
             </w:r>
           </w:p>
         </w:tc>
@@ -359,6 +359,54 @@
             </w:r>
             <w:r>
               <w:t xml:space="preserve">Panel on the Implications of AI for Performance Theorists, CATR Conference (online), June 2023.</w:t>
+            </w:r>
+          </w:p>
+        </w:tc>
+      </w:tr>
+      <w:tr>
+        <w:tc>
+          <w:tcPr/>
+          <w:p>
+            <w:pPr>
+              <w:pStyle w:val="Compact"/>
+              <w:jc w:val="left"/>
+            </w:pPr>
+            <w:r>
+              <w:rPr>
+                <w:bCs/>
+                <w:b/>
+              </w:rPr>
+              <w:t xml:space="preserve">2022-07</w:t>
+            </w:r>
+          </w:p>
+        </w:tc>
+        <w:tc>
+          <w:tcPr/>
+          <w:p>
+            <w:pPr>
+              <w:pStyle w:val="Compact"/>
+              <w:jc w:val="left"/>
+            </w:pPr>
+            <w:r>
+              <w:t xml:space="preserve">* Bergmann, M.</w:t>
+            </w:r>
+            <w:r>
+              <w:t xml:space="preserve"> </w:t>
+            </w:r>
+            <w:r>
+              <w:t xml:space="preserve">“</w:t>
+            </w:r>
+            <w:r>
+              <w:t xml:space="preserve">Augmented Symphony: An augmented reality application for immersive music listening.</w:t>
+            </w:r>
+            <w:r>
+              <w:t xml:space="preserve">”</w:t>
+            </w:r>
+            <w:r>
+              <w:t xml:space="preserve"> </w:t>
+            </w:r>
+            <w:r>
+              <w:t xml:space="preserve">Paper presented at EVA London 2022, London, UK, July 2022.</w:t>
             </w:r>
           </w:p>
         </w:tc>

--- a/output/Bergmann-SSHRC-Contributions.docx
+++ b/output/Bergmann-SSHRC-Contributions.docx
@@ -1730,7 +1730,7 @@
         <w:pStyle w:val="FirstParagraph"/>
       </w:pPr>
       <w:r>
-        <w:t xml:space="preserve">In April 2026 I co-chaired the 3rd Annual Creative AI Symposium at Toronto Metropolitan University with Dr. Afsoon Soudi, reviewing all 33 submissions and building the program that put researchers, artists, students, and industry in one room to work through what AI is doing to creative practice. The symposium runs out of the Creative AI Hub at The Creative School, where I have sat on the steering committee since 2025. Much of my research now moves through roles like this; organizing, reviewing, and mentoring carry the work to audiences the academy does not reach on its own. I serve on the board of UKAI Projects (2024–present; Technical Advisory Board, 2023–24), an arts organization working at the intersection of culture and emerging technology, and mentored artists of the Setsubun Digital Media Residency at the Japanese Canadian Cultural Centre (December 2025 – February 2026). Peer review includes the EVA London Conference on Electronic Visualisation and the Arts (2023–present), the International Journal of Performance Arts and Digital Media (2024–present), the Canada Foundation for Innovation (2023), the USITT Research and Creative Endeavours Committee (2025–present), and the CATR scholarship and grant juries (2023–present), with judging for the Global Undergraduate Awards (2026). Public talks, including TechTO: AI (2024), take the same questions to industry rooms.(2025–present). I serve on the board of UKAI Projects (2024–present; Technical Advisory Board, 2023–24), an arts organization working at the intersection of culture and emerging technology, and mentored artists of the Setsubun Digital Media Residency at the Japanese Canadian Cultural Centre (December 2025 – February 2026). Peer review work includes the EVA London Conference on Electronic Visualisation and the Arts (2023–present), the International Journal of Performance Arts and Digital Media (2024–present), the Canada Foundation for Innovation (2023), the USITT Research and Creative Endeavours Committee (2025–present), the CATR scholarship and grant juries (2023–present), and judging for the Global Undergraduate Awards (2026). Public-facing talks, including TechTO: AI (2024), bring this research to industry and general audiences.</w:t>
+        <w:t xml:space="preserve">In April 2026 I co-chaired the 3rd Annual Creative AI Symposium at Toronto Metropolitan University with Dr. Afsoon Soudi, reviewing all 33 submissions and building the program that put researchers, artists, students, and industry in one room to work through what AI is doing to creative practice. The symposium runs out of the Creative AI Hub at The Creative School, where I have sat on the steering committee since 2025. Much of my research now moves through roles like this; organizing, reviewing, and mentoring carry the work to audiences the academy does not reach on its own. I serve on the board of UKAI Projects (2025–present; Technical Advisory Board, 2023–24), an arts organization working at the intersection of culture and emerging technology, and mentored artists of the Setsubun Digital Media Residency at the Japanese Canadian Cultural Centre (December 2025 – February 2026). Peer review includes the EVA London Conference on Electronic Visualisation and the Arts (2023–present), the International Journal of Performance Arts and Digital Media (2024–present), the Canada Foundation for Innovation (2023), the USITT Research and Creative Endeavours Committee (2025–present), and the CATR scholarship and grant juries (2023–present), with judging for the Global Undergraduate Awards (2026). Public talks, including TechTO: AI (2024), take the same questions to industry rooms.</w:t>
       </w:r>
     </w:p>
     <w:bookmarkEnd w:id="27"/>
@@ -1751,7 +1751,10 @@
         </w:numPr>
       </w:pPr>
       <w:r>
-        <w:t xml:space="preserve">Improvnetics. In performance, a wrong note is material; my doctoral research asks why an AI hallucination should be treated any differently. Improvnetics develops post-anthropocentric, improvisational modes for human-AI co-creation, built through practice with the collective Almost Alchemy and presented at Hugarflug (2025), IICSI (2024), and CATR (2023). It is the framework underneath everything I currently make, including the activities proposed in this application.</w:t>
+        <w:t xml:space="preserve">Improvnetics. In performance, a wrong note is material; my doctoral research asks why an AI hallucination should be treated any differently. Improvnetics develops post-anthropocentric, improvisational modes for human-AI co-creation, built through practice with the collective Almost Alchemy and presented at Hugarflug (2025), IICSI (2024), and CATR (2023). It is the framework underneath everything I currently make.</w:t>
+      </w:r>
+      <w:r>
+        <w:t xml:space="preserve"> </w:t>
       </w:r>
     </w:p>
     <w:p>
@@ -1928,6 +1931,9 @@
       <w:r>
         <w:t xml:space="preserve">In November 2024, eight of my undergraduate students presented their own installation at AVARA in Oulu, Finland; their first international conference, built over a semester of research-creation. Toronto Metropolitan University offers no graduate degrees in my field, so this is what training looks like in my practice: undergraduates doing the real thing. My THT 582 class (2023) developed an off-site immersive installation with industry partners, integrating robotics, AI, and show systems. As coordinator of the Global Campus Studio course I connect TMU students with international collaborators.</w:t>
       </w:r>
+      <w:r>
+        <w:t xml:space="preserve"> </w:t>
+      </w:r>
     </w:p>
     <w:bookmarkEnd w:id="29"/>
     <w:bookmarkStart w:id="30" w:name="relevant-experience"/>
@@ -1944,7 +1950,10 @@
         <w:pStyle w:val="FirstParagraph"/>
       </w:pPr>
       <w:r>
-        <w:t xml:space="preserve">In spring 2026, 33 submissions arrived for the 3rd Annual Creative AI Symposium; Dr. Afsoon Soudi and I reviewed all of them, built the program, and co-chaired the event at Toronto Metropolitan University on April 2. The symposium grew out of the Creative AI Hub at The Creative School, where I have served on the steering committee since its formation in 2025, and where I first appeared as a panelist at the inaugural 2024 symposium. That experience maps directly onto the 4th Annual Creative AI Symposium proposed here.</w:t>
+        <w:t xml:space="preserve">In spring 2026, 33 submissions arrived for the 3rd Annual Creative AI Symposium; Dr. Afsoon Soudi and I reviewed all of them, built the program, and co-chaired the event at Toronto Metropolitan University on April 2. The symposium grew out of the Creative AI Hub at The Creative School, where I have served on the steering committee since its formation in 2025, and where I first appeared as a panelist at the inaugural 2024 symposium.</w:t>
+      </w:r>
+      <w:r>
+        <w:t xml:space="preserve"> </w:t>
       </w:r>
     </w:p>
     <w:p>
@@ -1960,7 +1969,7 @@
         <w:pStyle w:val="BodyText"/>
       </w:pPr>
       <w:r>
-        <w:t xml:space="preserve">Before academia I spent two years at WorldStage’s research and development lab in San Francisco, planning and executing technology-driven events across the USA and Macau for clients including Wynn, NBC Studios, Intel, and Nokia Bell Labs. At the School of Performance, I have overseen production seasons of twelve shows per year; budgets, timelines, venues, and partners are familiar terrain. Across these roles I have built the skills this project asks for: project management to schedule and budget, interdisciplinary and academic-industry networking, knowledge mobilization through research-creation, and the habit of training students and emerging artists to move between academic and industry rooms.</w:t>
+        <w:t xml:space="preserve">Before academia I spent two years at WorldStage’s research and development lab in San Francisco, planning and executing technology-driven events across the USA and Macau for clients including Wynn, NBC Studios, Intel, and Nokia Bell Labs. At the School of Performance, I have overseen production seasons of twelve shows per year; budgets, timelines, venues, and partners are familiar terrain. Across these roles I have built the skills this kind of work asks for: project management to schedule and budget, interdisciplinary and academic-industry networking, knowledge mobilization through research-creation, and the habit of training students and emerging artists to move between academic and industry rooms.</w:t>
       </w:r>
     </w:p>
     <w:bookmarkEnd w:id="30"/>

--- a/output/Bergmann-SSHRC-Contributions.docx
+++ b/output/Bergmann-SSHRC-Contributions.docx
@@ -20,7 +20,7 @@
           <w:iCs/>
           <w:i/>
         </w:rPr>
-        <w:t xml:space="preserve">Six-year window: contributions since 2020-07-22. * = resulted from previous SSHRC support.</w:t>
+        <w:t xml:space="preserve">Six-year window: contributions since 2020-08-19. * = resulted from previous SSHRC support.</w:t>
       </w:r>
     </w:p>
     <w:bookmarkEnd w:id="20"/>

--- a/output/Bergmann-SSHRC-Contributions.docx
+++ b/output/Bergmann-SSHRC-Contributions.docx
@@ -2,7 +2,7 @@
 <file path=word/document.xml><?xml version="1.0" encoding="utf-8"?>
 <w:document xmlns:w="http://schemas.openxmlformats.org/wordprocessingml/2006/main" xmlns:m="http://schemas.openxmlformats.org/officeDocument/2006/math" xmlns:r="http://schemas.openxmlformats.org/officeDocument/2006/relationships" xmlns:o="urn:schemas-microsoft-com:office:office" xmlns:v="urn:schemas-microsoft-com:vml" xmlns:w10="urn:schemas-microsoft-com:office:word" xmlns:a="http://schemas.openxmlformats.org/drawingml/2006/main" xmlns:pic="http://schemas.openxmlformats.org/drawingml/2006/picture" xmlns:wp="http://schemas.openxmlformats.org/drawingml/2006/wordprocessingDrawing">
   <w:body>
-    <w:bookmarkStart w:id="20" w:name="Xdd177c5a12bc3f5733da926e5cd0b5f921f8e83"/>
+    <w:bookmarkStart w:id="9" w:name="Xdd177c5a12bc3f5733da926e5cd0b5f921f8e83"/>
     <w:p>
       <w:pPr>
         <w:pStyle w:val="Heading1"/>
@@ -17,14 +17,14 @@
       </w:pPr>
       <w:r>
         <w:rPr>
+          <w:i/>
           <w:iCs/>
-          <w:i/>
         </w:rPr>
         <w:t xml:space="preserve">Six-year window: contributions since 2020-08-19. * = resulted from previous SSHRC support.</w:t>
       </w:r>
     </w:p>
-    <w:bookmarkEnd w:id="20"/>
-    <w:bookmarkStart w:id="26" w:name="X423cc25610260b8cf5d7325ebc485e16e656992"/>
+    <w:bookmarkEnd w:id="9"/>
+    <w:bookmarkStart w:id="15" w:name="X423cc25610260b8cf5d7325ebc485e16e656992"/>
     <w:p>
       <w:pPr>
         <w:pStyle w:val="Heading1"/>
@@ -33,7 +33,7 @@
         <w:t xml:space="preserve">1. Research Contributions Over the Last Six Years</w:t>
       </w:r>
     </w:p>
-    <w:bookmarkStart w:id="21" w:name="refereed-contributions"/>
+    <w:bookmarkStart w:id="10" w:name="refereed-contributions"/>
     <w:p>
       <w:pPr>
         <w:pStyle w:val="Heading2"/>
@@ -46,8 +46,8 @@
       <w:tblPr>
         <w:tblStyle w:val="Table"/>
         <w:tblW w:type="pct" w:w="5000"/>
+        <w:tblLayout w:type="fixed"/>
         <w:tblLook w:firstRow="0" w:lastRow="0" w:firstColumn="0" w:lastColumn="0" w:noHBand="0" w:noVBand="0" w:val="0000"/>
-        <w:jc w:val="start"/>
       </w:tblPr>
       <w:tblGrid>
         <w:gridCol w:w="1941"/>
@@ -63,8 +63,8 @@
             </w:pPr>
             <w:r>
               <w:rPr>
-                <w:bCs/>
-                <w:b/>
+                <w:b/>
+                <w:bCs/>
               </w:rPr>
               <w:t xml:space="preserve">2022-07</w:t>
             </w:r>
@@ -84,13 +84,7 @@
               <w:t xml:space="preserve"> </w:t>
             </w:r>
             <w:r>
-              <w:t xml:space="preserve">“</w:t>
-            </w:r>
-            <w:r>
-              <w:t xml:space="preserve">Augmented Symphony: An augmented reality application for immersive music listening.</w:t>
-            </w:r>
-            <w:r>
-              <w:t xml:space="preserve">”</w:t>
+              <w:t xml:space="preserve">“Augmented Symphony: An augmented reality application for immersive music listening.”</w:t>
             </w:r>
             <w:r>
               <w:t xml:space="preserve"> </w:t>
@@ -102,8 +96,8 @@
         </w:tc>
       </w:tr>
     </w:tbl>
-    <w:bookmarkEnd w:id="21"/>
-    <w:bookmarkStart w:id="22" w:name="other-refereed-contributions"/>
+    <w:bookmarkEnd w:id="10"/>
+    <w:bookmarkStart w:id="11" w:name="other-refereed-contributions"/>
     <w:p>
       <w:pPr>
         <w:pStyle w:val="Heading2"/>
@@ -116,8 +110,8 @@
       <w:tblPr>
         <w:tblStyle w:val="Table"/>
         <w:tblW w:type="pct" w:w="5000"/>
+        <w:tblLayout w:type="fixed"/>
         <w:tblLook w:firstRow="0" w:lastRow="0" w:firstColumn="0" w:lastColumn="0" w:noHBand="0" w:noVBand="0" w:val="0000"/>
-        <w:jc w:val="start"/>
       </w:tblPr>
       <w:tblGrid>
         <w:gridCol w:w="1941"/>
@@ -133,8 +127,8 @@
             </w:pPr>
             <w:r>
               <w:rPr>
-                <w:bCs/>
-                <w:b/>
+                <w:b/>
+                <w:bCs/>
               </w:rPr>
               <w:t xml:space="preserve">2025-09</w:t>
             </w:r>
@@ -154,13 +148,7 @@
               <w:t xml:space="preserve"> </w:t>
             </w:r>
             <w:r>
-              <w:t xml:space="preserve">“</w:t>
-            </w:r>
-            <w:r>
-              <w:t xml:space="preserve">Hallucinating Children: Improvisation After the Algorithmic Shipwreck.</w:t>
-            </w:r>
-            <w:r>
-              <w:t xml:space="preserve">”</w:t>
+              <w:t xml:space="preserve">“Hallucinating Children: Improvisation After the Algorithmic Shipwreck.”</w:t>
             </w:r>
             <w:r>
               <w:t xml:space="preserve"> </w:t>
@@ -181,8 +169,8 @@
             </w:pPr>
             <w:r>
               <w:rPr>
-                <w:bCs/>
-                <w:b/>
+                <w:b/>
+                <w:bCs/>
               </w:rPr>
               <w:t xml:space="preserve">2024-10</w:t>
             </w:r>
@@ -202,13 +190,7 @@
               <w:t xml:space="preserve"> </w:t>
             </w:r>
             <w:r>
-              <w:t xml:space="preserve">“</w:t>
-            </w:r>
-            <w:r>
-              <w:t xml:space="preserve">Beyond Tools: Reimaging Technology as Co-Participants in Performance Design.</w:t>
-            </w:r>
-            <w:r>
-              <w:t xml:space="preserve">”</w:t>
+              <w:t xml:space="preserve">“Beyond Tools: Reimaging Technology as Co-Participants in Performance Design.”</w:t>
             </w:r>
             <w:r>
               <w:t xml:space="preserve"> </w:t>
@@ -229,8 +211,8 @@
             </w:pPr>
             <w:r>
               <w:rPr>
-                <w:bCs/>
-                <w:b/>
+                <w:b/>
+                <w:bCs/>
               </w:rPr>
               <w:t xml:space="preserve">2024-03</w:t>
             </w:r>
@@ -250,13 +232,7 @@
               <w:t xml:space="preserve"> </w:t>
             </w:r>
             <w:r>
-              <w:t xml:space="preserve">“</w:t>
-            </w:r>
-            <w:r>
-              <w:t xml:space="preserve">Robotics, AI, and the Future of Theatre.</w:t>
-            </w:r>
-            <w:r>
-              <w:t xml:space="preserve">”</w:t>
+              <w:t xml:space="preserve">“Robotics, AI, and the Future of Theatre.”</w:t>
             </w:r>
             <w:r>
               <w:t xml:space="preserve"> </w:t>
@@ -277,8 +253,8 @@
             </w:pPr>
             <w:r>
               <w:rPr>
-                <w:bCs/>
-                <w:b/>
+                <w:b/>
+                <w:bCs/>
               </w:rPr>
               <w:t xml:space="preserve">2023-06</w:t>
             </w:r>
@@ -298,13 +274,7 @@
               <w:t xml:space="preserve"> </w:t>
             </w:r>
             <w:r>
-              <w:t xml:space="preserve">“</w:t>
-            </w:r>
-            <w:r>
-              <w:t xml:space="preserve">Envisioning theatre with non-human collaborators: A Paramanifesto.</w:t>
-            </w:r>
-            <w:r>
-              <w:t xml:space="preserve">”</w:t>
+              <w:t xml:space="preserve">“Envisioning theatre with non-human collaborators: A Paramanifesto.”</w:t>
             </w:r>
             <w:r>
               <w:t xml:space="preserve"> </w:t>
@@ -325,8 +295,8 @@
             </w:pPr>
             <w:r>
               <w:rPr>
-                <w:bCs/>
-                <w:b/>
+                <w:b/>
+                <w:bCs/>
               </w:rPr>
               <w:t xml:space="preserve">2023-06</w:t>
             </w:r>
@@ -346,13 +316,7 @@
               <w:t xml:space="preserve"> </w:t>
             </w:r>
             <w:r>
-              <w:t xml:space="preserve">“</w:t>
-            </w:r>
-            <w:r>
-              <w:t xml:space="preserve">AI Sentience.</w:t>
-            </w:r>
-            <w:r>
-              <w:t xml:space="preserve">”</w:t>
+              <w:t xml:space="preserve">“AI Sentience.”</w:t>
             </w:r>
             <w:r>
               <w:t xml:space="preserve"> </w:t>
@@ -373,8 +337,8 @@
             </w:pPr>
             <w:r>
               <w:rPr>
-                <w:bCs/>
-                <w:b/>
+                <w:b/>
+                <w:bCs/>
               </w:rPr>
               <w:t xml:space="preserve">2022-07</w:t>
             </w:r>
@@ -394,13 +358,7 @@
               <w:t xml:space="preserve"> </w:t>
             </w:r>
             <w:r>
-              <w:t xml:space="preserve">“</w:t>
-            </w:r>
-            <w:r>
-              <w:t xml:space="preserve">Augmented Symphony: An augmented reality application for immersive music listening.</w:t>
-            </w:r>
-            <w:r>
-              <w:t xml:space="preserve">”</w:t>
+              <w:t xml:space="preserve">“Augmented Symphony: An augmented reality application for immersive music listening.”</w:t>
             </w:r>
             <w:r>
               <w:t xml:space="preserve"> </w:t>
@@ -421,8 +379,8 @@
             </w:pPr>
             <w:r>
               <w:rPr>
-                <w:bCs/>
-                <w:b/>
+                <w:b/>
+                <w:bCs/>
               </w:rPr>
               <w:t xml:space="preserve">2022-05</w:t>
             </w:r>
@@ -442,13 +400,7 @@
               <w:t xml:space="preserve"> </w:t>
             </w:r>
             <w:r>
-              <w:t xml:space="preserve">“</w:t>
-            </w:r>
-            <w:r>
-              <w:t xml:space="preserve">Stepping Back In: Taking the best of virtual delivery to a new in-person experience.</w:t>
-            </w:r>
-            <w:r>
-              <w:t xml:space="preserve">”</w:t>
+              <w:t xml:space="preserve">“Stepping Back In: Taking the best of virtual delivery to a new in-person experience.”</w:t>
             </w:r>
             <w:r>
               <w:t xml:space="preserve"> </w:t>
@@ -469,8 +421,8 @@
             </w:pPr>
             <w:r>
               <w:rPr>
-                <w:bCs/>
-                <w:b/>
+                <w:b/>
+                <w:bCs/>
               </w:rPr>
               <w:t xml:space="preserve">2022-05</w:t>
             </w:r>
@@ -490,13 +442,7 @@
               <w:t xml:space="preserve"> </w:t>
             </w:r>
             <w:r>
-              <w:t xml:space="preserve">“</w:t>
-            </w:r>
-            <w:r>
-              <w:t xml:space="preserve">Student-driven curriculum development for creative practice.</w:t>
-            </w:r>
-            <w:r>
-              <w:t xml:space="preserve">”</w:t>
+              <w:t xml:space="preserve">“Student-driven curriculum development for creative practice.”</w:t>
             </w:r>
             <w:r>
               <w:t xml:space="preserve"> </w:t>
@@ -517,8 +463,8 @@
             </w:pPr>
             <w:r>
               <w:rPr>
-                <w:bCs/>
-                <w:b/>
+                <w:b/>
+                <w:bCs/>
               </w:rPr>
               <w:t xml:space="preserve">2021-10</w:t>
             </w:r>
@@ -538,13 +484,7 @@
               <w:t xml:space="preserve"> </w:t>
             </w:r>
             <w:r>
-              <w:t xml:space="preserve">“</w:t>
-            </w:r>
-            <w:r>
-              <w:t xml:space="preserve">Cultivating Empathy through Robotic Performance.</w:t>
-            </w:r>
-            <w:r>
-              <w:t xml:space="preserve">”</w:t>
+              <w:t xml:space="preserve">“Cultivating Empathy through Robotic Performance.”</w:t>
             </w:r>
             <w:r>
               <w:t xml:space="preserve"> </w:t>
@@ -565,8 +505,8 @@
             </w:pPr>
             <w:r>
               <w:rPr>
-                <w:bCs/>
-                <w:b/>
+                <w:b/>
+                <w:bCs/>
               </w:rPr>
               <w:t xml:space="preserve">2021-06</w:t>
             </w:r>
@@ -586,13 +526,7 @@
               <w:t xml:space="preserve"> </w:t>
             </w:r>
             <w:r>
-              <w:t xml:space="preserve">“</w:t>
-            </w:r>
-            <w:r>
-              <w:t xml:space="preserve">Unapologetically learning together: Adapting Production and Design curriculum to a virtual stage.</w:t>
-            </w:r>
-            <w:r>
-              <w:t xml:space="preserve">”</w:t>
+              <w:t xml:space="preserve">“Unapologetically learning together: Adapting Production and Design curriculum to a virtual stage.”</w:t>
             </w:r>
             <w:r>
               <w:t xml:space="preserve"> </w:t>
@@ -613,8 +547,8 @@
             </w:pPr>
             <w:r>
               <w:rPr>
-                <w:bCs/>
-                <w:b/>
+                <w:b/>
+                <w:bCs/>
               </w:rPr>
               <w:t xml:space="preserve">2021-05</w:t>
             </w:r>
@@ -634,13 +568,7 @@
               <w:t xml:space="preserve"> </w:t>
             </w:r>
             <w:r>
-              <w:t xml:space="preserve">“</w:t>
-            </w:r>
-            <w:r>
-              <w:t xml:space="preserve">Pandemic Performance: Adapting Production and Design curriculum to a virtual stage.</w:t>
-            </w:r>
-            <w:r>
-              <w:t xml:space="preserve">”</w:t>
+              <w:t xml:space="preserve">“Pandemic Performance: Adapting Production and Design curriculum to a virtual stage.”</w:t>
             </w:r>
             <w:r>
               <w:t xml:space="preserve"> </w:t>
@@ -661,8 +589,8 @@
             </w:pPr>
             <w:r>
               <w:rPr>
-                <w:bCs/>
-                <w:b/>
+                <w:b/>
+                <w:bCs/>
               </w:rPr>
               <w:t xml:space="preserve">2024-01</w:t>
             </w:r>
@@ -682,13 +610,7 @@
               <w:t xml:space="preserve"> </w:t>
             </w:r>
             <w:r>
-              <w:t xml:space="preserve">“</w:t>
-            </w:r>
-            <w:r>
-              <w:t xml:space="preserve">Almost Alchemy.</w:t>
-            </w:r>
-            <w:r>
-              <w:t xml:space="preserve">”</w:t>
+              <w:t xml:space="preserve">“Almost Alchemy.”</w:t>
             </w:r>
             <w:r>
               <w:t xml:space="preserve"> </w:t>
@@ -709,8 +631,8 @@
             </w:pPr>
             <w:r>
               <w:rPr>
-                <w:bCs/>
-                <w:b/>
+                <w:b/>
+                <w:bCs/>
               </w:rPr>
               <w:t xml:space="preserve">2020-11</w:t>
             </w:r>
@@ -730,13 +652,7 @@
               <w:t xml:space="preserve"> </w:t>
             </w:r>
             <w:r>
-              <w:t xml:space="preserve">“</w:t>
-            </w:r>
-            <w:r>
-              <w:t xml:space="preserve">l’automate: Robotic Controlled Apparatuses for Circus Performance.</w:t>
-            </w:r>
-            <w:r>
-              <w:t xml:space="preserve">”</w:t>
+              <w:t xml:space="preserve">“l’automate: Robotic Controlled Apparatuses for Circus Performance.”</w:t>
             </w:r>
             <w:r>
               <w:t xml:space="preserve"> </w:t>
@@ -748,8 +664,8 @@
         </w:tc>
       </w:tr>
     </w:tbl>
-    <w:bookmarkEnd w:id="22"/>
-    <w:bookmarkStart w:id="23" w:name="non-refereed-contributions"/>
+    <w:bookmarkEnd w:id="11"/>
+    <w:bookmarkStart w:id="12" w:name="non-refereed-contributions"/>
     <w:p>
       <w:pPr>
         <w:pStyle w:val="Heading2"/>
@@ -762,8 +678,8 @@
       <w:tblPr>
         <w:tblStyle w:val="Table"/>
         <w:tblW w:type="pct" w:w="5000"/>
+        <w:tblLayout w:type="fixed"/>
         <w:tblLook w:firstRow="0" w:lastRow="0" w:firstColumn="0" w:lastColumn="0" w:noHBand="0" w:noVBand="0" w:val="0000"/>
-        <w:jc w:val="start"/>
       </w:tblPr>
       <w:tblGrid>
         <w:gridCol w:w="1941"/>
@@ -779,8 +695,8 @@
             </w:pPr>
             <w:r>
               <w:rPr>
-                <w:bCs/>
-                <w:b/>
+                <w:b/>
+                <w:bCs/>
               </w:rPr>
               <w:t xml:space="preserve">2022-05</w:t>
             </w:r>
@@ -809,8 +725,8 @@
             </w:pPr>
             <w:r>
               <w:rPr>
-                <w:bCs/>
-                <w:b/>
+                <w:b/>
+                <w:bCs/>
               </w:rPr>
               <w:t xml:space="preserve">2021</w:t>
             </w:r>
@@ -830,13 +746,7 @@
               <w:t xml:space="preserve"> </w:t>
             </w:r>
             <w:r>
-              <w:t xml:space="preserve">“</w:t>
-            </w:r>
-            <w:r>
-              <w:t xml:space="preserve">Uncanny Text.</w:t>
-            </w:r>
-            <w:r>
-              <w:t xml:space="preserve">”</w:t>
+              <w:t xml:space="preserve">“Uncanny Text.”</w:t>
             </w:r>
             <w:r>
               <w:t xml:space="preserve"> </w:t>
@@ -857,8 +767,8 @@
             </w:pPr>
             <w:r>
               <w:rPr>
-                <w:bCs/>
-                <w:b/>
+                <w:b/>
+                <w:bCs/>
               </w:rPr>
               <w:t xml:space="preserve">2025-02</w:t>
             </w:r>
@@ -887,8 +797,8 @@
             </w:pPr>
             <w:r>
               <w:rPr>
-                <w:bCs/>
-                <w:b/>
+                <w:b/>
+                <w:bCs/>
               </w:rPr>
               <w:t xml:space="preserve">2024-12</w:t>
             </w:r>
@@ -908,13 +818,7 @@
               <w:t xml:space="preserve"> </w:t>
             </w:r>
             <w:r>
-              <w:t xml:space="preserve">“</w:t>
-            </w:r>
-            <w:r>
-              <w:t xml:space="preserve">Beyond the Screen: Exploring AI Personhood and Their Representation in Media.</w:t>
-            </w:r>
-            <w:r>
-              <w:t xml:space="preserve">”</w:t>
+              <w:t xml:space="preserve">“Beyond the Screen: Exploring AI Personhood and Their Representation in Media.”</w:t>
             </w:r>
             <w:r>
               <w:t xml:space="preserve"> </w:t>
@@ -935,8 +839,8 @@
             </w:pPr>
             <w:r>
               <w:rPr>
-                <w:bCs/>
-                <w:b/>
+                <w:b/>
+                <w:bCs/>
               </w:rPr>
               <w:t xml:space="preserve">2024-11</w:t>
             </w:r>
@@ -956,13 +860,7 @@
               <w:t xml:space="preserve"> </w:t>
             </w:r>
             <w:r>
-              <w:t xml:space="preserve">“</w:t>
-            </w:r>
-            <w:r>
-              <w:t xml:space="preserve">Wellness for who? An examination of wellness through a research-creation student project.</w:t>
-            </w:r>
-            <w:r>
-              <w:t xml:space="preserve">”</w:t>
+              <w:t xml:space="preserve">“Wellness for who? An examination of wellness through a research-creation student project.”</w:t>
             </w:r>
             <w:r>
               <w:t xml:space="preserve"> </w:t>
@@ -983,8 +881,8 @@
             </w:pPr>
             <w:r>
               <w:rPr>
-                <w:bCs/>
-                <w:b/>
+                <w:b/>
+                <w:bCs/>
               </w:rPr>
               <w:t xml:space="preserve">2024-11</w:t>
             </w:r>
@@ -1013,8 +911,8 @@
             </w:pPr>
             <w:r>
               <w:rPr>
-                <w:bCs/>
-                <w:b/>
+                <w:b/>
+                <w:bCs/>
               </w:rPr>
               <w:t xml:space="preserve">2024-10</w:t>
             </w:r>
@@ -1034,13 +932,7 @@
               <w:t xml:space="preserve"> </w:t>
             </w:r>
             <w:r>
-              <w:t xml:space="preserve">“</w:t>
-            </w:r>
-            <w:r>
-              <w:t xml:space="preserve">Personhood // AI.</w:t>
-            </w:r>
-            <w:r>
-              <w:t xml:space="preserve">”</w:t>
+              <w:t xml:space="preserve">“Personhood // AI.”</w:t>
             </w:r>
             <w:r>
               <w:t xml:space="preserve"> </w:t>
@@ -1061,8 +953,8 @@
             </w:pPr>
             <w:r>
               <w:rPr>
-                <w:bCs/>
-                <w:b/>
+                <w:b/>
+                <w:bCs/>
               </w:rPr>
               <w:t xml:space="preserve">2024-07</w:t>
             </w:r>
@@ -1091,8 +983,8 @@
             </w:pPr>
             <w:r>
               <w:rPr>
-                <w:bCs/>
-                <w:b/>
+                <w:b/>
+                <w:bCs/>
               </w:rPr>
               <w:t xml:space="preserve">2024-04</w:t>
             </w:r>
@@ -1106,13 +998,7 @@
               <w:jc w:val="left"/>
             </w:pPr>
             <w:r>
-              <w:t xml:space="preserve">“</w:t>
-            </w:r>
-            <w:r>
-              <w:t xml:space="preserve">Improvnetics: Post-anthropocentric performance and improvisational modes for human-AI play.</w:t>
-            </w:r>
-            <w:r>
-              <w:t xml:space="preserve">”</w:t>
+              <w:t xml:space="preserve">“Improvnetics: Post-anthropocentric performance and improvisational modes for human-AI play.”</w:t>
             </w:r>
             <w:r>
               <w:t xml:space="preserve"> </w:t>
@@ -1133,8 +1019,8 @@
             </w:pPr>
             <w:r>
               <w:rPr>
-                <w:bCs/>
-                <w:b/>
+                <w:b/>
+                <w:bCs/>
               </w:rPr>
               <w:t xml:space="preserve">2024-04</w:t>
             </w:r>
@@ -1163,8 +1049,8 @@
             </w:pPr>
             <w:r>
               <w:rPr>
-                <w:bCs/>
-                <w:b/>
+                <w:b/>
+                <w:bCs/>
               </w:rPr>
               <w:t xml:space="preserve">2022-01</w:t>
             </w:r>
@@ -1184,13 +1070,7 @@
               <w:t xml:space="preserve"> </w:t>
             </w:r>
             <w:r>
-              <w:t xml:space="preserve">“</w:t>
-            </w:r>
-            <w:r>
-              <w:t xml:space="preserve">What is the future of creativity and AI?</w:t>
-            </w:r>
-            <w:r>
-              <w:t xml:space="preserve">”</w:t>
+              <w:t xml:space="preserve">“What is the future of creativity and AI?”</w:t>
             </w:r>
             <w:r>
               <w:t xml:space="preserve"> </w:t>
@@ -1202,8 +1082,8 @@
         </w:tc>
       </w:tr>
     </w:tbl>
-    <w:bookmarkEnd w:id="23"/>
-    <w:bookmarkStart w:id="24" w:name="forthcoming-contributions"/>
+    <w:bookmarkEnd w:id="12"/>
+    <w:bookmarkStart w:id="13" w:name="forthcoming-contributions"/>
     <w:p>
       <w:pPr>
         <w:pStyle w:val="Heading2"/>
@@ -1216,8 +1096,8 @@
       <w:tblPr>
         <w:tblStyle w:val="Table"/>
         <w:tblW w:type="pct" w:w="5000"/>
+        <w:tblLayout w:type="fixed"/>
         <w:tblLook w:firstRow="0" w:lastRow="0" w:firstColumn="0" w:lastColumn="0" w:noHBand="0" w:noVBand="0" w:val="0000"/>
-        <w:jc w:val="start"/>
       </w:tblPr>
       <w:tblGrid>
         <w:gridCol w:w="1941"/>
@@ -1233,8 +1113,8 @@
             </w:pPr>
             <w:r>
               <w:rPr>
-                <w:bCs/>
-                <w:b/>
+                <w:b/>
+                <w:bCs/>
               </w:rPr>
               <w:t xml:space="preserve">2026</w:t>
             </w:r>
@@ -1254,13 +1134,7 @@
               <w:t xml:space="preserve"> </w:t>
             </w:r>
             <w:r>
-              <w:t xml:space="preserve">“</w:t>
-            </w:r>
-            <w:r>
-              <w:t xml:space="preserve">Cultivating Empathy through Robotic Performance.</w:t>
-            </w:r>
-            <w:r>
-              <w:t xml:space="preserve">”</w:t>
+              <w:t xml:space="preserve">“Cultivating Empathy through Robotic Performance.”</w:t>
             </w:r>
             <w:r>
               <w:t xml:space="preserve"> </w:t>
@@ -1272,8 +1146,8 @@
         </w:tc>
       </w:tr>
     </w:tbl>
-    <w:bookmarkEnd w:id="24"/>
-    <w:bookmarkStart w:id="25" w:name="creative-outputs"/>
+    <w:bookmarkEnd w:id="13"/>
+    <w:bookmarkStart w:id="14" w:name="creative-outputs"/>
     <w:p>
       <w:pPr>
         <w:pStyle w:val="Heading2"/>
@@ -1286,8 +1160,8 @@
       <w:tblPr>
         <w:tblStyle w:val="Table"/>
         <w:tblW w:type="pct" w:w="5000"/>
+        <w:tblLayout w:type="fixed"/>
         <w:tblLook w:firstRow="0" w:lastRow="0" w:firstColumn="0" w:lastColumn="0" w:noHBand="0" w:noVBand="0" w:val="0000"/>
-        <w:jc w:val="start"/>
       </w:tblPr>
       <w:tblGrid>
         <w:gridCol w:w="1941"/>
@@ -1303,8 +1177,8 @@
             </w:pPr>
             <w:r>
               <w:rPr>
-                <w:bCs/>
-                <w:b/>
+                <w:b/>
+                <w:bCs/>
               </w:rPr>
               <w:t xml:space="preserve">2026-04 – 2026-05</w:t>
             </w:r>
@@ -1318,13 +1192,7 @@
               <w:jc w:val="left"/>
             </w:pPr>
             <w:r>
-              <w:t xml:space="preserve">“</w:t>
-            </w:r>
-            <w:r>
-              <w:t xml:space="preserve">Before I Was This.</w:t>
-            </w:r>
-            <w:r>
-              <w:t xml:space="preserve">”</w:t>
+              <w:t xml:space="preserve">“Before I Was This.”</w:t>
             </w:r>
             <w:r>
               <w:t xml:space="preserve"> </w:t>
@@ -1345,8 +1213,8 @@
             </w:pPr>
             <w:r>
               <w:rPr>
-                <w:bCs/>
-                <w:b/>
+                <w:b/>
+                <w:bCs/>
               </w:rPr>
               <w:t xml:space="preserve">2026-02</w:t>
             </w:r>
@@ -1375,8 +1243,8 @@
             </w:pPr>
             <w:r>
               <w:rPr>
-                <w:bCs/>
-                <w:b/>
+                <w:b/>
+                <w:bCs/>
               </w:rPr>
               <w:t xml:space="preserve">2025-11</w:t>
             </w:r>
@@ -1405,8 +1273,8 @@
             </w:pPr>
             <w:r>
               <w:rPr>
-                <w:bCs/>
-                <w:b/>
+                <w:b/>
+                <w:bCs/>
               </w:rPr>
               <w:t xml:space="preserve">2025-11</w:t>
             </w:r>
@@ -1435,8 +1303,8 @@
             </w:pPr>
             <w:r>
               <w:rPr>
-                <w:bCs/>
-                <w:b/>
+                <w:b/>
+                <w:bCs/>
               </w:rPr>
               <w:t xml:space="preserve">2025-04</w:t>
             </w:r>
@@ -1450,13 +1318,7 @@
               <w:jc w:val="left"/>
             </w:pPr>
             <w:r>
-              <w:t xml:space="preserve">“</w:t>
-            </w:r>
-            <w:r>
-              <w:t xml:space="preserve">To my creators…</w:t>
-            </w:r>
-            <w:r>
-              <w:t xml:space="preserve">”</w:t>
+              <w:t xml:space="preserve">“To my creators…”</w:t>
             </w:r>
             <w:r>
               <w:t xml:space="preserve"> </w:t>
@@ -1477,8 +1339,8 @@
             </w:pPr>
             <w:r>
               <w:rPr>
-                <w:bCs/>
-                <w:b/>
+                <w:b/>
+                <w:bCs/>
               </w:rPr>
               <w:t xml:space="preserve">2024-11</w:t>
             </w:r>
@@ -1507,8 +1369,8 @@
             </w:pPr>
             <w:r>
               <w:rPr>
-                <w:bCs/>
-                <w:b/>
+                <w:b/>
+                <w:bCs/>
               </w:rPr>
               <w:t xml:space="preserve">2024-06</w:t>
             </w:r>
@@ -1528,29 +1390,23 @@
               <w:t xml:space="preserve"> </w:t>
             </w:r>
             <w:r>
-              <w:t xml:space="preserve">“</w:t>
-            </w:r>
-            <w:r>
-              <w:t xml:space="preserve">To my creators…</w:t>
-            </w:r>
-            <w:r>
-              <w:t xml:space="preserve">”</w:t>
-            </w:r>
-          </w:p>
-        </w:tc>
-      </w:tr>
-      <w:tr>
-        <w:tc>
-          <w:tcPr/>
-          <w:p>
-            <w:pPr>
-              <w:pStyle w:val="Compact"/>
-              <w:jc w:val="left"/>
-            </w:pPr>
-            <w:r>
-              <w:rPr>
-                <w:bCs/>
-                <w:b/>
+              <w:t xml:space="preserve">“To my creators…”</w:t>
+            </w:r>
+          </w:p>
+        </w:tc>
+      </w:tr>
+      <w:tr>
+        <w:tc>
+          <w:tcPr/>
+          <w:p>
+            <w:pPr>
+              <w:pStyle w:val="Compact"/>
+              <w:jc w:val="left"/>
+            </w:pPr>
+            <w:r>
+              <w:rPr>
+                <w:b/>
+                <w:bCs/>
               </w:rPr>
               <w:t xml:space="preserve">2024-04</w:t>
             </w:r>
@@ -1579,8 +1435,8 @@
             </w:pPr>
             <w:r>
               <w:rPr>
-                <w:bCs/>
-                <w:b/>
+                <w:b/>
+                <w:bCs/>
               </w:rPr>
               <w:t xml:space="preserve">2024-01</w:t>
             </w:r>
@@ -1609,8 +1465,8 @@
             </w:pPr>
             <w:r>
               <w:rPr>
-                <w:bCs/>
-                <w:b/>
+                <w:b/>
+                <w:bCs/>
               </w:rPr>
               <w:t xml:space="preserve">2023-10</w:t>
             </w:r>
@@ -1624,13 +1480,7 @@
               <w:jc w:val="left"/>
             </w:pPr>
             <w:r>
-              <w:t xml:space="preserve">“</w:t>
-            </w:r>
-            <w:r>
-              <w:t xml:space="preserve">rocketmanperson.</w:t>
-            </w:r>
-            <w:r>
-              <w:t xml:space="preserve">”</w:t>
+              <w:t xml:space="preserve">“rocketmanperson.”</w:t>
             </w:r>
             <w:r>
               <w:t xml:space="preserve"> </w:t>
@@ -1651,8 +1501,8 @@
             </w:pPr>
             <w:r>
               <w:rPr>
-                <w:bCs/>
-                <w:b/>
+                <w:b/>
+                <w:bCs/>
               </w:rPr>
               <w:t xml:space="preserve">2023-04</w:t>
             </w:r>
@@ -1666,13 +1516,7 @@
               <w:jc w:val="left"/>
             </w:pPr>
             <w:r>
-              <w:t xml:space="preserve">“</w:t>
-            </w:r>
-            <w:r>
-              <w:t xml:space="preserve">Who’s There?</w:t>
-            </w:r>
-            <w:r>
-              <w:t xml:space="preserve">”</w:t>
+              <w:t xml:space="preserve">“Who’s There?”</w:t>
             </w:r>
             <w:r>
               <w:t xml:space="preserve"> </w:t>
@@ -1693,8 +1537,8 @@
             </w:pPr>
             <w:r>
               <w:rPr>
-                <w:bCs/>
-                <w:b/>
+                <w:b/>
+                <w:bCs/>
               </w:rPr>
               <w:t xml:space="preserve">2023</w:t>
             </w:r>
@@ -1714,9 +1558,9 @@
         </w:tc>
       </w:tr>
     </w:tbl>
-    <w:bookmarkEnd w:id="25"/>
-    <w:bookmarkEnd w:id="26"/>
-    <w:bookmarkStart w:id="27" w:name="other-research-contributions"/>
+    <w:bookmarkEnd w:id="14"/>
+    <w:bookmarkEnd w:id="15"/>
+    <w:bookmarkStart w:id="16" w:name="other-research-contributions"/>
     <w:p>
       <w:pPr>
         <w:pStyle w:val="Heading1"/>
@@ -1733,8 +1577,8 @@
         <w:t xml:space="preserve">In April 2026 I co-chaired the 3rd Annual Creative AI Symposium at Toronto Metropolitan University with Dr. Afsoon Soudi, reviewing all 33 submissions and building the program that put researchers, artists, students, and industry in one room to work through what AI is doing to creative practice. The symposium runs out of the Creative AI Hub at The Creative School, where I have sat on the steering committee since 2025. Much of my research now moves through roles like this; organizing, reviewing, and mentoring carry the work to audiences the academy does not reach on its own. I serve on the board of UKAI Projects (2025–present; Technical Advisory Board, 2023–24), an arts organization working at the intersection of culture and emerging technology, and mentored artists of the Setsubun Digital Media Residency at the Japanese Canadian Cultural Centre (December 2025 – February 2026). Peer review includes the EVA London Conference on Electronic Visualisation and the Arts (2023–present), the International Journal of Performance Arts and Digital Media (2024–present), the Canada Foundation for Innovation (2023), the USITT Research and Creative Endeavours Committee (2025–present), and the CATR scholarship and grant juries (2023–present), with judging for the Global Undergraduate Awards (2026). Public talks, including TechTO: AI (2024), take the same questions to industry rooms.</w:t>
       </w:r>
     </w:p>
-    <w:bookmarkEnd w:id="27"/>
-    <w:bookmarkStart w:id="28" w:name="Xb47c6e7a1e5962516994fd31899c546c08f148e"/>
+    <w:bookmarkEnd w:id="16"/>
+    <w:bookmarkStart w:id="17" w:name="Xb47c6e7a1e5962516994fd31899c546c08f148e"/>
     <w:p>
       <w:pPr>
         <w:pStyle w:val="Heading1"/>
@@ -1804,13 +1648,7 @@
         <w:t xml:space="preserve"> </w:t>
       </w:r>
       <w:r>
-        <w:t xml:space="preserve">“</w:t>
-      </w:r>
-      <w:r>
-        <w:t xml:space="preserve">To my creators…</w:t>
-      </w:r>
-      <w:r>
-        <w:t xml:space="preserve">”</w:t>
+        <w:t xml:space="preserve">“To my creators…”</w:t>
       </w:r>
       <w:r>
         <w:t xml:space="preserve"> </w:t>
@@ -1822,20 +1660,14 @@
         <w:t xml:space="preserve"> </w:t>
       </w:r>
       <w:r>
-        <w:t xml:space="preserve">“</w:t>
-      </w:r>
-      <w:r>
-        <w:t xml:space="preserve">To my creators…</w:t>
-      </w:r>
-      <w:r>
-        <w:t xml:space="preserve">”</w:t>
+        <w:t xml:space="preserve">“To my creators…”</w:t>
       </w:r>
       <w:r>
         <w:t xml:space="preserve">, later shown in Toronto. The residency’s real product was the network: the artist-researcher relationships that continue through UKAI’s board and the Creative AI Hub.</w:t>
       </w:r>
     </w:p>
-    <w:bookmarkEnd w:id="28"/>
-    <w:bookmarkStart w:id="29" w:name="contributions-to-training"/>
+    <w:bookmarkEnd w:id="17"/>
+    <w:bookmarkStart w:id="18" w:name="contributions-to-training"/>
     <w:p>
       <w:pPr>
         <w:pStyle w:val="Heading1"/>
@@ -1855,13 +1687,7 @@
         <w:t xml:space="preserve"> </w:t>
       </w:r>
       <w:r>
-        <w:t xml:space="preserve">“</w:t>
-      </w:r>
-      <w:r>
-        <w:t xml:space="preserve">AR-based Theatrical Design Pre-Visualization using Unreal</w:t>
-      </w:r>
-      <w:r>
-        <w:t xml:space="preserve">”</w:t>
+        <w:t xml:space="preserve">“AR-based Theatrical Design Pre-Visualization using Unreal”</w:t>
       </w:r>
       <w:r>
         <w:t xml:space="preserve"> </w:t>
@@ -1873,13 +1699,7 @@
         <w:t xml:space="preserve"> </w:t>
       </w:r>
       <w:r>
-        <w:t xml:space="preserve">“</w:t>
-      </w:r>
-      <w:r>
-        <w:t xml:space="preserve">Casting and Technology: Revamping the Audition Process</w:t>
-      </w:r>
-      <w:r>
-        <w:t xml:space="preserve">”</w:t>
+        <w:t xml:space="preserve">“Casting and Technology: Revamping the Audition Process”</w:t>
       </w:r>
       <w:r>
         <w:t xml:space="preserve"> </w:t>
@@ -1891,13 +1711,7 @@
         <w:t xml:space="preserve"> </w:t>
       </w:r>
       <w:r>
-        <w:t xml:space="preserve">“</w:t>
-      </w:r>
-      <w:r>
-        <w:t xml:space="preserve">Collider: Using Virtual Reality for Immersive Theatre and the Performing Arts</w:t>
-      </w:r>
-      <w:r>
-        <w:t xml:space="preserve">”</w:t>
+        <w:t xml:space="preserve">“Collider: Using Virtual Reality for Immersive Theatre and the Performing Arts”</w:t>
       </w:r>
       <w:r>
         <w:t xml:space="preserve"> </w:t>
@@ -1909,13 +1723,7 @@
         <w:t xml:space="preserve"> </w:t>
       </w:r>
       <w:r>
-        <w:t xml:space="preserve">“</w:t>
-      </w:r>
-      <w:r>
-        <w:t xml:space="preserve">Bridging Chasms</w:t>
-      </w:r>
-      <w:r>
-        <w:t xml:space="preserve">”</w:t>
+        <w:t xml:space="preserve">“Bridging Chasms”</w:t>
       </w:r>
       <w:r>
         <w:t xml:space="preserve"> </w:t>
@@ -1935,8 +1743,8 @@
         <w:t xml:space="preserve"> </w:t>
       </w:r>
     </w:p>
-    <w:bookmarkEnd w:id="29"/>
-    <w:bookmarkStart w:id="30" w:name="relevant-experience"/>
+    <w:bookmarkEnd w:id="18"/>
+    <w:bookmarkStart w:id="19" w:name="relevant-experience"/>
     <w:p>
       <w:pPr>
         <w:pStyle w:val="Heading1"/>
@@ -1972,7 +1780,7 @@
         <w:t xml:space="preserve">Before academia I spent two years at WorldStage’s research and development lab in San Francisco, planning and executing technology-driven events across the USA and Macau for clients including Wynn, NBC Studios, Intel, and Nokia Bell Labs. At the School of Performance, I have overseen production seasons of twelve shows per year; budgets, timelines, venues, and partners are familiar terrain. Across these roles I have built the skills this kind of work asks for: project management to schedule and budget, interdisciplinary and academic-industry networking, knowledge mobilization through research-creation, and the habit of training students and emerging artists to move between academic and industry rooms.</w:t>
       </w:r>
     </w:p>
-    <w:bookmarkEnd w:id="30"/>
+    <w:bookmarkEnd w:id="19"/>
     <w:sectPr>
       <w:footnotePr>
         <w:numRestart w:val="eachSect"/>
@@ -2008,14 +1816,14 @@
 <file path=word/numbering.xml><?xml version="1.0" encoding="utf-8"?>
 <w:numbering xmlns:w="http://schemas.openxmlformats.org/wordprocessingml/2006/main">
   <w:abstractNum w:abstractNumId="990">
-    <w:nsid w:val="A990"/>
+    <w:nsid w:val="0000A990"/>
     <w:multiLevelType w:val="multilevel"/>
     <w:lvl w:ilvl="0">
       <w:numFmt w:val="bullet"/>
       <w:lvlText w:val=" "/>
       <w:lvlJc w:val="left"/>
       <w:pPr>
-        <w:ind w:left="720" w:hanging="480"/>
+        <w:ind w:left="720" w:hanging="360"/>
       </w:pPr>
     </w:lvl>
     <w:lvl w:ilvl="1">
@@ -2023,7 +1831,7 @@
       <w:lvlText w:val=" "/>
       <w:lvlJc w:val="left"/>
       <w:pPr>
-        <w:ind w:left="1440" w:hanging="480"/>
+        <w:ind w:left="1440" w:hanging="360"/>
       </w:pPr>
     </w:lvl>
     <w:lvl w:ilvl="2">
@@ -2031,7 +1839,7 @@
       <w:lvlText w:val=" "/>
       <w:lvlJc w:val="left"/>
       <w:pPr>
-        <w:ind w:left="2160" w:hanging="480"/>
+        <w:ind w:left="2160" w:hanging="360"/>
       </w:pPr>
     </w:lvl>
     <w:lvl w:ilvl="3">
@@ -2039,7 +1847,7 @@
       <w:lvlText w:val=" "/>
       <w:lvlJc w:val="left"/>
       <w:pPr>
-        <w:ind w:left="2880" w:hanging="480"/>
+        <w:ind w:left="2880" w:hanging="360"/>
       </w:pPr>
     </w:lvl>
     <w:lvl w:ilvl="4">
@@ -2047,7 +1855,7 @@
       <w:lvlText w:val=" "/>
       <w:lvlJc w:val="left"/>
       <w:pPr>
-        <w:ind w:left="3600" w:hanging="480"/>
+        <w:ind w:left="3600" w:hanging="360"/>
       </w:pPr>
     </w:lvl>
     <w:lvl w:ilvl="5">
@@ -2055,7 +1863,7 @@
       <w:lvlText w:val=" "/>
       <w:lvlJc w:val="left"/>
       <w:pPr>
-        <w:ind w:left="4320" w:hanging="480"/>
+        <w:ind w:left="4320" w:hanging="360"/>
       </w:pPr>
     </w:lvl>
     <w:lvl w:ilvl="6">
@@ -2063,7 +1871,7 @@
       <w:lvlText w:val=" "/>
       <w:lvlJc w:val="left"/>
       <w:pPr>
-        <w:ind w:left="5040" w:hanging="480"/>
+        <w:ind w:left="5040" w:hanging="360"/>
       </w:pPr>
     </w:lvl>
     <w:lvl w:ilvl="7">
@@ -2071,7 +1879,7 @@
       <w:lvlText w:val=" "/>
       <w:lvlJc w:val="left"/>
       <w:pPr>
-        <w:ind w:left="5760" w:hanging="480"/>
+        <w:ind w:left="5760" w:hanging="360"/>
       </w:pPr>
     </w:lvl>
     <w:lvl w:ilvl="8">
@@ -2079,12 +1887,12 @@
       <w:lvlText w:val=" "/>
       <w:lvlJc w:val="left"/>
       <w:pPr>
-        <w:ind w:left="6480" w:hanging="480"/>
+        <w:ind w:left="6480" w:hanging="360"/>
       </w:pPr>
     </w:lvl>
   </w:abstractNum>
   <w:abstractNum w:abstractNumId="99411">
-    <w:nsid w:val="A99411"/>
+    <w:nsid w:val="00A99411"/>
     <w:multiLevelType w:val="multilevel"/>
     <w:lvl w:ilvl="0">
       <w:start w:val="1"/>
@@ -2092,7 +1900,7 @@
       <w:lvlText w:val="%1."/>
       <w:lvlJc w:val="left"/>
       <w:pPr>
-        <w:ind w:left="720" w:hanging="480"/>
+        <w:ind w:left="720" w:hanging="360"/>
       </w:pPr>
     </w:lvl>
     <w:lvl w:ilvl="1">
@@ -2101,7 +1909,7 @@
       <w:lvlText w:val="%2."/>
       <w:lvlJc w:val="left"/>
       <w:pPr>
-        <w:ind w:left="1440" w:hanging="480"/>
+        <w:ind w:left="1440" w:hanging="360"/>
       </w:pPr>
     </w:lvl>
     <w:lvl w:ilvl="2">
@@ -2110,7 +1918,7 @@
       <w:lvlText w:val="%3."/>
       <w:lvlJc w:val="left"/>
       <w:pPr>
-        <w:ind w:left="2160" w:hanging="480"/>
+        <w:ind w:left="2160" w:hanging="360"/>
       </w:pPr>
     </w:lvl>
     <w:lvl w:ilvl="3">
@@ -2119,7 +1927,7 @@
       <w:lvlText w:val="%4."/>
       <w:lvlJc w:val="left"/>
       <w:pPr>
-        <w:ind w:left="2880" w:hanging="480"/>
+        <w:ind w:left="2880" w:hanging="360"/>
       </w:pPr>
     </w:lvl>
     <w:lvl w:ilvl="4">
@@ -2128,7 +1936,7 @@
       <w:lvlText w:val="%5."/>
       <w:lvlJc w:val="left"/>
       <w:pPr>
-        <w:ind w:left="3600" w:hanging="480"/>
+        <w:ind w:left="3600" w:hanging="360"/>
       </w:pPr>
     </w:lvl>
     <w:lvl w:ilvl="5">
@@ -2137,7 +1945,7 @@
       <w:lvlText w:val="%6."/>
       <w:lvlJc w:val="left"/>
       <w:pPr>
-        <w:ind w:left="4320" w:hanging="480"/>
+        <w:ind w:left="4320" w:hanging="360"/>
       </w:pPr>
     </w:lvl>
     <w:lvl w:ilvl="6">
@@ -2146,7 +1954,7 @@
       <w:lvlText w:val="%7."/>
       <w:lvlJc w:val="left"/>
       <w:pPr>
-        <w:ind w:left="5040" w:hanging="480"/>
+        <w:ind w:left="5040" w:hanging="360"/>
       </w:pPr>
     </w:lvl>
     <w:lvl w:ilvl="7">
@@ -2155,7 +1963,7 @@
       <w:lvlText w:val="%8."/>
       <w:lvlJc w:val="left"/>
       <w:pPr>
-        <w:ind w:left="5760" w:hanging="480"/>
+        <w:ind w:left="5760" w:hanging="360"/>
       </w:pPr>
     </w:lvl>
     <w:lvl w:ilvl="8">
@@ -2164,7 +1972,7 @@
       <w:lvlText w:val="%9."/>
       <w:lvlJc w:val="left"/>
       <w:pPr>
-        <w:ind w:left="6480" w:hanging="480"/>
+        <w:ind w:left="6480" w:hanging="360"/>
       </w:pPr>
     </w:lvl>
   </w:abstractNum>
@@ -2864,8 +2672,8 @@
     <w:name w:val="KeywordTok"/>
     <w:basedOn w:val="VerbatimChar"/>
     <w:rPr>
+      <w:b/>
       <w:color w:val="007020"/>
-      <w:b/>
     </w:rPr>
   </w:style>
   <w:style w:type="character" w:customStyle="1" w:styleId="DataTypeTok">
@@ -2942,42 +2750,42 @@
     <w:name w:val="ImportTok"/>
     <w:basedOn w:val="VerbatimChar"/>
     <w:rPr>
+      <w:b/>
       <w:color w:val="008000"/>
-      <w:b/>
     </w:rPr>
   </w:style>
   <w:style w:type="character" w:customStyle="1" w:styleId="CommentTok">
     <w:name w:val="CommentTok"/>
     <w:basedOn w:val="VerbatimChar"/>
     <w:rPr>
+      <w:i/>
       <w:color w:val="60a0b0"/>
-      <w:i/>
     </w:rPr>
   </w:style>
   <w:style w:type="character" w:customStyle="1" w:styleId="DocumentationTok">
     <w:name w:val="DocumentationTok"/>
     <w:basedOn w:val="VerbatimChar"/>
     <w:rPr>
+      <w:i/>
       <w:color w:val="ba2121"/>
-      <w:i/>
     </w:rPr>
   </w:style>
   <w:style w:type="character" w:customStyle="1" w:styleId="AnnotationTok">
     <w:name w:val="AnnotationTok"/>
     <w:basedOn w:val="VerbatimChar"/>
     <w:rPr>
-      <w:color w:val="60a0b0"/>
       <w:b/>
       <w:i/>
+      <w:color w:val="60a0b0"/>
     </w:rPr>
   </w:style>
   <w:style w:type="character" w:customStyle="1" w:styleId="CommentVarTok">
     <w:name w:val="CommentVarTok"/>
     <w:basedOn w:val="VerbatimChar"/>
     <w:rPr>
-      <w:color w:val="60a0b0"/>
       <w:b/>
       <w:i/>
+      <w:color w:val="60a0b0"/>
     </w:rPr>
   </w:style>
   <w:style w:type="character" w:customStyle="1" w:styleId="OtherTok">
@@ -3005,8 +2813,8 @@
     <w:name w:val="ControlFlowTok"/>
     <w:basedOn w:val="VerbatimChar"/>
     <w:rPr>
+      <w:b/>
       <w:color w:val="007020"/>
-      <w:b/>
     </w:rPr>
   </w:style>
   <w:style w:type="character" w:customStyle="1" w:styleId="OperatorTok">
@@ -3051,34 +2859,34 @@
     <w:name w:val="InformationTok"/>
     <w:basedOn w:val="VerbatimChar"/>
     <w:rPr>
-      <w:color w:val="60a0b0"/>
       <w:b/>
       <w:i/>
+      <w:color w:val="60a0b0"/>
     </w:rPr>
   </w:style>
   <w:style w:type="character" w:customStyle="1" w:styleId="WarningTok">
     <w:name w:val="WarningTok"/>
     <w:basedOn w:val="VerbatimChar"/>
     <w:rPr>
-      <w:color w:val="60a0b0"/>
       <w:b/>
       <w:i/>
+      <w:color w:val="60a0b0"/>
     </w:rPr>
   </w:style>
   <w:style w:type="character" w:customStyle="1" w:styleId="AlertTok">
     <w:name w:val="AlertTok"/>
     <w:basedOn w:val="VerbatimChar"/>
     <w:rPr>
+      <w:b/>
       <w:color w:val="ff0000"/>
-      <w:b/>
     </w:rPr>
   </w:style>
   <w:style w:type="character" w:customStyle="1" w:styleId="ErrorTok">
     <w:name w:val="ErrorTok"/>
     <w:basedOn w:val="VerbatimChar"/>
     <w:rPr>
+      <w:b/>
       <w:color w:val="ff0000"/>
-      <w:b/>
     </w:rPr>
   </w:style>
   <w:style w:type="character" w:customStyle="1" w:styleId="NormalTok">

--- a/output/Bergmann-SSHRC-Contributions.docx
+++ b/output/Bergmann-SSHRC-Contributions.docx
@@ -2,7 +2,7 @@
 <file path=word/document.xml><?xml version="1.0" encoding="utf-8"?>
 <w:document xmlns:w="http://schemas.openxmlformats.org/wordprocessingml/2006/main" xmlns:m="http://schemas.openxmlformats.org/officeDocument/2006/math" xmlns:r="http://schemas.openxmlformats.org/officeDocument/2006/relationships" xmlns:o="urn:schemas-microsoft-com:office:office" xmlns:v="urn:schemas-microsoft-com:vml" xmlns:w10="urn:schemas-microsoft-com:office:word" xmlns:a="http://schemas.openxmlformats.org/drawingml/2006/main" xmlns:pic="http://schemas.openxmlformats.org/drawingml/2006/picture" xmlns:wp="http://schemas.openxmlformats.org/drawingml/2006/wordprocessingDrawing">
   <w:body>
-    <w:bookmarkStart w:id="9" w:name="Xdd177c5a12bc3f5733da926e5cd0b5f921f8e83"/>
+    <w:bookmarkStart w:id="20" w:name="Xdd177c5a12bc3f5733da926e5cd0b5f921f8e83"/>
     <w:p>
       <w:pPr>
         <w:pStyle w:val="Heading1"/>
@@ -17,14 +17,14 @@
       </w:pPr>
       <w:r>
         <w:rPr>
+          <w:iCs/>
           <w:i/>
-          <w:iCs/>
         </w:rPr>
         <w:t xml:space="preserve">Six-year window: contributions since 2020-08-19. * = resulted from previous SSHRC support.</w:t>
       </w:r>
     </w:p>
-    <w:bookmarkEnd w:id="9"/>
-    <w:bookmarkStart w:id="15" w:name="X423cc25610260b8cf5d7325ebc485e16e656992"/>
+    <w:bookmarkEnd w:id="20"/>
+    <w:bookmarkStart w:id="26" w:name="X423cc25610260b8cf5d7325ebc485e16e656992"/>
     <w:p>
       <w:pPr>
         <w:pStyle w:val="Heading1"/>
@@ -33,7 +33,7 @@
         <w:t xml:space="preserve">1. Research Contributions Over the Last Six Years</w:t>
       </w:r>
     </w:p>
-    <w:bookmarkStart w:id="10" w:name="refereed-contributions"/>
+    <w:bookmarkStart w:id="21" w:name="refereed-contributions"/>
     <w:p>
       <w:pPr>
         <w:pStyle w:val="Heading2"/>
@@ -46,8 +46,8 @@
       <w:tblPr>
         <w:tblStyle w:val="Table"/>
         <w:tblW w:type="pct" w:w="5000"/>
-        <w:tblLayout w:type="fixed"/>
         <w:tblLook w:firstRow="0" w:lastRow="0" w:firstColumn="0" w:lastColumn="0" w:noHBand="0" w:noVBand="0" w:val="0000"/>
+        <w:jc w:val="start"/>
       </w:tblPr>
       <w:tblGrid>
         <w:gridCol w:w="1941"/>
@@ -63,8 +63,8 @@
             </w:pPr>
             <w:r>
               <w:rPr>
-                <w:b/>
-                <w:bCs/>
+                <w:bCs/>
+                <w:b/>
               </w:rPr>
               <w:t xml:space="preserve">2022-07</w:t>
             </w:r>
@@ -84,7 +84,13 @@
               <w:t xml:space="preserve"> </w:t>
             </w:r>
             <w:r>
-              <w:t xml:space="preserve">“Augmented Symphony: An augmented reality application for immersive music listening.”</w:t>
+              <w:t xml:space="preserve">“</w:t>
+            </w:r>
+            <w:r>
+              <w:t xml:space="preserve">Augmented Symphony: An augmented reality application for immersive music listening.</w:t>
+            </w:r>
+            <w:r>
+              <w:t xml:space="preserve">”</w:t>
             </w:r>
             <w:r>
               <w:t xml:space="preserve"> </w:t>
@@ -96,8 +102,8 @@
         </w:tc>
       </w:tr>
     </w:tbl>
-    <w:bookmarkEnd w:id="10"/>
-    <w:bookmarkStart w:id="11" w:name="other-refereed-contributions"/>
+    <w:bookmarkEnd w:id="21"/>
+    <w:bookmarkStart w:id="22" w:name="other-refereed-contributions"/>
     <w:p>
       <w:pPr>
         <w:pStyle w:val="Heading2"/>
@@ -110,8 +116,8 @@
       <w:tblPr>
         <w:tblStyle w:val="Table"/>
         <w:tblW w:type="pct" w:w="5000"/>
-        <w:tblLayout w:type="fixed"/>
         <w:tblLook w:firstRow="0" w:lastRow="0" w:firstColumn="0" w:lastColumn="0" w:noHBand="0" w:noVBand="0" w:val="0000"/>
+        <w:jc w:val="start"/>
       </w:tblPr>
       <w:tblGrid>
         <w:gridCol w:w="1941"/>
@@ -127,8 +133,8 @@
             </w:pPr>
             <w:r>
               <w:rPr>
-                <w:b/>
-                <w:bCs/>
+                <w:bCs/>
+                <w:b/>
               </w:rPr>
               <w:t xml:space="preserve">2025-09</w:t>
             </w:r>
@@ -148,7 +154,13 @@
               <w:t xml:space="preserve"> </w:t>
             </w:r>
             <w:r>
-              <w:t xml:space="preserve">“Hallucinating Children: Improvisation After the Algorithmic Shipwreck.”</w:t>
+              <w:t xml:space="preserve">“</w:t>
+            </w:r>
+            <w:r>
+              <w:t xml:space="preserve">Hallucinating Children: Improvisation After the Algorithmic Shipwreck.</w:t>
+            </w:r>
+            <w:r>
+              <w:t xml:space="preserve">”</w:t>
             </w:r>
             <w:r>
               <w:t xml:space="preserve"> </w:t>
@@ -169,8 +181,8 @@
             </w:pPr>
             <w:r>
               <w:rPr>
-                <w:b/>
-                <w:bCs/>
+                <w:bCs/>
+                <w:b/>
               </w:rPr>
               <w:t xml:space="preserve">2024-10</w:t>
             </w:r>
@@ -190,7 +202,13 @@
               <w:t xml:space="preserve"> </w:t>
             </w:r>
             <w:r>
-              <w:t xml:space="preserve">“Beyond Tools: Reimaging Technology as Co-Participants in Performance Design.”</w:t>
+              <w:t xml:space="preserve">“</w:t>
+            </w:r>
+            <w:r>
+              <w:t xml:space="preserve">Beyond Tools: Reimaging Technology as Co-Participants in Performance Design.</w:t>
+            </w:r>
+            <w:r>
+              <w:t xml:space="preserve">”</w:t>
             </w:r>
             <w:r>
               <w:t xml:space="preserve"> </w:t>
@@ -211,8 +229,8 @@
             </w:pPr>
             <w:r>
               <w:rPr>
-                <w:b/>
-                <w:bCs/>
+                <w:bCs/>
+                <w:b/>
               </w:rPr>
               <w:t xml:space="preserve">2024-03</w:t>
             </w:r>
@@ -232,7 +250,13 @@
               <w:t xml:space="preserve"> </w:t>
             </w:r>
             <w:r>
-              <w:t xml:space="preserve">“Robotics, AI, and the Future of Theatre.”</w:t>
+              <w:t xml:space="preserve">“</w:t>
+            </w:r>
+            <w:r>
+              <w:t xml:space="preserve">Robotics, AI, and the Future of Theatre.</w:t>
+            </w:r>
+            <w:r>
+              <w:t xml:space="preserve">”</w:t>
             </w:r>
             <w:r>
               <w:t xml:space="preserve"> </w:t>
@@ -253,8 +277,8 @@
             </w:pPr>
             <w:r>
               <w:rPr>
-                <w:b/>
-                <w:bCs/>
+                <w:bCs/>
+                <w:b/>
               </w:rPr>
               <w:t xml:space="preserve">2023-06</w:t>
             </w:r>
@@ -274,7 +298,13 @@
               <w:t xml:space="preserve"> </w:t>
             </w:r>
             <w:r>
-              <w:t xml:space="preserve">“Envisioning theatre with non-human collaborators: A Paramanifesto.”</w:t>
+              <w:t xml:space="preserve">“</w:t>
+            </w:r>
+            <w:r>
+              <w:t xml:space="preserve">Envisioning theatre with non-human collaborators: A Paramanifesto.</w:t>
+            </w:r>
+            <w:r>
+              <w:t xml:space="preserve">”</w:t>
             </w:r>
             <w:r>
               <w:t xml:space="preserve"> </w:t>
@@ -295,8 +325,8 @@
             </w:pPr>
             <w:r>
               <w:rPr>
-                <w:b/>
-                <w:bCs/>
+                <w:bCs/>
+                <w:b/>
               </w:rPr>
               <w:t xml:space="preserve">2023-06</w:t>
             </w:r>
@@ -316,7 +346,13 @@
               <w:t xml:space="preserve"> </w:t>
             </w:r>
             <w:r>
-              <w:t xml:space="preserve">“AI Sentience.”</w:t>
+              <w:t xml:space="preserve">“</w:t>
+            </w:r>
+            <w:r>
+              <w:t xml:space="preserve">AI Sentience.</w:t>
+            </w:r>
+            <w:r>
+              <w:t xml:space="preserve">”</w:t>
             </w:r>
             <w:r>
               <w:t xml:space="preserve"> </w:t>
@@ -337,8 +373,8 @@
             </w:pPr>
             <w:r>
               <w:rPr>
-                <w:b/>
-                <w:bCs/>
+                <w:bCs/>
+                <w:b/>
               </w:rPr>
               <w:t xml:space="preserve">2022-07</w:t>
             </w:r>
@@ -358,7 +394,13 @@
               <w:t xml:space="preserve"> </w:t>
             </w:r>
             <w:r>
-              <w:t xml:space="preserve">“Augmented Symphony: An augmented reality application for immersive music listening.”</w:t>
+              <w:t xml:space="preserve">“</w:t>
+            </w:r>
+            <w:r>
+              <w:t xml:space="preserve">Augmented Symphony: An augmented reality application for immersive music listening.</w:t>
+            </w:r>
+            <w:r>
+              <w:t xml:space="preserve">”</w:t>
             </w:r>
             <w:r>
               <w:t xml:space="preserve"> </w:t>
@@ -379,8 +421,8 @@
             </w:pPr>
             <w:r>
               <w:rPr>
-                <w:b/>
-                <w:bCs/>
+                <w:bCs/>
+                <w:b/>
               </w:rPr>
               <w:t xml:space="preserve">2022-05</w:t>
             </w:r>
@@ -400,7 +442,13 @@
               <w:t xml:space="preserve"> </w:t>
             </w:r>
             <w:r>
-              <w:t xml:space="preserve">“Stepping Back In: Taking the best of virtual delivery to a new in-person experience.”</w:t>
+              <w:t xml:space="preserve">“</w:t>
+            </w:r>
+            <w:r>
+              <w:t xml:space="preserve">Stepping Back In: Taking the best of virtual delivery to a new in-person experience.</w:t>
+            </w:r>
+            <w:r>
+              <w:t xml:space="preserve">”</w:t>
             </w:r>
             <w:r>
               <w:t xml:space="preserve"> </w:t>
@@ -421,8 +469,8 @@
             </w:pPr>
             <w:r>
               <w:rPr>
-                <w:b/>
-                <w:bCs/>
+                <w:bCs/>
+                <w:b/>
               </w:rPr>
               <w:t xml:space="preserve">2022-05</w:t>
             </w:r>
@@ -442,7 +490,13 @@
               <w:t xml:space="preserve"> </w:t>
             </w:r>
             <w:r>
-              <w:t xml:space="preserve">“Student-driven curriculum development for creative practice.”</w:t>
+              <w:t xml:space="preserve">“</w:t>
+            </w:r>
+            <w:r>
+              <w:t xml:space="preserve">Student-driven curriculum development for creative practice.</w:t>
+            </w:r>
+            <w:r>
+              <w:t xml:space="preserve">”</w:t>
             </w:r>
             <w:r>
               <w:t xml:space="preserve"> </w:t>
@@ -463,8 +517,8 @@
             </w:pPr>
             <w:r>
               <w:rPr>
-                <w:b/>
-                <w:bCs/>
+                <w:bCs/>
+                <w:b/>
               </w:rPr>
               <w:t xml:space="preserve">2021-10</w:t>
             </w:r>
@@ -484,7 +538,13 @@
               <w:t xml:space="preserve"> </w:t>
             </w:r>
             <w:r>
-              <w:t xml:space="preserve">“Cultivating Empathy through Robotic Performance.”</w:t>
+              <w:t xml:space="preserve">“</w:t>
+            </w:r>
+            <w:r>
+              <w:t xml:space="preserve">Cultivating Empathy through Robotic Performance.</w:t>
+            </w:r>
+            <w:r>
+              <w:t xml:space="preserve">”</w:t>
             </w:r>
             <w:r>
               <w:t xml:space="preserve"> </w:t>
@@ -505,8 +565,8 @@
             </w:pPr>
             <w:r>
               <w:rPr>
-                <w:b/>
-                <w:bCs/>
+                <w:bCs/>
+                <w:b/>
               </w:rPr>
               <w:t xml:space="preserve">2021-06</w:t>
             </w:r>
@@ -526,7 +586,13 @@
               <w:t xml:space="preserve"> </w:t>
             </w:r>
             <w:r>
-              <w:t xml:space="preserve">“Unapologetically learning together: Adapting Production and Design curriculum to a virtual stage.”</w:t>
+              <w:t xml:space="preserve">“</w:t>
+            </w:r>
+            <w:r>
+              <w:t xml:space="preserve">Unapologetically learning together: Adapting Production and Design curriculum to a virtual stage.</w:t>
+            </w:r>
+            <w:r>
+              <w:t xml:space="preserve">”</w:t>
             </w:r>
             <w:r>
               <w:t xml:space="preserve"> </w:t>
@@ -547,8 +613,8 @@
             </w:pPr>
             <w:r>
               <w:rPr>
-                <w:b/>
-                <w:bCs/>
+                <w:bCs/>
+                <w:b/>
               </w:rPr>
               <w:t xml:space="preserve">2021-05</w:t>
             </w:r>
@@ -568,7 +634,13 @@
               <w:t xml:space="preserve"> </w:t>
             </w:r>
             <w:r>
-              <w:t xml:space="preserve">“Pandemic Performance: Adapting Production and Design curriculum to a virtual stage.”</w:t>
+              <w:t xml:space="preserve">“</w:t>
+            </w:r>
+            <w:r>
+              <w:t xml:space="preserve">Pandemic Performance: Adapting Production and Design curriculum to a virtual stage.</w:t>
+            </w:r>
+            <w:r>
+              <w:t xml:space="preserve">”</w:t>
             </w:r>
             <w:r>
               <w:t xml:space="preserve"> </w:t>
@@ -589,8 +661,8 @@
             </w:pPr>
             <w:r>
               <w:rPr>
-                <w:b/>
-                <w:bCs/>
+                <w:bCs/>
+                <w:b/>
               </w:rPr>
               <w:t xml:space="preserve">2024-01</w:t>
             </w:r>
@@ -610,7 +682,13 @@
               <w:t xml:space="preserve"> </w:t>
             </w:r>
             <w:r>
-              <w:t xml:space="preserve">“Almost Alchemy.”</w:t>
+              <w:t xml:space="preserve">“</w:t>
+            </w:r>
+            <w:r>
+              <w:t xml:space="preserve">Almost Alchemy.</w:t>
+            </w:r>
+            <w:r>
+              <w:t xml:space="preserve">”</w:t>
             </w:r>
             <w:r>
               <w:t xml:space="preserve"> </w:t>
@@ -631,8 +709,8 @@
             </w:pPr>
             <w:r>
               <w:rPr>
-                <w:b/>
-                <w:bCs/>
+                <w:bCs/>
+                <w:b/>
               </w:rPr>
               <w:t xml:space="preserve">2020-11</w:t>
             </w:r>
@@ -652,7 +730,13 @@
               <w:t xml:space="preserve"> </w:t>
             </w:r>
             <w:r>
-              <w:t xml:space="preserve">“l’automate: Robotic Controlled Apparatuses for Circus Performance.”</w:t>
+              <w:t xml:space="preserve">“</w:t>
+            </w:r>
+            <w:r>
+              <w:t xml:space="preserve">l’automate: Robotic Controlled Apparatuses for Circus Performance.</w:t>
+            </w:r>
+            <w:r>
+              <w:t xml:space="preserve">”</w:t>
             </w:r>
             <w:r>
               <w:t xml:space="preserve"> </w:t>
@@ -664,8 +748,8 @@
         </w:tc>
       </w:tr>
     </w:tbl>
-    <w:bookmarkEnd w:id="11"/>
-    <w:bookmarkStart w:id="12" w:name="non-refereed-contributions"/>
+    <w:bookmarkEnd w:id="22"/>
+    <w:bookmarkStart w:id="23" w:name="non-refereed-contributions"/>
     <w:p>
       <w:pPr>
         <w:pStyle w:val="Heading2"/>
@@ -678,8 +762,8 @@
       <w:tblPr>
         <w:tblStyle w:val="Table"/>
         <w:tblW w:type="pct" w:w="5000"/>
-        <w:tblLayout w:type="fixed"/>
         <w:tblLook w:firstRow="0" w:lastRow="0" w:firstColumn="0" w:lastColumn="0" w:noHBand="0" w:noVBand="0" w:val="0000"/>
+        <w:jc w:val="start"/>
       </w:tblPr>
       <w:tblGrid>
         <w:gridCol w:w="1941"/>
@@ -695,8 +779,8 @@
             </w:pPr>
             <w:r>
               <w:rPr>
-                <w:b/>
-                <w:bCs/>
+                <w:bCs/>
+                <w:b/>
               </w:rPr>
               <w:t xml:space="preserve">2022-05</w:t>
             </w:r>
@@ -725,8 +809,8 @@
             </w:pPr>
             <w:r>
               <w:rPr>
-                <w:b/>
-                <w:bCs/>
+                <w:bCs/>
+                <w:b/>
               </w:rPr>
               <w:t xml:space="preserve">2021</w:t>
             </w:r>
@@ -746,7 +830,13 @@
               <w:t xml:space="preserve"> </w:t>
             </w:r>
             <w:r>
-              <w:t xml:space="preserve">“Uncanny Text.”</w:t>
+              <w:t xml:space="preserve">“</w:t>
+            </w:r>
+            <w:r>
+              <w:t xml:space="preserve">Uncanny Text.</w:t>
+            </w:r>
+            <w:r>
+              <w:t xml:space="preserve">”</w:t>
             </w:r>
             <w:r>
               <w:t xml:space="preserve"> </w:t>
@@ -767,8 +857,8 @@
             </w:pPr>
             <w:r>
               <w:rPr>
-                <w:b/>
-                <w:bCs/>
+                <w:bCs/>
+                <w:b/>
               </w:rPr>
               <w:t xml:space="preserve">2025-02</w:t>
             </w:r>
@@ -797,8 +887,8 @@
             </w:pPr>
             <w:r>
               <w:rPr>
-                <w:b/>
-                <w:bCs/>
+                <w:bCs/>
+                <w:b/>
               </w:rPr>
               <w:t xml:space="preserve">2024-12</w:t>
             </w:r>
@@ -818,7 +908,13 @@
               <w:t xml:space="preserve"> </w:t>
             </w:r>
             <w:r>
-              <w:t xml:space="preserve">“Beyond the Screen: Exploring AI Personhood and Their Representation in Media.”</w:t>
+              <w:t xml:space="preserve">“</w:t>
+            </w:r>
+            <w:r>
+              <w:t xml:space="preserve">Beyond the Screen: Exploring AI Personhood and Their Representation in Media.</w:t>
+            </w:r>
+            <w:r>
+              <w:t xml:space="preserve">”</w:t>
             </w:r>
             <w:r>
               <w:t xml:space="preserve"> </w:t>
@@ -839,8 +935,8 @@
             </w:pPr>
             <w:r>
               <w:rPr>
-                <w:b/>
-                <w:bCs/>
+                <w:bCs/>
+                <w:b/>
               </w:rPr>
               <w:t xml:space="preserve">2024-11</w:t>
             </w:r>
@@ -860,7 +956,13 @@
               <w:t xml:space="preserve"> </w:t>
             </w:r>
             <w:r>
-              <w:t xml:space="preserve">“Wellness for who? An examination of wellness through a research-creation student project.”</w:t>
+              <w:t xml:space="preserve">“</w:t>
+            </w:r>
+            <w:r>
+              <w:t xml:space="preserve">Wellness for who? An examination of wellness through a research-creation student project.</w:t>
+            </w:r>
+            <w:r>
+              <w:t xml:space="preserve">”</w:t>
             </w:r>
             <w:r>
               <w:t xml:space="preserve"> </w:t>
@@ -881,8 +983,8 @@
             </w:pPr>
             <w:r>
               <w:rPr>
-                <w:b/>
-                <w:bCs/>
+                <w:bCs/>
+                <w:b/>
               </w:rPr>
               <w:t xml:space="preserve">2024-11</w:t>
             </w:r>
@@ -911,8 +1013,8 @@
             </w:pPr>
             <w:r>
               <w:rPr>
-                <w:b/>
-                <w:bCs/>
+                <w:bCs/>
+                <w:b/>
               </w:rPr>
               <w:t xml:space="preserve">2024-10</w:t>
             </w:r>
@@ -932,7 +1034,13 @@
               <w:t xml:space="preserve"> </w:t>
             </w:r>
             <w:r>
-              <w:t xml:space="preserve">“Personhood // AI.”</w:t>
+              <w:t xml:space="preserve">“</w:t>
+            </w:r>
+            <w:r>
+              <w:t xml:space="preserve">Personhood // AI.</w:t>
+            </w:r>
+            <w:r>
+              <w:t xml:space="preserve">”</w:t>
             </w:r>
             <w:r>
               <w:t xml:space="preserve"> </w:t>
@@ -953,8 +1061,8 @@
             </w:pPr>
             <w:r>
               <w:rPr>
-                <w:b/>
-                <w:bCs/>
+                <w:bCs/>
+                <w:b/>
               </w:rPr>
               <w:t xml:space="preserve">2024-07</w:t>
             </w:r>
@@ -983,8 +1091,8 @@
             </w:pPr>
             <w:r>
               <w:rPr>
-                <w:b/>
-                <w:bCs/>
+                <w:bCs/>
+                <w:b/>
               </w:rPr>
               <w:t xml:space="preserve">2024-04</w:t>
             </w:r>
@@ -998,7 +1106,13 @@
               <w:jc w:val="left"/>
             </w:pPr>
             <w:r>
-              <w:t xml:space="preserve">“Improvnetics: Post-anthropocentric performance and improvisational modes for human-AI play.”</w:t>
+              <w:t xml:space="preserve">“</w:t>
+            </w:r>
+            <w:r>
+              <w:t xml:space="preserve">Improvnetics: Post-anthropocentric performance and improvisational modes for human-AI play.</w:t>
+            </w:r>
+            <w:r>
+              <w:t xml:space="preserve">”</w:t>
             </w:r>
             <w:r>
               <w:t xml:space="preserve"> </w:t>
@@ -1019,8 +1133,8 @@
             </w:pPr>
             <w:r>
               <w:rPr>
-                <w:b/>
-                <w:bCs/>
+                <w:bCs/>
+                <w:b/>
               </w:rPr>
               <w:t xml:space="preserve">2024-04</w:t>
             </w:r>
@@ -1049,8 +1163,8 @@
             </w:pPr>
             <w:r>
               <w:rPr>
-                <w:b/>
-                <w:bCs/>
+                <w:bCs/>
+                <w:b/>
               </w:rPr>
               <w:t xml:space="preserve">2022-01</w:t>
             </w:r>
@@ -1070,7 +1184,13 @@
               <w:t xml:space="preserve"> </w:t>
             </w:r>
             <w:r>
-              <w:t xml:space="preserve">“What is the future of creativity and AI?”</w:t>
+              <w:t xml:space="preserve">“</w:t>
+            </w:r>
+            <w:r>
+              <w:t xml:space="preserve">What is the future of creativity and AI?</w:t>
+            </w:r>
+            <w:r>
+              <w:t xml:space="preserve">”</w:t>
             </w:r>
             <w:r>
               <w:t xml:space="preserve"> </w:t>
@@ -1082,8 +1202,8 @@
         </w:tc>
       </w:tr>
     </w:tbl>
-    <w:bookmarkEnd w:id="12"/>
-    <w:bookmarkStart w:id="13" w:name="forthcoming-contributions"/>
+    <w:bookmarkEnd w:id="23"/>
+    <w:bookmarkStart w:id="24" w:name="forthcoming-contributions"/>
     <w:p>
       <w:pPr>
         <w:pStyle w:val="Heading2"/>
@@ -1096,8 +1216,8 @@
       <w:tblPr>
         <w:tblStyle w:val="Table"/>
         <w:tblW w:type="pct" w:w="5000"/>
-        <w:tblLayout w:type="fixed"/>
         <w:tblLook w:firstRow="0" w:lastRow="0" w:firstColumn="0" w:lastColumn="0" w:noHBand="0" w:noVBand="0" w:val="0000"/>
+        <w:jc w:val="start"/>
       </w:tblPr>
       <w:tblGrid>
         <w:gridCol w:w="1941"/>
@@ -1113,8 +1233,8 @@
             </w:pPr>
             <w:r>
               <w:rPr>
-                <w:b/>
-                <w:bCs/>
+                <w:bCs/>
+                <w:b/>
               </w:rPr>
               <w:t xml:space="preserve">2026</w:t>
             </w:r>
@@ -1134,7 +1254,13 @@
               <w:t xml:space="preserve"> </w:t>
             </w:r>
             <w:r>
-              <w:t xml:space="preserve">“Cultivating Empathy through Robotic Performance.”</w:t>
+              <w:t xml:space="preserve">“</w:t>
+            </w:r>
+            <w:r>
+              <w:t xml:space="preserve">Cultivating Empathy through Robotic Performance.</w:t>
+            </w:r>
+            <w:r>
+              <w:t xml:space="preserve">”</w:t>
             </w:r>
             <w:r>
               <w:t xml:space="preserve"> </w:t>
@@ -1146,8 +1272,8 @@
         </w:tc>
       </w:tr>
     </w:tbl>
-    <w:bookmarkEnd w:id="13"/>
-    <w:bookmarkStart w:id="14" w:name="creative-outputs"/>
+    <w:bookmarkEnd w:id="24"/>
+    <w:bookmarkStart w:id="25" w:name="creative-outputs"/>
     <w:p>
       <w:pPr>
         <w:pStyle w:val="Heading2"/>
@@ -1160,8 +1286,8 @@
       <w:tblPr>
         <w:tblStyle w:val="Table"/>
         <w:tblW w:type="pct" w:w="5000"/>
-        <w:tblLayout w:type="fixed"/>
         <w:tblLook w:firstRow="0" w:lastRow="0" w:firstColumn="0" w:lastColumn="0" w:noHBand="0" w:noVBand="0" w:val="0000"/>
+        <w:jc w:val="start"/>
       </w:tblPr>
       <w:tblGrid>
         <w:gridCol w:w="1941"/>
@@ -1177,8 +1303,8 @@
             </w:pPr>
             <w:r>
               <w:rPr>
-                <w:b/>
-                <w:bCs/>
+                <w:bCs/>
+                <w:b/>
               </w:rPr>
               <w:t xml:space="preserve">2026-04 – 2026-05</w:t>
             </w:r>
@@ -1192,7 +1318,13 @@
               <w:jc w:val="left"/>
             </w:pPr>
             <w:r>
-              <w:t xml:space="preserve">“Before I Was This.”</w:t>
+              <w:t xml:space="preserve">“</w:t>
+            </w:r>
+            <w:r>
+              <w:t xml:space="preserve">Before I Was This.</w:t>
+            </w:r>
+            <w:r>
+              <w:t xml:space="preserve">”</w:t>
             </w:r>
             <w:r>
               <w:t xml:space="preserve"> </w:t>
@@ -1213,8 +1345,8 @@
             </w:pPr>
             <w:r>
               <w:rPr>
-                <w:b/>
-                <w:bCs/>
+                <w:bCs/>
+                <w:b/>
               </w:rPr>
               <w:t xml:space="preserve">2026-02</w:t>
             </w:r>
@@ -1243,8 +1375,8 @@
             </w:pPr>
             <w:r>
               <w:rPr>
-                <w:b/>
-                <w:bCs/>
+                <w:bCs/>
+                <w:b/>
               </w:rPr>
               <w:t xml:space="preserve">2025-11</w:t>
             </w:r>
@@ -1273,8 +1405,8 @@
             </w:pPr>
             <w:r>
               <w:rPr>
-                <w:b/>
-                <w:bCs/>
+                <w:bCs/>
+                <w:b/>
               </w:rPr>
               <w:t xml:space="preserve">2025-11</w:t>
             </w:r>
@@ -1303,8 +1435,8 @@
             </w:pPr>
             <w:r>
               <w:rPr>
-                <w:b/>
-                <w:bCs/>
+                <w:bCs/>
+                <w:b/>
               </w:rPr>
               <w:t xml:space="preserve">2025-04</w:t>
             </w:r>
@@ -1318,7 +1450,13 @@
               <w:jc w:val="left"/>
             </w:pPr>
             <w:r>
-              <w:t xml:space="preserve">“To my creators…”</w:t>
+              <w:t xml:space="preserve">“</w:t>
+            </w:r>
+            <w:r>
+              <w:t xml:space="preserve">To my creators…</w:t>
+            </w:r>
+            <w:r>
+              <w:t xml:space="preserve">”</w:t>
             </w:r>
             <w:r>
               <w:t xml:space="preserve"> </w:t>
@@ -1339,8 +1477,8 @@
             </w:pPr>
             <w:r>
               <w:rPr>
-                <w:b/>
-                <w:bCs/>
+                <w:bCs/>
+                <w:b/>
               </w:rPr>
               <w:t xml:space="preserve">2024-11</w:t>
             </w:r>
@@ -1369,8 +1507,8 @@
             </w:pPr>
             <w:r>
               <w:rPr>
-                <w:b/>
-                <w:bCs/>
+                <w:bCs/>
+                <w:b/>
               </w:rPr>
               <w:t xml:space="preserve">2024-06</w:t>
             </w:r>
@@ -1390,23 +1528,29 @@
               <w:t xml:space="preserve"> </w:t>
             </w:r>
             <w:r>
-              <w:t xml:space="preserve">“To my creators…”</w:t>
-            </w:r>
-          </w:p>
-        </w:tc>
-      </w:tr>
-      <w:tr>
-        <w:tc>
-          <w:tcPr/>
-          <w:p>
-            <w:pPr>
-              <w:pStyle w:val="Compact"/>
-              <w:jc w:val="left"/>
-            </w:pPr>
-            <w:r>
-              <w:rPr>
-                <w:b/>
-                <w:bCs/>
+              <w:t xml:space="preserve">“</w:t>
+            </w:r>
+            <w:r>
+              <w:t xml:space="preserve">To my creators…</w:t>
+            </w:r>
+            <w:r>
+              <w:t xml:space="preserve">”</w:t>
+            </w:r>
+          </w:p>
+        </w:tc>
+      </w:tr>
+      <w:tr>
+        <w:tc>
+          <w:tcPr/>
+          <w:p>
+            <w:pPr>
+              <w:pStyle w:val="Compact"/>
+              <w:jc w:val="left"/>
+            </w:pPr>
+            <w:r>
+              <w:rPr>
+                <w:bCs/>
+                <w:b/>
               </w:rPr>
               <w:t xml:space="preserve">2024-04</w:t>
             </w:r>
@@ -1435,8 +1579,8 @@
             </w:pPr>
             <w:r>
               <w:rPr>
-                <w:b/>
-                <w:bCs/>
+                <w:bCs/>
+                <w:b/>
               </w:rPr>
               <w:t xml:space="preserve">2024-01</w:t>
             </w:r>
@@ -1465,8 +1609,8 @@
             </w:pPr>
             <w:r>
               <w:rPr>
-                <w:b/>
-                <w:bCs/>
+                <w:bCs/>
+                <w:b/>
               </w:rPr>
               <w:t xml:space="preserve">2023-10</w:t>
             </w:r>
@@ -1480,7 +1624,13 @@
               <w:jc w:val="left"/>
             </w:pPr>
             <w:r>
-              <w:t xml:space="preserve">“rocketmanperson.”</w:t>
+              <w:t xml:space="preserve">“</w:t>
+            </w:r>
+            <w:r>
+              <w:t xml:space="preserve">rocketmanperson.</w:t>
+            </w:r>
+            <w:r>
+              <w:t xml:space="preserve">”</w:t>
             </w:r>
             <w:r>
               <w:t xml:space="preserve"> </w:t>
@@ -1501,8 +1651,8 @@
             </w:pPr>
             <w:r>
               <w:rPr>
-                <w:b/>
-                <w:bCs/>
+                <w:bCs/>
+                <w:b/>
               </w:rPr>
               <w:t xml:space="preserve">2023-04</w:t>
             </w:r>
@@ -1516,7 +1666,13 @@
               <w:jc w:val="left"/>
             </w:pPr>
             <w:r>
-              <w:t xml:space="preserve">“Who’s There?”</w:t>
+              <w:t xml:space="preserve">“</w:t>
+            </w:r>
+            <w:r>
+              <w:t xml:space="preserve">Who’s There?</w:t>
+            </w:r>
+            <w:r>
+              <w:t xml:space="preserve">”</w:t>
             </w:r>
             <w:r>
               <w:t xml:space="preserve"> </w:t>
@@ -1537,8 +1693,8 @@
             </w:pPr>
             <w:r>
               <w:rPr>
-                <w:b/>
-                <w:bCs/>
+                <w:bCs/>
+                <w:b/>
               </w:rPr>
               <w:t xml:space="preserve">2023</w:t>
             </w:r>
@@ -1558,9 +1714,9 @@
         </w:tc>
       </w:tr>
     </w:tbl>
-    <w:bookmarkEnd w:id="14"/>
-    <w:bookmarkEnd w:id="15"/>
-    <w:bookmarkStart w:id="16" w:name="other-research-contributions"/>
+    <w:bookmarkEnd w:id="25"/>
+    <w:bookmarkEnd w:id="26"/>
+    <w:bookmarkStart w:id="27" w:name="other-research-contributions"/>
     <w:p>
       <w:pPr>
         <w:pStyle w:val="Heading1"/>
@@ -1577,8 +1733,8 @@
         <w:t xml:space="preserve">In April 2026 I co-chaired the 3rd Annual Creative AI Symposium at Toronto Metropolitan University with Dr. Afsoon Soudi, reviewing all 33 submissions and building the program that put researchers, artists, students, and industry in one room to work through what AI is doing to creative practice. The symposium runs out of the Creative AI Hub at The Creative School, where I have sat on the steering committee since 2025. Much of my research now moves through roles like this; organizing, reviewing, and mentoring carry the work to audiences the academy does not reach on its own. I serve on the board of UKAI Projects (2025–present; Technical Advisory Board, 2023–24), an arts organization working at the intersection of culture and emerging technology, and mentored artists of the Setsubun Digital Media Residency at the Japanese Canadian Cultural Centre (December 2025 – February 2026). Peer review includes the EVA London Conference on Electronic Visualisation and the Arts (2023–present), the International Journal of Performance Arts and Digital Media (2024–present), the Canada Foundation for Innovation (2023), the USITT Research and Creative Endeavours Committee (2025–present), and the CATR scholarship and grant juries (2023–present), with judging for the Global Undergraduate Awards (2026). Public talks, including TechTO: AI (2024), take the same questions to industry rooms.</w:t>
       </w:r>
     </w:p>
-    <w:bookmarkEnd w:id="16"/>
-    <w:bookmarkStart w:id="17" w:name="Xb47c6e7a1e5962516994fd31899c546c08f148e"/>
+    <w:bookmarkEnd w:id="27"/>
+    <w:bookmarkStart w:id="28" w:name="Xb47c6e7a1e5962516994fd31899c546c08f148e"/>
     <w:p>
       <w:pPr>
         <w:pStyle w:val="Heading1"/>
@@ -1648,7 +1804,13 @@
         <w:t xml:space="preserve"> </w:t>
       </w:r>
       <w:r>
-        <w:t xml:space="preserve">“To my creators…”</w:t>
+        <w:t xml:space="preserve">“</w:t>
+      </w:r>
+      <w:r>
+        <w:t xml:space="preserve">To my creators…</w:t>
+      </w:r>
+      <w:r>
+        <w:t xml:space="preserve">”</w:t>
       </w:r>
       <w:r>
         <w:t xml:space="preserve"> </w:t>
@@ -1660,14 +1822,20 @@
         <w:t xml:space="preserve"> </w:t>
       </w:r>
       <w:r>
-        <w:t xml:space="preserve">“To my creators…”</w:t>
+        <w:t xml:space="preserve">“</w:t>
+      </w:r>
+      <w:r>
+        <w:t xml:space="preserve">To my creators…</w:t>
+      </w:r>
+      <w:r>
+        <w:t xml:space="preserve">”</w:t>
       </w:r>
       <w:r>
         <w:t xml:space="preserve">, later shown in Toronto. The residency’s real product was the network: the artist-researcher relationships that continue through UKAI’s board and the Creative AI Hub.</w:t>
       </w:r>
     </w:p>
-    <w:bookmarkEnd w:id="17"/>
-    <w:bookmarkStart w:id="18" w:name="contributions-to-training"/>
+    <w:bookmarkEnd w:id="28"/>
+    <w:bookmarkStart w:id="29" w:name="contributions-to-training"/>
     <w:p>
       <w:pPr>
         <w:pStyle w:val="Heading1"/>
@@ -1687,7 +1855,13 @@
         <w:t xml:space="preserve"> </w:t>
       </w:r>
       <w:r>
-        <w:t xml:space="preserve">“AR-based Theatrical Design Pre-Visualization using Unreal”</w:t>
+        <w:t xml:space="preserve">“</w:t>
+      </w:r>
+      <w:r>
+        <w:t xml:space="preserve">AR-based Theatrical Design Pre-Visualization using Unreal</w:t>
+      </w:r>
+      <w:r>
+        <w:t xml:space="preserve">”</w:t>
       </w:r>
       <w:r>
         <w:t xml:space="preserve"> </w:t>
@@ -1699,7 +1873,13 @@
         <w:t xml:space="preserve"> </w:t>
       </w:r>
       <w:r>
-        <w:t xml:space="preserve">“Casting and Technology: Revamping the Audition Process”</w:t>
+        <w:t xml:space="preserve">“</w:t>
+      </w:r>
+      <w:r>
+        <w:t xml:space="preserve">Casting and Technology: Revamping the Audition Process</w:t>
+      </w:r>
+      <w:r>
+        <w:t xml:space="preserve">”</w:t>
       </w:r>
       <w:r>
         <w:t xml:space="preserve"> </w:t>
@@ -1711,7 +1891,13 @@
         <w:t xml:space="preserve"> </w:t>
       </w:r>
       <w:r>
-        <w:t xml:space="preserve">“Collider: Using Virtual Reality for Immersive Theatre and the Performing Arts”</w:t>
+        <w:t xml:space="preserve">“</w:t>
+      </w:r>
+      <w:r>
+        <w:t xml:space="preserve">Collider: Using Virtual Reality for Immersive Theatre and the Performing Arts</w:t>
+      </w:r>
+      <w:r>
+        <w:t xml:space="preserve">”</w:t>
       </w:r>
       <w:r>
         <w:t xml:space="preserve"> </w:t>
@@ -1723,7 +1909,13 @@
         <w:t xml:space="preserve"> </w:t>
       </w:r>
       <w:r>
-        <w:t xml:space="preserve">“Bridging Chasms”</w:t>
+        <w:t xml:space="preserve">“</w:t>
+      </w:r>
+      <w:r>
+        <w:t xml:space="preserve">Bridging Chasms</w:t>
+      </w:r>
+      <w:r>
+        <w:t xml:space="preserve">”</w:t>
       </w:r>
       <w:r>
         <w:t xml:space="preserve"> </w:t>
@@ -1743,8 +1935,8 @@
         <w:t xml:space="preserve"> </w:t>
       </w:r>
     </w:p>
-    <w:bookmarkEnd w:id="18"/>
-    <w:bookmarkStart w:id="19" w:name="relevant-experience"/>
+    <w:bookmarkEnd w:id="29"/>
+    <w:bookmarkStart w:id="30" w:name="relevant-experience"/>
     <w:p>
       <w:pPr>
         <w:pStyle w:val="Heading1"/>
@@ -1780,7 +1972,7 @@
         <w:t xml:space="preserve">Before academia I spent two years at WorldStage’s research and development lab in San Francisco, planning and executing technology-driven events across the USA and Macau for clients including Wynn, NBC Studios, Intel, and Nokia Bell Labs. At the School of Performance, I have overseen production seasons of twelve shows per year; budgets, timelines, venues, and partners are familiar terrain. Across these roles I have built the skills this kind of work asks for: project management to schedule and budget, interdisciplinary and academic-industry networking, knowledge mobilization through research-creation, and the habit of training students and emerging artists to move between academic and industry rooms.</w:t>
       </w:r>
     </w:p>
-    <w:bookmarkEnd w:id="19"/>
+    <w:bookmarkEnd w:id="30"/>
     <w:sectPr>
       <w:footnotePr>
         <w:numRestart w:val="eachSect"/>
@@ -1816,14 +2008,14 @@
 <file path=word/numbering.xml><?xml version="1.0" encoding="utf-8"?>
 <w:numbering xmlns:w="http://schemas.openxmlformats.org/wordprocessingml/2006/main">
   <w:abstractNum w:abstractNumId="990">
-    <w:nsid w:val="0000A990"/>
+    <w:nsid w:val="A990"/>
     <w:multiLevelType w:val="multilevel"/>
     <w:lvl w:ilvl="0">
       <w:numFmt w:val="bullet"/>
       <w:lvlText w:val=" "/>
       <w:lvlJc w:val="left"/>
       <w:pPr>
-        <w:ind w:left="720" w:hanging="360"/>
+        <w:ind w:left="720" w:hanging="480"/>
       </w:pPr>
     </w:lvl>
     <w:lvl w:ilvl="1">
@@ -1831,7 +2023,7 @@
       <w:lvlText w:val=" "/>
       <w:lvlJc w:val="left"/>
       <w:pPr>
-        <w:ind w:left="1440" w:hanging="360"/>
+        <w:ind w:left="1440" w:hanging="480"/>
       </w:pPr>
     </w:lvl>
     <w:lvl w:ilvl="2">
@@ -1839,7 +2031,7 @@
       <w:lvlText w:val=" "/>
       <w:lvlJc w:val="left"/>
       <w:pPr>
-        <w:ind w:left="2160" w:hanging="360"/>
+        <w:ind w:left="2160" w:hanging="480"/>
       </w:pPr>
     </w:lvl>
     <w:lvl w:ilvl="3">
@@ -1847,7 +2039,7 @@
       <w:lvlText w:val=" "/>
       <w:lvlJc w:val="left"/>
       <w:pPr>
-        <w:ind w:left="2880" w:hanging="360"/>
+        <w:ind w:left="2880" w:hanging="480"/>
       </w:pPr>
     </w:lvl>
     <w:lvl w:ilvl="4">
@@ -1855,7 +2047,7 @@
       <w:lvlText w:val=" "/>
       <w:lvlJc w:val="left"/>
       <w:pPr>
-        <w:ind w:left="3600" w:hanging="360"/>
+        <w:ind w:left="3600" w:hanging="480"/>
       </w:pPr>
     </w:lvl>
     <w:lvl w:ilvl="5">
@@ -1863,7 +2055,7 @@
       <w:lvlText w:val=" "/>
       <w:lvlJc w:val="left"/>
       <w:pPr>
-        <w:ind w:left="4320" w:hanging="360"/>
+        <w:ind w:left="4320" w:hanging="480"/>
       </w:pPr>
     </w:lvl>
     <w:lvl w:ilvl="6">
@@ -1871,7 +2063,7 @@
       <w:lvlText w:val=" "/>
       <w:lvlJc w:val="left"/>
       <w:pPr>
-        <w:ind w:left="5040" w:hanging="360"/>
+        <w:ind w:left="5040" w:hanging="480"/>
       </w:pPr>
     </w:lvl>
     <w:lvl w:ilvl="7">
@@ -1879,7 +2071,7 @@
       <w:lvlText w:val=" "/>
       <w:lvlJc w:val="left"/>
       <w:pPr>
-        <w:ind w:left="5760" w:hanging="360"/>
+        <w:ind w:left="5760" w:hanging="480"/>
       </w:pPr>
     </w:lvl>
     <w:lvl w:ilvl="8">
@@ -1887,12 +2079,12 @@
       <w:lvlText w:val=" "/>
       <w:lvlJc w:val="left"/>
       <w:pPr>
-        <w:ind w:left="6480" w:hanging="360"/>
+        <w:ind w:left="6480" w:hanging="480"/>
       </w:pPr>
     </w:lvl>
   </w:abstractNum>
   <w:abstractNum w:abstractNumId="99411">
-    <w:nsid w:val="00A99411"/>
+    <w:nsid w:val="A99411"/>
     <w:multiLevelType w:val="multilevel"/>
     <w:lvl w:ilvl="0">
       <w:start w:val="1"/>
@@ -1900,7 +2092,7 @@
       <w:lvlText w:val="%1."/>
       <w:lvlJc w:val="left"/>
       <w:pPr>
-        <w:ind w:left="720" w:hanging="360"/>
+        <w:ind w:left="720" w:hanging="480"/>
       </w:pPr>
     </w:lvl>
     <w:lvl w:ilvl="1">
@@ -1909,7 +2101,7 @@
       <w:lvlText w:val="%2."/>
       <w:lvlJc w:val="left"/>
       <w:pPr>
-        <w:ind w:left="1440" w:hanging="360"/>
+        <w:ind w:left="1440" w:hanging="480"/>
       </w:pPr>
     </w:lvl>
     <w:lvl w:ilvl="2">
@@ -1918,7 +2110,7 @@
       <w:lvlText w:val="%3."/>
       <w:lvlJc w:val="left"/>
       <w:pPr>
-        <w:ind w:left="2160" w:hanging="360"/>
+        <w:ind w:left="2160" w:hanging="480"/>
       </w:pPr>
     </w:lvl>
     <w:lvl w:ilvl="3">
@@ -1927,7 +2119,7 @@
       <w:lvlText w:val="%4."/>
       <w:lvlJc w:val="left"/>
       <w:pPr>
-        <w:ind w:left="2880" w:hanging="360"/>
+        <w:ind w:left="2880" w:hanging="480"/>
       </w:pPr>
     </w:lvl>
     <w:lvl w:ilvl="4">
@@ -1936,7 +2128,7 @@
       <w:lvlText w:val="%5."/>
       <w:lvlJc w:val="left"/>
       <w:pPr>
-        <w:ind w:left="3600" w:hanging="360"/>
+        <w:ind w:left="3600" w:hanging="480"/>
       </w:pPr>
     </w:lvl>
     <w:lvl w:ilvl="5">
@@ -1945,7 +2137,7 @@
       <w:lvlText w:val="%6."/>
       <w:lvlJc w:val="left"/>
       <w:pPr>
-        <w:ind w:left="4320" w:hanging="360"/>
+        <w:ind w:left="4320" w:hanging="480"/>
       </w:pPr>
     </w:lvl>
     <w:lvl w:ilvl="6">
@@ -1954,7 +2146,7 @@
       <w:lvlText w:val="%7."/>
       <w:lvlJc w:val="left"/>
       <w:pPr>
-        <w:ind w:left="5040" w:hanging="360"/>
+        <w:ind w:left="5040" w:hanging="480"/>
       </w:pPr>
     </w:lvl>
     <w:lvl w:ilvl="7">
@@ -1963,7 +2155,7 @@
       <w:lvlText w:val="%8."/>
       <w:lvlJc w:val="left"/>
       <w:pPr>
-        <w:ind w:left="5760" w:hanging="360"/>
+        <w:ind w:left="5760" w:hanging="480"/>
       </w:pPr>
     </w:lvl>
     <w:lvl w:ilvl="8">
@@ -1972,7 +2164,7 @@
       <w:lvlText w:val="%9."/>
       <w:lvlJc w:val="left"/>
       <w:pPr>
-        <w:ind w:left="6480" w:hanging="360"/>
+        <w:ind w:left="6480" w:hanging="480"/>
       </w:pPr>
     </w:lvl>
   </w:abstractNum>
@@ -2672,8 +2864,8 @@
     <w:name w:val="KeywordTok"/>
     <w:basedOn w:val="VerbatimChar"/>
     <w:rPr>
+      <w:color w:val="007020"/>
       <w:b/>
-      <w:color w:val="007020"/>
     </w:rPr>
   </w:style>
   <w:style w:type="character" w:customStyle="1" w:styleId="DataTypeTok">
@@ -2750,42 +2942,42 @@
     <w:name w:val="ImportTok"/>
     <w:basedOn w:val="VerbatimChar"/>
     <w:rPr>
+      <w:color w:val="008000"/>
       <w:b/>
-      <w:color w:val="008000"/>
     </w:rPr>
   </w:style>
   <w:style w:type="character" w:customStyle="1" w:styleId="CommentTok">
     <w:name w:val="CommentTok"/>
     <w:basedOn w:val="VerbatimChar"/>
     <w:rPr>
+      <w:color w:val="60a0b0"/>
       <w:i/>
-      <w:color w:val="60a0b0"/>
     </w:rPr>
   </w:style>
   <w:style w:type="character" w:customStyle="1" w:styleId="DocumentationTok">
     <w:name w:val="DocumentationTok"/>
     <w:basedOn w:val="VerbatimChar"/>
     <w:rPr>
+      <w:color w:val="ba2121"/>
       <w:i/>
-      <w:color w:val="ba2121"/>
     </w:rPr>
   </w:style>
   <w:style w:type="character" w:customStyle="1" w:styleId="AnnotationTok">
     <w:name w:val="AnnotationTok"/>
     <w:basedOn w:val="VerbatimChar"/>
     <w:rPr>
+      <w:color w:val="60a0b0"/>
       <w:b/>
       <w:i/>
-      <w:color w:val="60a0b0"/>
     </w:rPr>
   </w:style>
   <w:style w:type="character" w:customStyle="1" w:styleId="CommentVarTok">
     <w:name w:val="CommentVarTok"/>
     <w:basedOn w:val="VerbatimChar"/>
     <w:rPr>
+      <w:color w:val="60a0b0"/>
       <w:b/>
       <w:i/>
-      <w:color w:val="60a0b0"/>
     </w:rPr>
   </w:style>
   <w:style w:type="character" w:customStyle="1" w:styleId="OtherTok">
@@ -2813,8 +3005,8 @@
     <w:name w:val="ControlFlowTok"/>
     <w:basedOn w:val="VerbatimChar"/>
     <w:rPr>
+      <w:color w:val="007020"/>
       <w:b/>
-      <w:color w:val="007020"/>
     </w:rPr>
   </w:style>
   <w:style w:type="character" w:customStyle="1" w:styleId="OperatorTok">
@@ -2859,34 +3051,34 @@
     <w:name w:val="InformationTok"/>
     <w:basedOn w:val="VerbatimChar"/>
     <w:rPr>
+      <w:color w:val="60a0b0"/>
       <w:b/>
       <w:i/>
-      <w:color w:val="60a0b0"/>
     </w:rPr>
   </w:style>
   <w:style w:type="character" w:customStyle="1" w:styleId="WarningTok">
     <w:name w:val="WarningTok"/>
     <w:basedOn w:val="VerbatimChar"/>
     <w:rPr>
+      <w:color w:val="60a0b0"/>
       <w:b/>
       <w:i/>
-      <w:color w:val="60a0b0"/>
     </w:rPr>
   </w:style>
   <w:style w:type="character" w:customStyle="1" w:styleId="AlertTok">
     <w:name w:val="AlertTok"/>
     <w:basedOn w:val="VerbatimChar"/>
     <w:rPr>
+      <w:color w:val="ff0000"/>
       <w:b/>
-      <w:color w:val="ff0000"/>
     </w:rPr>
   </w:style>
   <w:style w:type="character" w:customStyle="1" w:styleId="ErrorTok">
     <w:name w:val="ErrorTok"/>
     <w:basedOn w:val="VerbatimChar"/>
     <w:rPr>
+      <w:color w:val="ff0000"/>
       <w:b/>
-      <w:color w:val="ff0000"/>
     </w:rPr>
   </w:style>
   <w:style w:type="character" w:customStyle="1" w:styleId="NormalTok">

--- a/output/Bergmann-SSHRC-Contributions.docx
+++ b/output/Bergmann-SSHRC-Contributions.docx
@@ -20,7 +20,7 @@
           <w:iCs/>
           <w:i/>
         </w:rPr>
-        <w:t xml:space="preserve">Six-year window: contributions since 2020-08-19. * = resulted from previous SSHRC support.</w:t>
+        <w:t xml:space="preserve">Six-year window: contributions since 2020-08-20. * = resulted from previous SSHRC support.</w:t>
       </w:r>
     </w:p>
     <w:bookmarkEnd w:id="20"/>

--- a/output/Bergmann-SSHRC-Contributions.docx
+++ b/output/Bergmann-SSHRC-Contributions.docx
@@ -2,7 +2,7 @@
 <file path=word/document.xml><?xml version="1.0" encoding="utf-8"?>
 <w:document xmlns:w="http://schemas.openxmlformats.org/wordprocessingml/2006/main" xmlns:m="http://schemas.openxmlformats.org/officeDocument/2006/math" xmlns:r="http://schemas.openxmlformats.org/officeDocument/2006/relationships" xmlns:o="urn:schemas-microsoft-com:office:office" xmlns:v="urn:schemas-microsoft-com:vml" xmlns:w10="urn:schemas-microsoft-com:office:word" xmlns:a="http://schemas.openxmlformats.org/drawingml/2006/main" xmlns:pic="http://schemas.openxmlformats.org/drawingml/2006/picture" xmlns:wp="http://schemas.openxmlformats.org/drawingml/2006/wordprocessingDrawing">
   <w:body>
-    <w:bookmarkStart w:id="20" w:name="Xdd177c5a12bc3f5733da926e5cd0b5f921f8e83"/>
+    <w:bookmarkStart w:id="9" w:name="Xdd177c5a12bc3f5733da926e5cd0b5f921f8e83"/>
     <w:p>
       <w:pPr>
         <w:pStyle w:val="Heading1"/>
@@ -17,14 +17,14 @@
       </w:pPr>
       <w:r>
         <w:rPr>
+          <w:i/>
           <w:iCs/>
-          <w:i/>
         </w:rPr>
         <w:t xml:space="preserve">Six-year window: contributions since 2020-08-20. * = resulted from previous SSHRC support.</w:t>
       </w:r>
     </w:p>
-    <w:bookmarkEnd w:id="20"/>
-    <w:bookmarkStart w:id="26" w:name="X423cc25610260b8cf5d7325ebc485e16e656992"/>
+    <w:bookmarkEnd w:id="9"/>
+    <w:bookmarkStart w:id="15" w:name="X423cc25610260b8cf5d7325ebc485e16e656992"/>
     <w:p>
       <w:pPr>
         <w:pStyle w:val="Heading1"/>
@@ -33,7 +33,7 @@
         <w:t xml:space="preserve">1. Research Contributions Over the Last Six Years</w:t>
       </w:r>
     </w:p>
-    <w:bookmarkStart w:id="21" w:name="refereed-contributions"/>
+    <w:bookmarkStart w:id="10" w:name="refereed-contributions"/>
     <w:p>
       <w:pPr>
         <w:pStyle w:val="Heading2"/>
@@ -46,8 +46,8 @@
       <w:tblPr>
         <w:tblStyle w:val="Table"/>
         <w:tblW w:type="pct" w:w="5000"/>
+        <w:tblLayout w:type="fixed"/>
         <w:tblLook w:firstRow="0" w:lastRow="0" w:firstColumn="0" w:lastColumn="0" w:noHBand="0" w:noVBand="0" w:val="0000"/>
-        <w:jc w:val="start"/>
       </w:tblPr>
       <w:tblGrid>
         <w:gridCol w:w="1941"/>
@@ -63,8 +63,8 @@
             </w:pPr>
             <w:r>
               <w:rPr>
-                <w:bCs/>
-                <w:b/>
+                <w:b/>
+                <w:bCs/>
               </w:rPr>
               <w:t xml:space="preserve">2022-07</w:t>
             </w:r>
@@ -84,13 +84,7 @@
               <w:t xml:space="preserve"> </w:t>
             </w:r>
             <w:r>
-              <w:t xml:space="preserve">“</w:t>
-            </w:r>
-            <w:r>
-              <w:t xml:space="preserve">Augmented Symphony: An augmented reality application for immersive music listening.</w:t>
-            </w:r>
-            <w:r>
-              <w:t xml:space="preserve">”</w:t>
+              <w:t xml:space="preserve">“Augmented Symphony: An augmented reality application for immersive music listening.”</w:t>
             </w:r>
             <w:r>
               <w:t xml:space="preserve"> </w:t>
@@ -102,8 +96,8 @@
         </w:tc>
       </w:tr>
     </w:tbl>
-    <w:bookmarkEnd w:id="21"/>
-    <w:bookmarkStart w:id="22" w:name="other-refereed-contributions"/>
+    <w:bookmarkEnd w:id="10"/>
+    <w:bookmarkStart w:id="11" w:name="other-refereed-contributions"/>
     <w:p>
       <w:pPr>
         <w:pStyle w:val="Heading2"/>
@@ -116,8 +110,8 @@
       <w:tblPr>
         <w:tblStyle w:val="Table"/>
         <w:tblW w:type="pct" w:w="5000"/>
+        <w:tblLayout w:type="fixed"/>
         <w:tblLook w:firstRow="0" w:lastRow="0" w:firstColumn="0" w:lastColumn="0" w:noHBand="0" w:noVBand="0" w:val="0000"/>
-        <w:jc w:val="start"/>
       </w:tblPr>
       <w:tblGrid>
         <w:gridCol w:w="1941"/>
@@ -133,8 +127,8 @@
             </w:pPr>
             <w:r>
               <w:rPr>
-                <w:bCs/>
-                <w:b/>
+                <w:b/>
+                <w:bCs/>
               </w:rPr>
               <w:t xml:space="preserve">2025-09</w:t>
             </w:r>
@@ -154,13 +148,7 @@
               <w:t xml:space="preserve"> </w:t>
             </w:r>
             <w:r>
-              <w:t xml:space="preserve">“</w:t>
-            </w:r>
-            <w:r>
-              <w:t xml:space="preserve">Hallucinating Children: Improvisation After the Algorithmic Shipwreck.</w:t>
-            </w:r>
-            <w:r>
-              <w:t xml:space="preserve">”</w:t>
+              <w:t xml:space="preserve">“Hallucinating Children: Improvisation After the Algorithmic Shipwreck.”</w:t>
             </w:r>
             <w:r>
               <w:t xml:space="preserve"> </w:t>
@@ -181,8 +169,8 @@
             </w:pPr>
             <w:r>
               <w:rPr>
-                <w:bCs/>
-                <w:b/>
+                <w:b/>
+                <w:bCs/>
               </w:rPr>
               <w:t xml:space="preserve">2024-10</w:t>
             </w:r>
@@ -202,13 +190,7 @@
               <w:t xml:space="preserve"> </w:t>
             </w:r>
             <w:r>
-              <w:t xml:space="preserve">“</w:t>
-            </w:r>
-            <w:r>
-              <w:t xml:space="preserve">Beyond Tools: Reimaging Technology as Co-Participants in Performance Design.</w:t>
-            </w:r>
-            <w:r>
-              <w:t xml:space="preserve">”</w:t>
+              <w:t xml:space="preserve">“Beyond Tools: Reimaging Technology as Co-Participants in Performance Design.”</w:t>
             </w:r>
             <w:r>
               <w:t xml:space="preserve"> </w:t>
@@ -229,8 +211,8 @@
             </w:pPr>
             <w:r>
               <w:rPr>
-                <w:bCs/>
-                <w:b/>
+                <w:b/>
+                <w:bCs/>
               </w:rPr>
               <w:t xml:space="preserve">2024-03</w:t>
             </w:r>
@@ -250,13 +232,7 @@
               <w:t xml:space="preserve"> </w:t>
             </w:r>
             <w:r>
-              <w:t xml:space="preserve">“</w:t>
-            </w:r>
-            <w:r>
-              <w:t xml:space="preserve">Robotics, AI, and the Future of Theatre.</w:t>
-            </w:r>
-            <w:r>
-              <w:t xml:space="preserve">”</w:t>
+              <w:t xml:space="preserve">“Robotics, AI, and the Future of Theatre.”</w:t>
             </w:r>
             <w:r>
               <w:t xml:space="preserve"> </w:t>
@@ -277,8 +253,8 @@
             </w:pPr>
             <w:r>
               <w:rPr>
-                <w:bCs/>
-                <w:b/>
+                <w:b/>
+                <w:bCs/>
               </w:rPr>
               <w:t xml:space="preserve">2023-06</w:t>
             </w:r>
@@ -298,13 +274,7 @@
               <w:t xml:space="preserve"> </w:t>
             </w:r>
             <w:r>
-              <w:t xml:space="preserve">“</w:t>
-            </w:r>
-            <w:r>
-              <w:t xml:space="preserve">Envisioning theatre with non-human collaborators: A Paramanifesto.</w:t>
-            </w:r>
-            <w:r>
-              <w:t xml:space="preserve">”</w:t>
+              <w:t xml:space="preserve">“Envisioning theatre with non-human collaborators: A Paramanifesto.”</w:t>
             </w:r>
             <w:r>
               <w:t xml:space="preserve"> </w:t>
@@ -325,8 +295,8 @@
             </w:pPr>
             <w:r>
               <w:rPr>
-                <w:bCs/>
-                <w:b/>
+                <w:b/>
+                <w:bCs/>
               </w:rPr>
               <w:t xml:space="preserve">2023-06</w:t>
             </w:r>
@@ -346,13 +316,7 @@
               <w:t xml:space="preserve"> </w:t>
             </w:r>
             <w:r>
-              <w:t xml:space="preserve">“</w:t>
-            </w:r>
-            <w:r>
-              <w:t xml:space="preserve">AI Sentience.</w:t>
-            </w:r>
-            <w:r>
-              <w:t xml:space="preserve">”</w:t>
+              <w:t xml:space="preserve">“AI Sentience.”</w:t>
             </w:r>
             <w:r>
               <w:t xml:space="preserve"> </w:t>
@@ -373,8 +337,8 @@
             </w:pPr>
             <w:r>
               <w:rPr>
-                <w:bCs/>
-                <w:b/>
+                <w:b/>
+                <w:bCs/>
               </w:rPr>
               <w:t xml:space="preserve">2022-07</w:t>
             </w:r>
@@ -394,13 +358,7 @@
               <w:t xml:space="preserve"> </w:t>
             </w:r>
             <w:r>
-              <w:t xml:space="preserve">“</w:t>
-            </w:r>
-            <w:r>
-              <w:t xml:space="preserve">Augmented Symphony: An augmented reality application for immersive music listening.</w:t>
-            </w:r>
-            <w:r>
-              <w:t xml:space="preserve">”</w:t>
+              <w:t xml:space="preserve">“Augmented Symphony: An augmented reality application for immersive music listening.”</w:t>
             </w:r>
             <w:r>
               <w:t xml:space="preserve"> </w:t>
@@ -421,8 +379,8 @@
             </w:pPr>
             <w:r>
               <w:rPr>
-                <w:bCs/>
-                <w:b/>
+                <w:b/>
+                <w:bCs/>
               </w:rPr>
               <w:t xml:space="preserve">2022-05</w:t>
             </w:r>
@@ -442,13 +400,7 @@
               <w:t xml:space="preserve"> </w:t>
             </w:r>
             <w:r>
-              <w:t xml:space="preserve">“</w:t>
-            </w:r>
-            <w:r>
-              <w:t xml:space="preserve">Stepping Back In: Taking the best of virtual delivery to a new in-person experience.</w:t>
-            </w:r>
-            <w:r>
-              <w:t xml:space="preserve">”</w:t>
+              <w:t xml:space="preserve">“Stepping Back In: Taking the best of virtual delivery to a new in-person experience.”</w:t>
             </w:r>
             <w:r>
               <w:t xml:space="preserve"> </w:t>
@@ -469,8 +421,8 @@
             </w:pPr>
             <w:r>
               <w:rPr>
-                <w:bCs/>
-                <w:b/>
+                <w:b/>
+                <w:bCs/>
               </w:rPr>
               <w:t xml:space="preserve">2022-05</w:t>
             </w:r>
@@ -490,13 +442,7 @@
               <w:t xml:space="preserve"> </w:t>
             </w:r>
             <w:r>
-              <w:t xml:space="preserve">“</w:t>
-            </w:r>
-            <w:r>
-              <w:t xml:space="preserve">Student-driven curriculum development for creative practice.</w:t>
-            </w:r>
-            <w:r>
-              <w:t xml:space="preserve">”</w:t>
+              <w:t xml:space="preserve">“Student-driven curriculum development for creative practice.”</w:t>
             </w:r>
             <w:r>
               <w:t xml:space="preserve"> </w:t>
@@ -517,8 +463,8 @@
             </w:pPr>
             <w:r>
               <w:rPr>
-                <w:bCs/>
-                <w:b/>
+                <w:b/>
+                <w:bCs/>
               </w:rPr>
               <w:t xml:space="preserve">2021-10</w:t>
             </w:r>
@@ -538,13 +484,7 @@
               <w:t xml:space="preserve"> </w:t>
             </w:r>
             <w:r>
-              <w:t xml:space="preserve">“</w:t>
-            </w:r>
-            <w:r>
-              <w:t xml:space="preserve">Cultivating Empathy through Robotic Performance.</w:t>
-            </w:r>
-            <w:r>
-              <w:t xml:space="preserve">”</w:t>
+              <w:t xml:space="preserve">“Cultivating Empathy through Robotic Performance.”</w:t>
             </w:r>
             <w:r>
               <w:t xml:space="preserve"> </w:t>
@@ -565,8 +505,8 @@
             </w:pPr>
             <w:r>
               <w:rPr>
-                <w:bCs/>
-                <w:b/>
+                <w:b/>
+                <w:bCs/>
               </w:rPr>
               <w:t xml:space="preserve">2021-06</w:t>
             </w:r>
@@ -586,13 +526,7 @@
               <w:t xml:space="preserve"> </w:t>
             </w:r>
             <w:r>
-              <w:t xml:space="preserve">“</w:t>
-            </w:r>
-            <w:r>
-              <w:t xml:space="preserve">Unapologetically learning together: Adapting Production and Design curriculum to a virtual stage.</w:t>
-            </w:r>
-            <w:r>
-              <w:t xml:space="preserve">”</w:t>
+              <w:t xml:space="preserve">“Unapologetically learning together: Adapting Production and Design curriculum to a virtual stage.”</w:t>
             </w:r>
             <w:r>
               <w:t xml:space="preserve"> </w:t>
@@ -613,8 +547,8 @@
             </w:pPr>
             <w:r>
               <w:rPr>
-                <w:bCs/>
-                <w:b/>
+                <w:b/>
+                <w:bCs/>
               </w:rPr>
               <w:t xml:space="preserve">2021-05</w:t>
             </w:r>
@@ -634,13 +568,7 @@
               <w:t xml:space="preserve"> </w:t>
             </w:r>
             <w:r>
-              <w:t xml:space="preserve">“</w:t>
-            </w:r>
-            <w:r>
-              <w:t xml:space="preserve">Pandemic Performance: Adapting Production and Design curriculum to a virtual stage.</w:t>
-            </w:r>
-            <w:r>
-              <w:t xml:space="preserve">”</w:t>
+              <w:t xml:space="preserve">“Pandemic Performance: Adapting Production and Design curriculum to a virtual stage.”</w:t>
             </w:r>
             <w:r>
               <w:t xml:space="preserve"> </w:t>
@@ -661,8 +589,8 @@
             </w:pPr>
             <w:r>
               <w:rPr>
-                <w:bCs/>
-                <w:b/>
+                <w:b/>
+                <w:bCs/>
               </w:rPr>
               <w:t xml:space="preserve">2024-01</w:t>
             </w:r>
@@ -682,13 +610,7 @@
               <w:t xml:space="preserve"> </w:t>
             </w:r>
             <w:r>
-              <w:t xml:space="preserve">“</w:t>
-            </w:r>
-            <w:r>
-              <w:t xml:space="preserve">Almost Alchemy.</w:t>
-            </w:r>
-            <w:r>
-              <w:t xml:space="preserve">”</w:t>
+              <w:t xml:space="preserve">“Almost Alchemy.”</w:t>
             </w:r>
             <w:r>
               <w:t xml:space="preserve"> </w:t>
@@ -709,8 +631,8 @@
             </w:pPr>
             <w:r>
               <w:rPr>
-                <w:bCs/>
-                <w:b/>
+                <w:b/>
+                <w:bCs/>
               </w:rPr>
               <w:t xml:space="preserve">2020-11</w:t>
             </w:r>
@@ -730,13 +652,7 @@
               <w:t xml:space="preserve"> </w:t>
             </w:r>
             <w:r>
-              <w:t xml:space="preserve">“</w:t>
-            </w:r>
-            <w:r>
-              <w:t xml:space="preserve">l’automate: Robotic Controlled Apparatuses for Circus Performance.</w:t>
-            </w:r>
-            <w:r>
-              <w:t xml:space="preserve">”</w:t>
+              <w:t xml:space="preserve">“l’automate: Robotic Controlled Apparatuses for Circus Performance.”</w:t>
             </w:r>
             <w:r>
               <w:t xml:space="preserve"> </w:t>
@@ -748,8 +664,8 @@
         </w:tc>
       </w:tr>
     </w:tbl>
-    <w:bookmarkEnd w:id="22"/>
-    <w:bookmarkStart w:id="23" w:name="non-refereed-contributions"/>
+    <w:bookmarkEnd w:id="11"/>
+    <w:bookmarkStart w:id="12" w:name="non-refereed-contributions"/>
     <w:p>
       <w:pPr>
         <w:pStyle w:val="Heading2"/>
@@ -762,8 +678,8 @@
       <w:tblPr>
         <w:tblStyle w:val="Table"/>
         <w:tblW w:type="pct" w:w="5000"/>
+        <w:tblLayout w:type="fixed"/>
         <w:tblLook w:firstRow="0" w:lastRow="0" w:firstColumn="0" w:lastColumn="0" w:noHBand="0" w:noVBand="0" w:val="0000"/>
-        <w:jc w:val="start"/>
       </w:tblPr>
       <w:tblGrid>
         <w:gridCol w:w="1941"/>
@@ -779,8 +695,8 @@
             </w:pPr>
             <w:r>
               <w:rPr>
-                <w:bCs/>
-                <w:b/>
+                <w:b/>
+                <w:bCs/>
               </w:rPr>
               <w:t xml:space="preserve">2022-05</w:t>
             </w:r>
@@ -809,8 +725,8 @@
             </w:pPr>
             <w:r>
               <w:rPr>
-                <w:bCs/>
-                <w:b/>
+                <w:b/>
+                <w:bCs/>
               </w:rPr>
               <w:t xml:space="preserve">2021</w:t>
             </w:r>
@@ -830,13 +746,7 @@
               <w:t xml:space="preserve"> </w:t>
             </w:r>
             <w:r>
-              <w:t xml:space="preserve">“</w:t>
-            </w:r>
-            <w:r>
-              <w:t xml:space="preserve">Uncanny Text.</w:t>
-            </w:r>
-            <w:r>
-              <w:t xml:space="preserve">”</w:t>
+              <w:t xml:space="preserve">“Uncanny Text.”</w:t>
             </w:r>
             <w:r>
               <w:t xml:space="preserve"> </w:t>
@@ -857,8 +767,8 @@
             </w:pPr>
             <w:r>
               <w:rPr>
-                <w:bCs/>
-                <w:b/>
+                <w:b/>
+                <w:bCs/>
               </w:rPr>
               <w:t xml:space="preserve">2025-02</w:t>
             </w:r>
@@ -887,8 +797,8 @@
             </w:pPr>
             <w:r>
               <w:rPr>
-                <w:bCs/>
-                <w:b/>
+                <w:b/>
+                <w:bCs/>
               </w:rPr>
               <w:t xml:space="preserve">2024-12</w:t>
             </w:r>
@@ -908,13 +818,7 @@
               <w:t xml:space="preserve"> </w:t>
             </w:r>
             <w:r>
-              <w:t xml:space="preserve">“</w:t>
-            </w:r>
-            <w:r>
-              <w:t xml:space="preserve">Beyond the Screen: Exploring AI Personhood and Their Representation in Media.</w:t>
-            </w:r>
-            <w:r>
-              <w:t xml:space="preserve">”</w:t>
+              <w:t xml:space="preserve">“Beyond the Screen: Exploring AI Personhood and Their Representation in Media.”</w:t>
             </w:r>
             <w:r>
               <w:t xml:space="preserve"> </w:t>
@@ -935,8 +839,8 @@
             </w:pPr>
             <w:r>
               <w:rPr>
-                <w:bCs/>
-                <w:b/>
+                <w:b/>
+                <w:bCs/>
               </w:rPr>
               <w:t xml:space="preserve">2024-11</w:t>
             </w:r>
@@ -956,13 +860,7 @@
               <w:t xml:space="preserve"> </w:t>
             </w:r>
             <w:r>
-              <w:t xml:space="preserve">“</w:t>
-            </w:r>
-            <w:r>
-              <w:t xml:space="preserve">Wellness for who? An examination of wellness through a research-creation student project.</w:t>
-            </w:r>
-            <w:r>
-              <w:t xml:space="preserve">”</w:t>
+              <w:t xml:space="preserve">“Wellness for who? An examination of wellness through a research-creation student project.”</w:t>
             </w:r>
             <w:r>
               <w:t xml:space="preserve"> </w:t>
@@ -983,8 +881,8 @@
             </w:pPr>
             <w:r>
               <w:rPr>
-                <w:bCs/>
-                <w:b/>
+                <w:b/>
+                <w:bCs/>
               </w:rPr>
               <w:t xml:space="preserve">2024-11</w:t>
             </w:r>
@@ -1013,8 +911,8 @@
             </w:pPr>
             <w:r>
               <w:rPr>
-                <w:bCs/>
-                <w:b/>
+                <w:b/>
+                <w:bCs/>
               </w:rPr>
               <w:t xml:space="preserve">2024-10</w:t>
             </w:r>
@@ -1034,13 +932,7 @@
               <w:t xml:space="preserve"> </w:t>
             </w:r>
             <w:r>
-              <w:t xml:space="preserve">“</w:t>
-            </w:r>
-            <w:r>
-              <w:t xml:space="preserve">Personhood // AI.</w:t>
-            </w:r>
-            <w:r>
-              <w:t xml:space="preserve">”</w:t>
+              <w:t xml:space="preserve">“Personhood // AI.”</w:t>
             </w:r>
             <w:r>
               <w:t xml:space="preserve"> </w:t>
@@ -1061,8 +953,8 @@
             </w:pPr>
             <w:r>
               <w:rPr>
-                <w:bCs/>
-                <w:b/>
+                <w:b/>
+                <w:bCs/>
               </w:rPr>
               <w:t xml:space="preserve">2024-07</w:t>
             </w:r>
@@ -1091,8 +983,8 @@
             </w:pPr>
             <w:r>
               <w:rPr>
-                <w:bCs/>
-                <w:b/>
+                <w:b/>
+                <w:bCs/>
               </w:rPr>
               <w:t xml:space="preserve">2024-04</w:t>
             </w:r>
@@ -1106,13 +998,7 @@
               <w:jc w:val="left"/>
             </w:pPr>
             <w:r>
-              <w:t xml:space="preserve">“</w:t>
-            </w:r>
-            <w:r>
-              <w:t xml:space="preserve">Improvnetics: Post-anthropocentric performance and improvisational modes for human-AI play.</w:t>
-            </w:r>
-            <w:r>
-              <w:t xml:space="preserve">”</w:t>
+              <w:t xml:space="preserve">“Improvnetics: Post-anthropocentric performance and improvisational modes for human-AI play.”</w:t>
             </w:r>
             <w:r>
               <w:t xml:space="preserve"> </w:t>
@@ -1133,8 +1019,8 @@
             </w:pPr>
             <w:r>
               <w:rPr>
-                <w:bCs/>
-                <w:b/>
+                <w:b/>
+                <w:bCs/>
               </w:rPr>
               <w:t xml:space="preserve">2024-04</w:t>
             </w:r>
@@ -1163,8 +1049,8 @@
             </w:pPr>
             <w:r>
               <w:rPr>
-                <w:bCs/>
-                <w:b/>
+                <w:b/>
+                <w:bCs/>
               </w:rPr>
               <w:t xml:space="preserve">2022-01</w:t>
             </w:r>
@@ -1184,13 +1070,7 @@
               <w:t xml:space="preserve"> </w:t>
             </w:r>
             <w:r>
-              <w:t xml:space="preserve">“</w:t>
-            </w:r>
-            <w:r>
-              <w:t xml:space="preserve">What is the future of creativity and AI?</w:t>
-            </w:r>
-            <w:r>
-              <w:t xml:space="preserve">”</w:t>
+              <w:t xml:space="preserve">“What is the future of creativity and AI?”</w:t>
             </w:r>
             <w:r>
               <w:t xml:space="preserve"> </w:t>
@@ -1202,8 +1082,8 @@
         </w:tc>
       </w:tr>
     </w:tbl>
-    <w:bookmarkEnd w:id="23"/>
-    <w:bookmarkStart w:id="24" w:name="forthcoming-contributions"/>
+    <w:bookmarkEnd w:id="12"/>
+    <w:bookmarkStart w:id="13" w:name="forthcoming-contributions"/>
     <w:p>
       <w:pPr>
         <w:pStyle w:val="Heading2"/>
@@ -1216,8 +1096,8 @@
       <w:tblPr>
         <w:tblStyle w:val="Table"/>
         <w:tblW w:type="pct" w:w="5000"/>
+        <w:tblLayout w:type="fixed"/>
         <w:tblLook w:firstRow="0" w:lastRow="0" w:firstColumn="0" w:lastColumn="0" w:noHBand="0" w:noVBand="0" w:val="0000"/>
-        <w:jc w:val="start"/>
       </w:tblPr>
       <w:tblGrid>
         <w:gridCol w:w="1941"/>
@@ -1233,8 +1113,8 @@
             </w:pPr>
             <w:r>
               <w:rPr>
-                <w:bCs/>
-                <w:b/>
+                <w:b/>
+                <w:bCs/>
               </w:rPr>
               <w:t xml:space="preserve">2026</w:t>
             </w:r>
@@ -1254,13 +1134,7 @@
               <w:t xml:space="preserve"> </w:t>
             </w:r>
             <w:r>
-              <w:t xml:space="preserve">“</w:t>
-            </w:r>
-            <w:r>
-              <w:t xml:space="preserve">Cultivating Empathy through Robotic Performance.</w:t>
-            </w:r>
-            <w:r>
-              <w:t xml:space="preserve">”</w:t>
+              <w:t xml:space="preserve">“Cultivating Empathy through Robotic Performance.”</w:t>
             </w:r>
             <w:r>
               <w:t xml:space="preserve"> </w:t>
@@ -1272,8 +1146,8 @@
         </w:tc>
       </w:tr>
     </w:tbl>
-    <w:bookmarkEnd w:id="24"/>
-    <w:bookmarkStart w:id="25" w:name="creative-outputs"/>
+    <w:bookmarkEnd w:id="13"/>
+    <w:bookmarkStart w:id="14" w:name="creative-outputs"/>
     <w:p>
       <w:pPr>
         <w:pStyle w:val="Heading2"/>
@@ -1286,8 +1160,8 @@
       <w:tblPr>
         <w:tblStyle w:val="Table"/>
         <w:tblW w:type="pct" w:w="5000"/>
+        <w:tblLayout w:type="fixed"/>
         <w:tblLook w:firstRow="0" w:lastRow="0" w:firstColumn="0" w:lastColumn="0" w:noHBand="0" w:noVBand="0" w:val="0000"/>
-        <w:jc w:val="start"/>
       </w:tblPr>
       <w:tblGrid>
         <w:gridCol w:w="1941"/>
@@ -1303,8 +1177,8 @@
             </w:pPr>
             <w:r>
               <w:rPr>
-                <w:bCs/>
-                <w:b/>
+                <w:b/>
+                <w:bCs/>
               </w:rPr>
               <w:t xml:space="preserve">2026-04 – 2026-05</w:t>
             </w:r>
@@ -1318,13 +1192,7 @@
               <w:jc w:val="left"/>
             </w:pPr>
             <w:r>
-              <w:t xml:space="preserve">“</w:t>
-            </w:r>
-            <w:r>
-              <w:t xml:space="preserve">Before I Was This.</w:t>
-            </w:r>
-            <w:r>
-              <w:t xml:space="preserve">”</w:t>
+              <w:t xml:space="preserve">“Before I Was This.”</w:t>
             </w:r>
             <w:r>
               <w:t xml:space="preserve"> </w:t>
@@ -1345,8 +1213,8 @@
             </w:pPr>
             <w:r>
               <w:rPr>
-                <w:bCs/>
-                <w:b/>
+                <w:b/>
+                <w:bCs/>
               </w:rPr>
               <w:t xml:space="preserve">2026-02</w:t>
             </w:r>
@@ -1375,8 +1243,8 @@
             </w:pPr>
             <w:r>
               <w:rPr>
-                <w:bCs/>
-                <w:b/>
+                <w:b/>
+                <w:bCs/>
               </w:rPr>
               <w:t xml:space="preserve">2025-11</w:t>
             </w:r>
@@ -1405,8 +1273,8 @@
             </w:pPr>
             <w:r>
               <w:rPr>
-                <w:bCs/>
-                <w:b/>
+                <w:b/>
+                <w:bCs/>
               </w:rPr>
               <w:t xml:space="preserve">2025-11</w:t>
             </w:r>
@@ -1435,8 +1303,8 @@
             </w:pPr>
             <w:r>
               <w:rPr>
-                <w:bCs/>
-                <w:b/>
+                <w:b/>
+                <w:bCs/>
               </w:rPr>
               <w:t xml:space="preserve">2025-04</w:t>
             </w:r>
@@ -1450,13 +1318,7 @@
               <w:jc w:val="left"/>
             </w:pPr>
             <w:r>
-              <w:t xml:space="preserve">“</w:t>
-            </w:r>
-            <w:r>
-              <w:t xml:space="preserve">To my creators…</w:t>
-            </w:r>
-            <w:r>
-              <w:t xml:space="preserve">”</w:t>
+              <w:t xml:space="preserve">“To my creators…”</w:t>
             </w:r>
             <w:r>
               <w:t xml:space="preserve"> </w:t>
@@ -1477,8 +1339,8 @@
             </w:pPr>
             <w:r>
               <w:rPr>
-                <w:bCs/>
-                <w:b/>
+                <w:b/>
+                <w:bCs/>
               </w:rPr>
               <w:t xml:space="preserve">2024-11</w:t>
             </w:r>
@@ -1507,8 +1369,8 @@
             </w:pPr>
             <w:r>
               <w:rPr>
-                <w:bCs/>
-                <w:b/>
+                <w:b/>
+                <w:bCs/>
               </w:rPr>
               <w:t xml:space="preserve">2024-06</w:t>
             </w:r>
@@ -1528,29 +1390,23 @@
               <w:t xml:space="preserve"> </w:t>
             </w:r>
             <w:r>
-              <w:t xml:space="preserve">“</w:t>
-            </w:r>
-            <w:r>
-              <w:t xml:space="preserve">To my creators…</w:t>
-            </w:r>
-            <w:r>
-              <w:t xml:space="preserve">”</w:t>
-            </w:r>
-          </w:p>
-        </w:tc>
-      </w:tr>
-      <w:tr>
-        <w:tc>
-          <w:tcPr/>
-          <w:p>
-            <w:pPr>
-              <w:pStyle w:val="Compact"/>
-              <w:jc w:val="left"/>
-            </w:pPr>
-            <w:r>
-              <w:rPr>
-                <w:bCs/>
-                <w:b/>
+              <w:t xml:space="preserve">“To my creators…”</w:t>
+            </w:r>
+          </w:p>
+        </w:tc>
+      </w:tr>
+      <w:tr>
+        <w:tc>
+          <w:tcPr/>
+          <w:p>
+            <w:pPr>
+              <w:pStyle w:val="Compact"/>
+              <w:jc w:val="left"/>
+            </w:pPr>
+            <w:r>
+              <w:rPr>
+                <w:b/>
+                <w:bCs/>
               </w:rPr>
               <w:t xml:space="preserve">2024-04</w:t>
             </w:r>
@@ -1579,8 +1435,8 @@
             </w:pPr>
             <w:r>
               <w:rPr>
-                <w:bCs/>
-                <w:b/>
+                <w:b/>
+                <w:bCs/>
               </w:rPr>
               <w:t xml:space="preserve">2024-01</w:t>
             </w:r>
@@ -1609,8 +1465,8 @@
             </w:pPr>
             <w:r>
               <w:rPr>
-                <w:bCs/>
-                <w:b/>
+                <w:b/>
+                <w:bCs/>
               </w:rPr>
               <w:t xml:space="preserve">2023-10</w:t>
             </w:r>
@@ -1624,13 +1480,7 @@
               <w:jc w:val="left"/>
             </w:pPr>
             <w:r>
-              <w:t xml:space="preserve">“</w:t>
-            </w:r>
-            <w:r>
-              <w:t xml:space="preserve">rocketmanperson.</w:t>
-            </w:r>
-            <w:r>
-              <w:t xml:space="preserve">”</w:t>
+              <w:t xml:space="preserve">“rocketmanperson.”</w:t>
             </w:r>
             <w:r>
               <w:t xml:space="preserve"> </w:t>
@@ -1651,8 +1501,8 @@
             </w:pPr>
             <w:r>
               <w:rPr>
-                <w:bCs/>
-                <w:b/>
+                <w:b/>
+                <w:bCs/>
               </w:rPr>
               <w:t xml:space="preserve">2023-04</w:t>
             </w:r>
@@ -1666,13 +1516,7 @@
               <w:jc w:val="left"/>
             </w:pPr>
             <w:r>
-              <w:t xml:space="preserve">“</w:t>
-            </w:r>
-            <w:r>
-              <w:t xml:space="preserve">Who’s There?</w:t>
-            </w:r>
-            <w:r>
-              <w:t xml:space="preserve">”</w:t>
+              <w:t xml:space="preserve">“Who’s There?”</w:t>
             </w:r>
             <w:r>
               <w:t xml:space="preserve"> </w:t>
@@ -1693,8 +1537,8 @@
             </w:pPr>
             <w:r>
               <w:rPr>
-                <w:bCs/>
-                <w:b/>
+                <w:b/>
+                <w:bCs/>
               </w:rPr>
               <w:t xml:space="preserve">2023</w:t>
             </w:r>
@@ -1714,9 +1558,9 @@
         </w:tc>
       </w:tr>
     </w:tbl>
-    <w:bookmarkEnd w:id="25"/>
-    <w:bookmarkEnd w:id="26"/>
-    <w:bookmarkStart w:id="27" w:name="other-research-contributions"/>
+    <w:bookmarkEnd w:id="14"/>
+    <w:bookmarkEnd w:id="15"/>
+    <w:bookmarkStart w:id="16" w:name="other-research-contributions"/>
     <w:p>
       <w:pPr>
         <w:pStyle w:val="Heading1"/>
@@ -1733,8 +1577,8 @@
         <w:t xml:space="preserve">In April 2026 I co-chaired the 3rd Annual Creative AI Symposium at Toronto Metropolitan University with Dr. Afsoon Soudi, reviewing all 33 submissions and building the program that put researchers, artists, students, and industry in one room to work through what AI is doing to creative practice. The symposium runs out of the Creative AI Hub at The Creative School, where I have sat on the steering committee since 2025. Much of my research now moves through roles like this; organizing, reviewing, and mentoring carry the work to audiences the academy does not reach on its own. I serve on the board of UKAI Projects (2025–present; Technical Advisory Board, 2023–24), an arts organization working at the intersection of culture and emerging technology, and mentored artists of the Setsubun Digital Media Residency at the Japanese Canadian Cultural Centre (December 2025 – February 2026). Peer review includes the EVA London Conference on Electronic Visualisation and the Arts (2023–present), the International Journal of Performance Arts and Digital Media (2024–present), the Canada Foundation for Innovation (2023), the USITT Research and Creative Endeavours Committee (2025–present), and the CATR scholarship and grant juries (2023–present), with judging for the Global Undergraduate Awards (2026). Public talks, including TechTO: AI (2024), take the same questions to industry rooms.</w:t>
       </w:r>
     </w:p>
-    <w:bookmarkEnd w:id="27"/>
-    <w:bookmarkStart w:id="28" w:name="Xb47c6e7a1e5962516994fd31899c546c08f148e"/>
+    <w:bookmarkEnd w:id="16"/>
+    <w:bookmarkStart w:id="17" w:name="Xb47c6e7a1e5962516994fd31899c546c08f148e"/>
     <w:p>
       <w:pPr>
         <w:pStyle w:val="Heading1"/>
@@ -1804,13 +1648,7 @@
         <w:t xml:space="preserve"> </w:t>
       </w:r>
       <w:r>
-        <w:t xml:space="preserve">“</w:t>
-      </w:r>
-      <w:r>
-        <w:t xml:space="preserve">To my creators…</w:t>
-      </w:r>
-      <w:r>
-        <w:t xml:space="preserve">”</w:t>
+        <w:t xml:space="preserve">“To my creators…”</w:t>
       </w:r>
       <w:r>
         <w:t xml:space="preserve"> </w:t>
@@ -1822,20 +1660,14 @@
         <w:t xml:space="preserve"> </w:t>
       </w:r>
       <w:r>
-        <w:t xml:space="preserve">“</w:t>
-      </w:r>
-      <w:r>
-        <w:t xml:space="preserve">To my creators…</w:t>
-      </w:r>
-      <w:r>
-        <w:t xml:space="preserve">”</w:t>
+        <w:t xml:space="preserve">“To my creators…”</w:t>
       </w:r>
       <w:r>
         <w:t xml:space="preserve">, later shown in Toronto. The residency’s real product was the network: the artist-researcher relationships that continue through UKAI’s board and the Creative AI Hub.</w:t>
       </w:r>
     </w:p>
-    <w:bookmarkEnd w:id="28"/>
-    <w:bookmarkStart w:id="29" w:name="contributions-to-training"/>
+    <w:bookmarkEnd w:id="17"/>
+    <w:bookmarkStart w:id="18" w:name="contributions-to-training"/>
     <w:p>
       <w:pPr>
         <w:pStyle w:val="Heading1"/>
@@ -1855,13 +1687,7 @@
         <w:t xml:space="preserve"> </w:t>
       </w:r>
       <w:r>
-        <w:t xml:space="preserve">“</w:t>
-      </w:r>
-      <w:r>
-        <w:t xml:space="preserve">AR-based Theatrical Design Pre-Visualization using Unreal</w:t>
-      </w:r>
-      <w:r>
-        <w:t xml:space="preserve">”</w:t>
+        <w:t xml:space="preserve">“AR-based Theatrical Design Pre-Visualization using Unreal”</w:t>
       </w:r>
       <w:r>
         <w:t xml:space="preserve"> </w:t>
@@ -1873,13 +1699,7 @@
         <w:t xml:space="preserve"> </w:t>
       </w:r>
       <w:r>
-        <w:t xml:space="preserve">“</w:t>
-      </w:r>
-      <w:r>
-        <w:t xml:space="preserve">Casting and Technology: Revamping the Audition Process</w:t>
-      </w:r>
-      <w:r>
-        <w:t xml:space="preserve">”</w:t>
+        <w:t xml:space="preserve">“Casting and Technology: Revamping the Audition Process”</w:t>
       </w:r>
       <w:r>
         <w:t xml:space="preserve"> </w:t>
@@ -1891,13 +1711,7 @@
         <w:t xml:space="preserve"> </w:t>
       </w:r>
       <w:r>
-        <w:t xml:space="preserve">“</w:t>
-      </w:r>
-      <w:r>
-        <w:t xml:space="preserve">Collider: Using Virtual Reality for Immersive Theatre and the Performing Arts</w:t>
-      </w:r>
-      <w:r>
-        <w:t xml:space="preserve">”</w:t>
+        <w:t xml:space="preserve">“Collider: Using Virtual Reality for Immersive Theatre and the Performing Arts”</w:t>
       </w:r>
       <w:r>
         <w:t xml:space="preserve"> </w:t>
@@ -1909,13 +1723,7 @@
         <w:t xml:space="preserve"> </w:t>
       </w:r>
       <w:r>
-        <w:t xml:space="preserve">“</w:t>
-      </w:r>
-      <w:r>
-        <w:t xml:space="preserve">Bridging Chasms</w:t>
-      </w:r>
-      <w:r>
-        <w:t xml:space="preserve">”</w:t>
+        <w:t xml:space="preserve">“Bridging Chasms”</w:t>
       </w:r>
       <w:r>
         <w:t xml:space="preserve"> </w:t>
@@ -1935,8 +1743,8 @@
         <w:t xml:space="preserve"> </w:t>
       </w:r>
     </w:p>
-    <w:bookmarkEnd w:id="29"/>
-    <w:bookmarkStart w:id="30" w:name="relevant-experience"/>
+    <w:bookmarkEnd w:id="18"/>
+    <w:bookmarkStart w:id="19" w:name="relevant-experience"/>
     <w:p>
       <w:pPr>
         <w:pStyle w:val="Heading1"/>
@@ -1972,7 +1780,7 @@
         <w:t xml:space="preserve">Before academia I spent two years at WorldStage’s research and development lab in San Francisco, planning and executing technology-driven events across the USA and Macau for clients including Wynn, NBC Studios, Intel, and Nokia Bell Labs. At the School of Performance, I have overseen production seasons of twelve shows per year; budgets, timelines, venues, and partners are familiar terrain. Across these roles I have built the skills this kind of work asks for: project management to schedule and budget, interdisciplinary and academic-industry networking, knowledge mobilization through research-creation, and the habit of training students and emerging artists to move between academic and industry rooms.</w:t>
       </w:r>
     </w:p>
-    <w:bookmarkEnd w:id="30"/>
+    <w:bookmarkEnd w:id="19"/>
     <w:sectPr>
       <w:footnotePr>
         <w:numRestart w:val="eachSect"/>
@@ -2008,14 +1816,14 @@
 <file path=word/numbering.xml><?xml version="1.0" encoding="utf-8"?>
 <w:numbering xmlns:w="http://schemas.openxmlformats.org/wordprocessingml/2006/main">
   <w:abstractNum w:abstractNumId="990">
-    <w:nsid w:val="A990"/>
+    <w:nsid w:val="0000A990"/>
     <w:multiLevelType w:val="multilevel"/>
     <w:lvl w:ilvl="0">
       <w:numFmt w:val="bullet"/>
       <w:lvlText w:val=" "/>
       <w:lvlJc w:val="left"/>
       <w:pPr>
-        <w:ind w:left="720" w:hanging="480"/>
+        <w:ind w:left="720" w:hanging="360"/>
       </w:pPr>
     </w:lvl>
     <w:lvl w:ilvl="1">
@@ -2023,7 +1831,7 @@
       <w:lvlText w:val=" "/>
       <w:lvlJc w:val="left"/>
       <w:pPr>
-        <w:ind w:left="1440" w:hanging="480"/>
+        <w:ind w:left="1440" w:hanging="360"/>
       </w:pPr>
     </w:lvl>
     <w:lvl w:ilvl="2">
@@ -2031,7 +1839,7 @@
       <w:lvlText w:val=" "/>
       <w:lvlJc w:val="left"/>
       <w:pPr>
-        <w:ind w:left="2160" w:hanging="480"/>
+        <w:ind w:left="2160" w:hanging="360"/>
       </w:pPr>
     </w:lvl>
     <w:lvl w:ilvl="3">
@@ -2039,7 +1847,7 @@
       <w:lvlText w:val=" "/>
       <w:lvlJc w:val="left"/>
       <w:pPr>
-        <w:ind w:left="2880" w:hanging="480"/>
+        <w:ind w:left="2880" w:hanging="360"/>
       </w:pPr>
     </w:lvl>
     <w:lvl w:ilvl="4">
@@ -2047,7 +1855,7 @@
       <w:lvlText w:val=" "/>
       <w:lvlJc w:val="left"/>
       <w:pPr>
-        <w:ind w:left="3600" w:hanging="480"/>
+        <w:ind w:left="3600" w:hanging="360"/>
       </w:pPr>
     </w:lvl>
     <w:lvl w:ilvl="5">
@@ -2055,7 +1863,7 @@
       <w:lvlText w:val=" "/>
       <w:lvlJc w:val="left"/>
       <w:pPr>
-        <w:ind w:left="4320" w:hanging="480"/>
+        <w:ind w:left="4320" w:hanging="360"/>
       </w:pPr>
     </w:lvl>
     <w:lvl w:ilvl="6">
@@ -2063,7 +1871,7 @@
       <w:lvlText w:val=" "/>
       <w:lvlJc w:val="left"/>
       <w:pPr>
-        <w:ind w:left="5040" w:hanging="480"/>
+        <w:ind w:left="5040" w:hanging="360"/>
       </w:pPr>
     </w:lvl>
     <w:lvl w:ilvl="7">
@@ -2071,7 +1879,7 @@
       <w:lvlText w:val=" "/>
       <w:lvlJc w:val="left"/>
       <w:pPr>
-        <w:ind w:left="5760" w:hanging="480"/>
+        <w:ind w:left="5760" w:hanging="360"/>
       </w:pPr>
     </w:lvl>
     <w:lvl w:ilvl="8">
@@ -2079,12 +1887,12 @@
       <w:lvlText w:val=" "/>
       <w:lvlJc w:val="left"/>
       <w:pPr>
-        <w:ind w:left="6480" w:hanging="480"/>
+        <w:ind w:left="6480" w:hanging="360"/>
       </w:pPr>
     </w:lvl>
   </w:abstractNum>
   <w:abstractNum w:abstractNumId="99411">
-    <w:nsid w:val="A99411"/>
+    <w:nsid w:val="00A99411"/>
     <w:multiLevelType w:val="multilevel"/>
     <w:lvl w:ilvl="0">
       <w:start w:val="1"/>
@@ -2092,7 +1900,7 @@
       <w:lvlText w:val="%1."/>
       <w:lvlJc w:val="left"/>
       <w:pPr>
-        <w:ind w:left="720" w:hanging="480"/>
+        <w:ind w:left="720" w:hanging="360"/>
       </w:pPr>
     </w:lvl>
     <w:lvl w:ilvl="1">
@@ -2101,7 +1909,7 @@
       <w:lvlText w:val="%2."/>
       <w:lvlJc w:val="left"/>
       <w:pPr>
-        <w:ind w:left="1440" w:hanging="480"/>
+        <w:ind w:left="1440" w:hanging="360"/>
       </w:pPr>
     </w:lvl>
     <w:lvl w:ilvl="2">
@@ -2110,7 +1918,7 @@
       <w:lvlText w:val="%3."/>
       <w:lvlJc w:val="left"/>
       <w:pPr>
-        <w:ind w:left="2160" w:hanging="480"/>
+        <w:ind w:left="2160" w:hanging="360"/>
       </w:pPr>
     </w:lvl>
     <w:lvl w:ilvl="3">
@@ -2119,7 +1927,7 @@
       <w:lvlText w:val="%4."/>
       <w:lvlJc w:val="left"/>
       <w:pPr>
-        <w:ind w:left="2880" w:hanging="480"/>
+        <w:ind w:left="2880" w:hanging="360"/>
       </w:pPr>
     </w:lvl>
     <w:lvl w:ilvl="4">
@@ -2128,7 +1936,7 @@
       <w:lvlText w:val="%5."/>
       <w:lvlJc w:val="left"/>
       <w:pPr>
-        <w:ind w:left="3600" w:hanging="480"/>
+        <w:ind w:left="3600" w:hanging="360"/>
       </w:pPr>
     </w:lvl>
     <w:lvl w:ilvl="5">
@@ -2137,7 +1945,7 @@
       <w:lvlText w:val="%6."/>
       <w:lvlJc w:val="left"/>
       <w:pPr>
-        <w:ind w:left="4320" w:hanging="480"/>
+        <w:ind w:left="4320" w:hanging="360"/>
       </w:pPr>
     </w:lvl>
     <w:lvl w:ilvl="6">
@@ -2146,7 +1954,7 @@
       <w:lvlText w:val="%7."/>
       <w:lvlJc w:val="left"/>
       <w:pPr>
-        <w:ind w:left="5040" w:hanging="480"/>
+        <w:ind w:left="5040" w:hanging="360"/>
       </w:pPr>
     </w:lvl>
     <w:lvl w:ilvl="7">
@@ -2155,7 +1963,7 @@
       <w:lvlText w:val="%8."/>
       <w:lvlJc w:val="left"/>
       <w:pPr>
-        <w:ind w:left="5760" w:hanging="480"/>
+        <w:ind w:left="5760" w:hanging="360"/>
       </w:pPr>
     </w:lvl>
     <w:lvl w:ilvl="8">
@@ -2164,7 +1972,7 @@
       <w:lvlText w:val="%9."/>
       <w:lvlJc w:val="left"/>
       <w:pPr>
-        <w:ind w:left="6480" w:hanging="480"/>
+        <w:ind w:left="6480" w:hanging="360"/>
       </w:pPr>
     </w:lvl>
   </w:abstractNum>
@@ -2864,8 +2672,8 @@
     <w:name w:val="KeywordTok"/>
     <w:basedOn w:val="VerbatimChar"/>
     <w:rPr>
+      <w:b/>
       <w:color w:val="007020"/>
-      <w:b/>
     </w:rPr>
   </w:style>
   <w:style w:type="character" w:customStyle="1" w:styleId="DataTypeTok">
@@ -2942,42 +2750,42 @@
     <w:name w:val="ImportTok"/>
     <w:basedOn w:val="VerbatimChar"/>
     <w:rPr>
+      <w:b/>
       <w:color w:val="008000"/>
-      <w:b/>
     </w:rPr>
   </w:style>
   <w:style w:type="character" w:customStyle="1" w:styleId="CommentTok">
     <w:name w:val="CommentTok"/>
     <w:basedOn w:val="VerbatimChar"/>
     <w:rPr>
+      <w:i/>
       <w:color w:val="60a0b0"/>
-      <w:i/>
     </w:rPr>
   </w:style>
   <w:style w:type="character" w:customStyle="1" w:styleId="DocumentationTok">
     <w:name w:val="DocumentationTok"/>
     <w:basedOn w:val="VerbatimChar"/>
     <w:rPr>
+      <w:i/>
       <w:color w:val="ba2121"/>
-      <w:i/>
     </w:rPr>
   </w:style>
   <w:style w:type="character" w:customStyle="1" w:styleId="AnnotationTok">
     <w:name w:val="AnnotationTok"/>
     <w:basedOn w:val="VerbatimChar"/>
     <w:rPr>
-      <w:color w:val="60a0b0"/>
       <w:b/>
       <w:i/>
+      <w:color w:val="60a0b0"/>
     </w:rPr>
   </w:style>
   <w:style w:type="character" w:customStyle="1" w:styleId="CommentVarTok">
     <w:name w:val="CommentVarTok"/>
     <w:basedOn w:val="VerbatimChar"/>
     <w:rPr>
-      <w:color w:val="60a0b0"/>
       <w:b/>
       <w:i/>
+      <w:color w:val="60a0b0"/>
     </w:rPr>
   </w:style>
   <w:style w:type="character" w:customStyle="1" w:styleId="OtherTok">
@@ -3005,8 +2813,8 @@
     <w:name w:val="ControlFlowTok"/>
     <w:basedOn w:val="VerbatimChar"/>
     <w:rPr>
+      <w:b/>
       <w:color w:val="007020"/>
-      <w:b/>
     </w:rPr>
   </w:style>
   <w:style w:type="character" w:customStyle="1" w:styleId="OperatorTok">
@@ -3051,34 +2859,34 @@
     <w:name w:val="InformationTok"/>
     <w:basedOn w:val="VerbatimChar"/>
     <w:rPr>
-      <w:color w:val="60a0b0"/>
       <w:b/>
       <w:i/>
+      <w:color w:val="60a0b0"/>
     </w:rPr>
   </w:style>
   <w:style w:type="character" w:customStyle="1" w:styleId="WarningTok">
     <w:name w:val="WarningTok"/>
     <w:basedOn w:val="VerbatimChar"/>
     <w:rPr>
-      <w:color w:val="60a0b0"/>
       <w:b/>
       <w:i/>
+      <w:color w:val="60a0b0"/>
     </w:rPr>
   </w:style>
   <w:style w:type="character" w:customStyle="1" w:styleId="AlertTok">
     <w:name w:val="AlertTok"/>
     <w:basedOn w:val="VerbatimChar"/>
     <w:rPr>
+      <w:b/>
       <w:color w:val="ff0000"/>
-      <w:b/>
     </w:rPr>
   </w:style>
   <w:style w:type="character" w:customStyle="1" w:styleId="ErrorTok">
     <w:name w:val="ErrorTok"/>
     <w:basedOn w:val="VerbatimChar"/>
     <w:rPr>
+      <w:b/>
       <w:color w:val="ff0000"/>
-      <w:b/>
     </w:rPr>
   </w:style>
   <w:style w:type="character" w:customStyle="1" w:styleId="NormalTok">

--- a/output/Bergmann-SSHRC-Contributions.docx
+++ b/output/Bergmann-SSHRC-Contributions.docx
@@ -2,7 +2,7 @@
 <file path=word/document.xml><?xml version="1.0" encoding="utf-8"?>
 <w:document xmlns:w="http://schemas.openxmlformats.org/wordprocessingml/2006/main" xmlns:m="http://schemas.openxmlformats.org/officeDocument/2006/math" xmlns:r="http://schemas.openxmlformats.org/officeDocument/2006/relationships" xmlns:o="urn:schemas-microsoft-com:office:office" xmlns:v="urn:schemas-microsoft-com:vml" xmlns:w10="urn:schemas-microsoft-com:office:word" xmlns:a="http://schemas.openxmlformats.org/drawingml/2006/main" xmlns:pic="http://schemas.openxmlformats.org/drawingml/2006/picture" xmlns:wp="http://schemas.openxmlformats.org/drawingml/2006/wordprocessingDrawing">
   <w:body>
-    <w:bookmarkStart w:id="9" w:name="Xdd177c5a12bc3f5733da926e5cd0b5f921f8e83"/>
+    <w:bookmarkStart w:id="20" w:name="Xdd177c5a12bc3f5733da926e5cd0b5f921f8e83"/>
     <w:p>
       <w:pPr>
         <w:pStyle w:val="Heading1"/>
@@ -17,14 +17,14 @@
       </w:pPr>
       <w:r>
         <w:rPr>
+          <w:iCs/>
           <w:i/>
-          <w:iCs/>
         </w:rPr>
         <w:t xml:space="preserve">Six-year window: contributions since 2020-08-20. * = resulted from previous SSHRC support.</w:t>
       </w:r>
     </w:p>
-    <w:bookmarkEnd w:id="9"/>
-    <w:bookmarkStart w:id="15" w:name="X423cc25610260b8cf5d7325ebc485e16e656992"/>
+    <w:bookmarkEnd w:id="20"/>
+    <w:bookmarkStart w:id="26" w:name="X423cc25610260b8cf5d7325ebc485e16e656992"/>
     <w:p>
       <w:pPr>
         <w:pStyle w:val="Heading1"/>
@@ -33,7 +33,7 @@
         <w:t xml:space="preserve">1. Research Contributions Over the Last Six Years</w:t>
       </w:r>
     </w:p>
-    <w:bookmarkStart w:id="10" w:name="refereed-contributions"/>
+    <w:bookmarkStart w:id="21" w:name="refereed-contributions"/>
     <w:p>
       <w:pPr>
         <w:pStyle w:val="Heading2"/>
@@ -46,8 +46,8 @@
       <w:tblPr>
         <w:tblStyle w:val="Table"/>
         <w:tblW w:type="pct" w:w="5000"/>
-        <w:tblLayout w:type="fixed"/>
         <w:tblLook w:firstRow="0" w:lastRow="0" w:firstColumn="0" w:lastColumn="0" w:noHBand="0" w:noVBand="0" w:val="0000"/>
+        <w:jc w:val="start"/>
       </w:tblPr>
       <w:tblGrid>
         <w:gridCol w:w="1941"/>
@@ -63,8 +63,8 @@
             </w:pPr>
             <w:r>
               <w:rPr>
-                <w:b/>
-                <w:bCs/>
+                <w:bCs/>
+                <w:b/>
               </w:rPr>
               <w:t xml:space="preserve">2022-07</w:t>
             </w:r>
@@ -84,7 +84,13 @@
               <w:t xml:space="preserve"> </w:t>
             </w:r>
             <w:r>
-              <w:t xml:space="preserve">“Augmented Symphony: An augmented reality application for immersive music listening.”</w:t>
+              <w:t xml:space="preserve">“</w:t>
+            </w:r>
+            <w:r>
+              <w:t xml:space="preserve">Augmented Symphony: An augmented reality application for immersive music listening.</w:t>
+            </w:r>
+            <w:r>
+              <w:t xml:space="preserve">”</w:t>
             </w:r>
             <w:r>
               <w:t xml:space="preserve"> </w:t>
@@ -96,8 +102,8 @@
         </w:tc>
       </w:tr>
     </w:tbl>
-    <w:bookmarkEnd w:id="10"/>
-    <w:bookmarkStart w:id="11" w:name="other-refereed-contributions"/>
+    <w:bookmarkEnd w:id="21"/>
+    <w:bookmarkStart w:id="22" w:name="other-refereed-contributions"/>
     <w:p>
       <w:pPr>
         <w:pStyle w:val="Heading2"/>
@@ -110,8 +116,8 @@
       <w:tblPr>
         <w:tblStyle w:val="Table"/>
         <w:tblW w:type="pct" w:w="5000"/>
-        <w:tblLayout w:type="fixed"/>
         <w:tblLook w:firstRow="0" w:lastRow="0" w:firstColumn="0" w:lastColumn="0" w:noHBand="0" w:noVBand="0" w:val="0000"/>
+        <w:jc w:val="start"/>
       </w:tblPr>
       <w:tblGrid>
         <w:gridCol w:w="1941"/>
@@ -127,8 +133,8 @@
             </w:pPr>
             <w:r>
               <w:rPr>
-                <w:b/>
-                <w:bCs/>
+                <w:bCs/>
+                <w:b/>
               </w:rPr>
               <w:t xml:space="preserve">2025-09</w:t>
             </w:r>
@@ -148,7 +154,13 @@
               <w:t xml:space="preserve"> </w:t>
             </w:r>
             <w:r>
-              <w:t xml:space="preserve">“Hallucinating Children: Improvisation After the Algorithmic Shipwreck.”</w:t>
+              <w:t xml:space="preserve">“</w:t>
+            </w:r>
+            <w:r>
+              <w:t xml:space="preserve">Hallucinating Children: Improvisation After the Algorithmic Shipwreck.</w:t>
+            </w:r>
+            <w:r>
+              <w:t xml:space="preserve">”</w:t>
             </w:r>
             <w:r>
               <w:t xml:space="preserve"> </w:t>
@@ -169,8 +181,8 @@
             </w:pPr>
             <w:r>
               <w:rPr>
-                <w:b/>
-                <w:bCs/>
+                <w:bCs/>
+                <w:b/>
               </w:rPr>
               <w:t xml:space="preserve">2024-10</w:t>
             </w:r>
@@ -190,7 +202,13 @@
               <w:t xml:space="preserve"> </w:t>
             </w:r>
             <w:r>
-              <w:t xml:space="preserve">“Beyond Tools: Reimaging Technology as Co-Participants in Performance Design.”</w:t>
+              <w:t xml:space="preserve">“</w:t>
+            </w:r>
+            <w:r>
+              <w:t xml:space="preserve">Beyond Tools: Reimaging Technology as Co-Participants in Performance Design.</w:t>
+            </w:r>
+            <w:r>
+              <w:t xml:space="preserve">”</w:t>
             </w:r>
             <w:r>
               <w:t xml:space="preserve"> </w:t>
@@ -211,8 +229,8 @@
             </w:pPr>
             <w:r>
               <w:rPr>
-                <w:b/>
-                <w:bCs/>
+                <w:bCs/>
+                <w:b/>
               </w:rPr>
               <w:t xml:space="preserve">2024-03</w:t>
             </w:r>
@@ -232,7 +250,13 @@
               <w:t xml:space="preserve"> </w:t>
             </w:r>
             <w:r>
-              <w:t xml:space="preserve">“Robotics, AI, and the Future of Theatre.”</w:t>
+              <w:t xml:space="preserve">“</w:t>
+            </w:r>
+            <w:r>
+              <w:t xml:space="preserve">Robotics, AI, and the Future of Theatre.</w:t>
+            </w:r>
+            <w:r>
+              <w:t xml:space="preserve">”</w:t>
             </w:r>
             <w:r>
               <w:t xml:space="preserve"> </w:t>
@@ -253,8 +277,8 @@
             </w:pPr>
             <w:r>
               <w:rPr>
-                <w:b/>
-                <w:bCs/>
+                <w:bCs/>
+                <w:b/>
               </w:rPr>
               <w:t xml:space="preserve">2023-06</w:t>
             </w:r>
@@ -274,7 +298,13 @@
               <w:t xml:space="preserve"> </w:t>
             </w:r>
             <w:r>
-              <w:t xml:space="preserve">“Envisioning theatre with non-human collaborators: A Paramanifesto.”</w:t>
+              <w:t xml:space="preserve">“</w:t>
+            </w:r>
+            <w:r>
+              <w:t xml:space="preserve">Envisioning theatre with non-human collaborators: A Paramanifesto.</w:t>
+            </w:r>
+            <w:r>
+              <w:t xml:space="preserve">”</w:t>
             </w:r>
             <w:r>
               <w:t xml:space="preserve"> </w:t>
@@ -295,8 +325,8 @@
             </w:pPr>
             <w:r>
               <w:rPr>
-                <w:b/>
-                <w:bCs/>
+                <w:bCs/>
+                <w:b/>
               </w:rPr>
               <w:t xml:space="preserve">2023-06</w:t>
             </w:r>
@@ -316,7 +346,13 @@
               <w:t xml:space="preserve"> </w:t>
             </w:r>
             <w:r>
-              <w:t xml:space="preserve">“AI Sentience.”</w:t>
+              <w:t xml:space="preserve">“</w:t>
+            </w:r>
+            <w:r>
+              <w:t xml:space="preserve">AI Sentience.</w:t>
+            </w:r>
+            <w:r>
+              <w:t xml:space="preserve">”</w:t>
             </w:r>
             <w:r>
               <w:t xml:space="preserve"> </w:t>
@@ -337,8 +373,8 @@
             </w:pPr>
             <w:r>
               <w:rPr>
-                <w:b/>
-                <w:bCs/>
+                <w:bCs/>
+                <w:b/>
               </w:rPr>
               <w:t xml:space="preserve">2022-07</w:t>
             </w:r>
@@ -358,7 +394,13 @@
               <w:t xml:space="preserve"> </w:t>
             </w:r>
             <w:r>
-              <w:t xml:space="preserve">“Augmented Symphony: An augmented reality application for immersive music listening.”</w:t>
+              <w:t xml:space="preserve">“</w:t>
+            </w:r>
+            <w:r>
+              <w:t xml:space="preserve">Augmented Symphony: An augmented reality application for immersive music listening.</w:t>
+            </w:r>
+            <w:r>
+              <w:t xml:space="preserve">”</w:t>
             </w:r>
             <w:r>
               <w:t xml:space="preserve"> </w:t>
@@ -379,8 +421,8 @@
             </w:pPr>
             <w:r>
               <w:rPr>
-                <w:b/>
-                <w:bCs/>
+                <w:bCs/>
+                <w:b/>
               </w:rPr>
               <w:t xml:space="preserve">2022-05</w:t>
             </w:r>
@@ -400,7 +442,13 @@
               <w:t xml:space="preserve"> </w:t>
             </w:r>
             <w:r>
-              <w:t xml:space="preserve">“Stepping Back In: Taking the best of virtual delivery to a new in-person experience.”</w:t>
+              <w:t xml:space="preserve">“</w:t>
+            </w:r>
+            <w:r>
+              <w:t xml:space="preserve">Stepping Back In: Taking the best of virtual delivery to a new in-person experience.</w:t>
+            </w:r>
+            <w:r>
+              <w:t xml:space="preserve">”</w:t>
             </w:r>
             <w:r>
               <w:t xml:space="preserve"> </w:t>
@@ -421,8 +469,8 @@
             </w:pPr>
             <w:r>
               <w:rPr>
-                <w:b/>
-                <w:bCs/>
+                <w:bCs/>
+                <w:b/>
               </w:rPr>
               <w:t xml:space="preserve">2022-05</w:t>
             </w:r>
@@ -442,7 +490,13 @@
               <w:t xml:space="preserve"> </w:t>
             </w:r>
             <w:r>
-              <w:t xml:space="preserve">“Student-driven curriculum development for creative practice.”</w:t>
+              <w:t xml:space="preserve">“</w:t>
+            </w:r>
+            <w:r>
+              <w:t xml:space="preserve">Student-driven curriculum development for creative practice.</w:t>
+            </w:r>
+            <w:r>
+              <w:t xml:space="preserve">”</w:t>
             </w:r>
             <w:r>
               <w:t xml:space="preserve"> </w:t>
@@ -463,8 +517,8 @@
             </w:pPr>
             <w:r>
               <w:rPr>
-                <w:b/>
-                <w:bCs/>
+                <w:bCs/>
+                <w:b/>
               </w:rPr>
               <w:t xml:space="preserve">2021-10</w:t>
             </w:r>
@@ -484,7 +538,13 @@
               <w:t xml:space="preserve"> </w:t>
             </w:r>
             <w:r>
-              <w:t xml:space="preserve">“Cultivating Empathy through Robotic Performance.”</w:t>
+              <w:t xml:space="preserve">“</w:t>
+            </w:r>
+            <w:r>
+              <w:t xml:space="preserve">Cultivating Empathy through Robotic Performance.</w:t>
+            </w:r>
+            <w:r>
+              <w:t xml:space="preserve">”</w:t>
             </w:r>
             <w:r>
               <w:t xml:space="preserve"> </w:t>
@@ -505,8 +565,8 @@
             </w:pPr>
             <w:r>
               <w:rPr>
-                <w:b/>
-                <w:bCs/>
+                <w:bCs/>
+                <w:b/>
               </w:rPr>
               <w:t xml:space="preserve">2021-06</w:t>
             </w:r>
@@ -526,7 +586,13 @@
               <w:t xml:space="preserve"> </w:t>
             </w:r>
             <w:r>
-              <w:t xml:space="preserve">“Unapologetically learning together: Adapting Production and Design curriculum to a virtual stage.”</w:t>
+              <w:t xml:space="preserve">“</w:t>
+            </w:r>
+            <w:r>
+              <w:t xml:space="preserve">Unapologetically learning together: Adapting Production and Design curriculum to a virtual stage.</w:t>
+            </w:r>
+            <w:r>
+              <w:t xml:space="preserve">”</w:t>
             </w:r>
             <w:r>
               <w:t xml:space="preserve"> </w:t>
@@ -547,8 +613,8 @@
             </w:pPr>
             <w:r>
               <w:rPr>
-                <w:b/>
-                <w:bCs/>
+                <w:bCs/>
+                <w:b/>
               </w:rPr>
               <w:t xml:space="preserve">2021-05</w:t>
             </w:r>
@@ -568,7 +634,13 @@
               <w:t xml:space="preserve"> </w:t>
             </w:r>
             <w:r>
-              <w:t xml:space="preserve">“Pandemic Performance: Adapting Production and Design curriculum to a virtual stage.”</w:t>
+              <w:t xml:space="preserve">“</w:t>
+            </w:r>
+            <w:r>
+              <w:t xml:space="preserve">Pandemic Performance: Adapting Production and Design curriculum to a virtual stage.</w:t>
+            </w:r>
+            <w:r>
+              <w:t xml:space="preserve">”</w:t>
             </w:r>
             <w:r>
               <w:t xml:space="preserve"> </w:t>
@@ -589,8 +661,8 @@
             </w:pPr>
             <w:r>
               <w:rPr>
-                <w:b/>
-                <w:bCs/>
+                <w:bCs/>
+                <w:b/>
               </w:rPr>
               <w:t xml:space="preserve">2024-01</w:t>
             </w:r>
@@ -610,7 +682,13 @@
               <w:t xml:space="preserve"> </w:t>
             </w:r>
             <w:r>
-              <w:t xml:space="preserve">“Almost Alchemy.”</w:t>
+              <w:t xml:space="preserve">“</w:t>
+            </w:r>
+            <w:r>
+              <w:t xml:space="preserve">Almost Alchemy.</w:t>
+            </w:r>
+            <w:r>
+              <w:t xml:space="preserve">”</w:t>
             </w:r>
             <w:r>
               <w:t xml:space="preserve"> </w:t>
@@ -631,8 +709,8 @@
             </w:pPr>
             <w:r>
               <w:rPr>
-                <w:b/>
-                <w:bCs/>
+                <w:bCs/>
+                <w:b/>
               </w:rPr>
               <w:t xml:space="preserve">2020-11</w:t>
             </w:r>
@@ -652,7 +730,13 @@
               <w:t xml:space="preserve"> </w:t>
             </w:r>
             <w:r>
-              <w:t xml:space="preserve">“l’automate: Robotic Controlled Apparatuses for Circus Performance.”</w:t>
+              <w:t xml:space="preserve">“</w:t>
+            </w:r>
+            <w:r>
+              <w:t xml:space="preserve">l’automate: Robotic Controlled Apparatuses for Circus Performance.</w:t>
+            </w:r>
+            <w:r>
+              <w:t xml:space="preserve">”</w:t>
             </w:r>
             <w:r>
               <w:t xml:space="preserve"> </w:t>
@@ -664,8 +748,8 @@
         </w:tc>
       </w:tr>
     </w:tbl>
-    <w:bookmarkEnd w:id="11"/>
-    <w:bookmarkStart w:id="12" w:name="non-refereed-contributions"/>
+    <w:bookmarkEnd w:id="22"/>
+    <w:bookmarkStart w:id="23" w:name="non-refereed-contributions"/>
     <w:p>
       <w:pPr>
         <w:pStyle w:val="Heading2"/>
@@ -678,8 +762,8 @@
       <w:tblPr>
         <w:tblStyle w:val="Table"/>
         <w:tblW w:type="pct" w:w="5000"/>
-        <w:tblLayout w:type="fixed"/>
         <w:tblLook w:firstRow="0" w:lastRow="0" w:firstColumn="0" w:lastColumn="0" w:noHBand="0" w:noVBand="0" w:val="0000"/>
+        <w:jc w:val="start"/>
       </w:tblPr>
       <w:tblGrid>
         <w:gridCol w:w="1941"/>
@@ -695,8 +779,8 @@
             </w:pPr>
             <w:r>
               <w:rPr>
-                <w:b/>
-                <w:bCs/>
+                <w:bCs/>
+                <w:b/>
               </w:rPr>
               <w:t xml:space="preserve">2022-05</w:t>
             </w:r>
@@ -725,8 +809,8 @@
             </w:pPr>
             <w:r>
               <w:rPr>
-                <w:b/>
-                <w:bCs/>
+                <w:bCs/>
+                <w:b/>
               </w:rPr>
               <w:t xml:space="preserve">2021</w:t>
             </w:r>
@@ -746,7 +830,13 @@
               <w:t xml:space="preserve"> </w:t>
             </w:r>
             <w:r>
-              <w:t xml:space="preserve">“Uncanny Text.”</w:t>
+              <w:t xml:space="preserve">“</w:t>
+            </w:r>
+            <w:r>
+              <w:t xml:space="preserve">Uncanny Text.</w:t>
+            </w:r>
+            <w:r>
+              <w:t xml:space="preserve">”</w:t>
             </w:r>
             <w:r>
               <w:t xml:space="preserve"> </w:t>
@@ -767,8 +857,8 @@
             </w:pPr>
             <w:r>
               <w:rPr>
-                <w:b/>
-                <w:bCs/>
+                <w:bCs/>
+                <w:b/>
               </w:rPr>
               <w:t xml:space="preserve">2025-02</w:t>
             </w:r>
@@ -797,8 +887,8 @@
             </w:pPr>
             <w:r>
               <w:rPr>
-                <w:b/>
-                <w:bCs/>
+                <w:bCs/>
+                <w:b/>
               </w:rPr>
               <w:t xml:space="preserve">2024-12</w:t>
             </w:r>
@@ -818,7 +908,13 @@
               <w:t xml:space="preserve"> </w:t>
             </w:r>
             <w:r>
-              <w:t xml:space="preserve">“Beyond the Screen: Exploring AI Personhood and Their Representation in Media.”</w:t>
+              <w:t xml:space="preserve">“</w:t>
+            </w:r>
+            <w:r>
+              <w:t xml:space="preserve">Beyond the Screen: Exploring AI Personhood and Their Representation in Media.</w:t>
+            </w:r>
+            <w:r>
+              <w:t xml:space="preserve">”</w:t>
             </w:r>
             <w:r>
               <w:t xml:space="preserve"> </w:t>
@@ -839,8 +935,8 @@
             </w:pPr>
             <w:r>
               <w:rPr>
-                <w:b/>
-                <w:bCs/>
+                <w:bCs/>
+                <w:b/>
               </w:rPr>
               <w:t xml:space="preserve">2024-11</w:t>
             </w:r>
@@ -860,7 +956,13 @@
               <w:t xml:space="preserve"> </w:t>
             </w:r>
             <w:r>
-              <w:t xml:space="preserve">“Wellness for who? An examination of wellness through a research-creation student project.”</w:t>
+              <w:t xml:space="preserve">“</w:t>
+            </w:r>
+            <w:r>
+              <w:t xml:space="preserve">Wellness for who? An examination of wellness through a research-creation student project.</w:t>
+            </w:r>
+            <w:r>
+              <w:t xml:space="preserve">”</w:t>
             </w:r>
             <w:r>
               <w:t xml:space="preserve"> </w:t>
@@ -881,8 +983,8 @@
             </w:pPr>
             <w:r>
               <w:rPr>
-                <w:b/>
-                <w:bCs/>
+                <w:bCs/>
+                <w:b/>
               </w:rPr>
               <w:t xml:space="preserve">2024-11</w:t>
             </w:r>
@@ -911,8 +1013,8 @@
             </w:pPr>
             <w:r>
               <w:rPr>
-                <w:b/>
-                <w:bCs/>
+                <w:bCs/>
+                <w:b/>
               </w:rPr>
               <w:t xml:space="preserve">2024-10</w:t>
             </w:r>
@@ -932,7 +1034,13 @@
               <w:t xml:space="preserve"> </w:t>
             </w:r>
             <w:r>
-              <w:t xml:space="preserve">“Personhood // AI.”</w:t>
+              <w:t xml:space="preserve">“</w:t>
+            </w:r>
+            <w:r>
+              <w:t xml:space="preserve">Personhood // AI.</w:t>
+            </w:r>
+            <w:r>
+              <w:t xml:space="preserve">”</w:t>
             </w:r>
             <w:r>
               <w:t xml:space="preserve"> </w:t>
@@ -953,8 +1061,8 @@
             </w:pPr>
             <w:r>
               <w:rPr>
-                <w:b/>
-                <w:bCs/>
+                <w:bCs/>
+                <w:b/>
               </w:rPr>
               <w:t xml:space="preserve">2024-07</w:t>
             </w:r>
@@ -983,8 +1091,8 @@
             </w:pPr>
             <w:r>
               <w:rPr>
-                <w:b/>
-                <w:bCs/>
+                <w:bCs/>
+                <w:b/>
               </w:rPr>
               <w:t xml:space="preserve">2024-04</w:t>
             </w:r>
@@ -998,7 +1106,13 @@
               <w:jc w:val="left"/>
             </w:pPr>
             <w:r>
-              <w:t xml:space="preserve">“Improvnetics: Post-anthropocentric performance and improvisational modes for human-AI play.”</w:t>
+              <w:t xml:space="preserve">“</w:t>
+            </w:r>
+            <w:r>
+              <w:t xml:space="preserve">Improvnetics: Post-anthropocentric performance and improvisational modes for human-AI play.</w:t>
+            </w:r>
+            <w:r>
+              <w:t xml:space="preserve">”</w:t>
             </w:r>
             <w:r>
               <w:t xml:space="preserve"> </w:t>
@@ -1019,8 +1133,8 @@
             </w:pPr>
             <w:r>
               <w:rPr>
-                <w:b/>
-                <w:bCs/>
+                <w:bCs/>
+                <w:b/>
               </w:rPr>
               <w:t xml:space="preserve">2024-04</w:t>
             </w:r>
@@ -1049,8 +1163,8 @@
             </w:pPr>
             <w:r>
               <w:rPr>
-                <w:b/>
-                <w:bCs/>
+                <w:bCs/>
+                <w:b/>
               </w:rPr>
               <w:t xml:space="preserve">2022-01</w:t>
             </w:r>
@@ -1070,7 +1184,13 @@
               <w:t xml:space="preserve"> </w:t>
             </w:r>
             <w:r>
-              <w:t xml:space="preserve">“What is the future of creativity and AI?”</w:t>
+              <w:t xml:space="preserve">“</w:t>
+            </w:r>
+            <w:r>
+              <w:t xml:space="preserve">What is the future of creativity and AI?</w:t>
+            </w:r>
+            <w:r>
+              <w:t xml:space="preserve">”</w:t>
             </w:r>
             <w:r>
               <w:t xml:space="preserve"> </w:t>
@@ -1082,8 +1202,8 @@
         </w:tc>
       </w:tr>
     </w:tbl>
-    <w:bookmarkEnd w:id="12"/>
-    <w:bookmarkStart w:id="13" w:name="forthcoming-contributions"/>
+    <w:bookmarkEnd w:id="23"/>
+    <w:bookmarkStart w:id="24" w:name="forthcoming-contributions"/>
     <w:p>
       <w:pPr>
         <w:pStyle w:val="Heading2"/>
@@ -1096,8 +1216,8 @@
       <w:tblPr>
         <w:tblStyle w:val="Table"/>
         <w:tblW w:type="pct" w:w="5000"/>
-        <w:tblLayout w:type="fixed"/>
         <w:tblLook w:firstRow="0" w:lastRow="0" w:firstColumn="0" w:lastColumn="0" w:noHBand="0" w:noVBand="0" w:val="0000"/>
+        <w:jc w:val="start"/>
       </w:tblPr>
       <w:tblGrid>
         <w:gridCol w:w="1941"/>
@@ -1113,8 +1233,8 @@
             </w:pPr>
             <w:r>
               <w:rPr>
-                <w:b/>
-                <w:bCs/>
+                <w:bCs/>
+                <w:b/>
               </w:rPr>
               <w:t xml:space="preserve">2026</w:t>
             </w:r>
@@ -1134,7 +1254,13 @@
               <w:t xml:space="preserve"> </w:t>
             </w:r>
             <w:r>
-              <w:t xml:space="preserve">“Cultivating Empathy through Robotic Performance.”</w:t>
+              <w:t xml:space="preserve">“</w:t>
+            </w:r>
+            <w:r>
+              <w:t xml:space="preserve">Cultivating Empathy through Robotic Performance.</w:t>
+            </w:r>
+            <w:r>
+              <w:t xml:space="preserve">”</w:t>
             </w:r>
             <w:r>
               <w:t xml:space="preserve"> </w:t>
@@ -1146,8 +1272,8 @@
         </w:tc>
       </w:tr>
     </w:tbl>
-    <w:bookmarkEnd w:id="13"/>
-    <w:bookmarkStart w:id="14" w:name="creative-outputs"/>
+    <w:bookmarkEnd w:id="24"/>
+    <w:bookmarkStart w:id="25" w:name="creative-outputs"/>
     <w:p>
       <w:pPr>
         <w:pStyle w:val="Heading2"/>
@@ -1160,8 +1286,8 @@
       <w:tblPr>
         <w:tblStyle w:val="Table"/>
         <w:tblW w:type="pct" w:w="5000"/>
-        <w:tblLayout w:type="fixed"/>
         <w:tblLook w:firstRow="0" w:lastRow="0" w:firstColumn="0" w:lastColumn="0" w:noHBand="0" w:noVBand="0" w:val="0000"/>
+        <w:jc w:val="start"/>
       </w:tblPr>
       <w:tblGrid>
         <w:gridCol w:w="1941"/>
@@ -1177,8 +1303,8 @@
             </w:pPr>
             <w:r>
               <w:rPr>
-                <w:b/>
-                <w:bCs/>
+                <w:bCs/>
+                <w:b/>
               </w:rPr>
               <w:t xml:space="preserve">2026-04 – 2026-05</w:t>
             </w:r>
@@ -1192,7 +1318,13 @@
               <w:jc w:val="left"/>
             </w:pPr>
             <w:r>
-              <w:t xml:space="preserve">“Before I Was This.”</w:t>
+              <w:t xml:space="preserve">“</w:t>
+            </w:r>
+            <w:r>
+              <w:t xml:space="preserve">Before I Was This.</w:t>
+            </w:r>
+            <w:r>
+              <w:t xml:space="preserve">”</w:t>
             </w:r>
             <w:r>
               <w:t xml:space="preserve"> </w:t>
@@ -1213,8 +1345,8 @@
             </w:pPr>
             <w:r>
               <w:rPr>
-                <w:b/>
-                <w:bCs/>
+                <w:bCs/>
+                <w:b/>
               </w:rPr>
               <w:t xml:space="preserve">2026-02</w:t>
             </w:r>
@@ -1243,8 +1375,8 @@
             </w:pPr>
             <w:r>
               <w:rPr>
-                <w:b/>
-                <w:bCs/>
+                <w:bCs/>
+                <w:b/>
               </w:rPr>
               <w:t xml:space="preserve">2025-11</w:t>
             </w:r>
@@ -1273,8 +1405,8 @@
             </w:pPr>
             <w:r>
               <w:rPr>
-                <w:b/>
-                <w:bCs/>
+                <w:bCs/>
+                <w:b/>
               </w:rPr>
               <w:t xml:space="preserve">2025-11</w:t>
             </w:r>
@@ -1303,8 +1435,8 @@
             </w:pPr>
             <w:r>
               <w:rPr>
-                <w:b/>
-                <w:bCs/>
+                <w:bCs/>
+                <w:b/>
               </w:rPr>
               <w:t xml:space="preserve">2025-04</w:t>
             </w:r>
@@ -1318,7 +1450,13 @@
               <w:jc w:val="left"/>
             </w:pPr>
             <w:r>
-              <w:t xml:space="preserve">“To my creators…”</w:t>
+              <w:t xml:space="preserve">“</w:t>
+            </w:r>
+            <w:r>
+              <w:t xml:space="preserve">To my creators…</w:t>
+            </w:r>
+            <w:r>
+              <w:t xml:space="preserve">”</w:t>
             </w:r>
             <w:r>
               <w:t xml:space="preserve"> </w:t>
@@ -1339,8 +1477,8 @@
             </w:pPr>
             <w:r>
               <w:rPr>
-                <w:b/>
-                <w:bCs/>
+                <w:bCs/>
+                <w:b/>
               </w:rPr>
               <w:t xml:space="preserve">2024-11</w:t>
             </w:r>
@@ -1369,8 +1507,8 @@
             </w:pPr>
             <w:r>
               <w:rPr>
-                <w:b/>
-                <w:bCs/>
+                <w:bCs/>
+                <w:b/>
               </w:rPr>
               <w:t xml:space="preserve">2024-06</w:t>
             </w:r>
@@ -1390,23 +1528,29 @@
               <w:t xml:space="preserve"> </w:t>
             </w:r>
             <w:r>
-              <w:t xml:space="preserve">“To my creators…”</w:t>
-            </w:r>
-          </w:p>
-        </w:tc>
-      </w:tr>
-      <w:tr>
-        <w:tc>
-          <w:tcPr/>
-          <w:p>
-            <w:pPr>
-              <w:pStyle w:val="Compact"/>
-              <w:jc w:val="left"/>
-            </w:pPr>
-            <w:r>
-              <w:rPr>
-                <w:b/>
-                <w:bCs/>
+              <w:t xml:space="preserve">“</w:t>
+            </w:r>
+            <w:r>
+              <w:t xml:space="preserve">To my creators…</w:t>
+            </w:r>
+            <w:r>
+              <w:t xml:space="preserve">”</w:t>
+            </w:r>
+          </w:p>
+        </w:tc>
+      </w:tr>
+      <w:tr>
+        <w:tc>
+          <w:tcPr/>
+          <w:p>
+            <w:pPr>
+              <w:pStyle w:val="Compact"/>
+              <w:jc w:val="left"/>
+            </w:pPr>
+            <w:r>
+              <w:rPr>
+                <w:bCs/>
+                <w:b/>
               </w:rPr>
               <w:t xml:space="preserve">2024-04</w:t>
             </w:r>
@@ -1435,8 +1579,8 @@
             </w:pPr>
             <w:r>
               <w:rPr>
-                <w:b/>
-                <w:bCs/>
+                <w:bCs/>
+                <w:b/>
               </w:rPr>
               <w:t xml:space="preserve">2024-01</w:t>
             </w:r>
@@ -1465,8 +1609,8 @@
             </w:pPr>
             <w:r>
               <w:rPr>
-                <w:b/>
-                <w:bCs/>
+                <w:bCs/>
+                <w:b/>
               </w:rPr>
               <w:t xml:space="preserve">2023-10</w:t>
             </w:r>
@@ -1480,7 +1624,13 @@
               <w:jc w:val="left"/>
             </w:pPr>
             <w:r>
-              <w:t xml:space="preserve">“rocketmanperson.”</w:t>
+              <w:t xml:space="preserve">“</w:t>
+            </w:r>
+            <w:r>
+              <w:t xml:space="preserve">rocketmanperson.</w:t>
+            </w:r>
+            <w:r>
+              <w:t xml:space="preserve">”</w:t>
             </w:r>
             <w:r>
               <w:t xml:space="preserve"> </w:t>
@@ -1501,8 +1651,8 @@
             </w:pPr>
             <w:r>
               <w:rPr>
-                <w:b/>
-                <w:bCs/>
+                <w:bCs/>
+                <w:b/>
               </w:rPr>
               <w:t xml:space="preserve">2023-04</w:t>
             </w:r>
@@ -1516,7 +1666,13 @@
               <w:jc w:val="left"/>
             </w:pPr>
             <w:r>
-              <w:t xml:space="preserve">“Who’s There?”</w:t>
+              <w:t xml:space="preserve">“</w:t>
+            </w:r>
+            <w:r>
+              <w:t xml:space="preserve">Who’s There?</w:t>
+            </w:r>
+            <w:r>
+              <w:t xml:space="preserve">”</w:t>
             </w:r>
             <w:r>
               <w:t xml:space="preserve"> </w:t>
@@ -1537,8 +1693,8 @@
             </w:pPr>
             <w:r>
               <w:rPr>
-                <w:b/>
-                <w:bCs/>
+                <w:bCs/>
+                <w:b/>
               </w:rPr>
               <w:t xml:space="preserve">2023</w:t>
             </w:r>
@@ -1558,9 +1714,9 @@
         </w:tc>
       </w:tr>
     </w:tbl>
-    <w:bookmarkEnd w:id="14"/>
-    <w:bookmarkEnd w:id="15"/>
-    <w:bookmarkStart w:id="16" w:name="other-research-contributions"/>
+    <w:bookmarkEnd w:id="25"/>
+    <w:bookmarkEnd w:id="26"/>
+    <w:bookmarkStart w:id="27" w:name="other-research-contributions"/>
     <w:p>
       <w:pPr>
         <w:pStyle w:val="Heading1"/>
@@ -1577,8 +1733,8 @@
         <w:t xml:space="preserve">In April 2026 I co-chaired the 3rd Annual Creative AI Symposium at Toronto Metropolitan University with Dr. Afsoon Soudi, reviewing all 33 submissions and building the program that put researchers, artists, students, and industry in one room to work through what AI is doing to creative practice. The symposium runs out of the Creative AI Hub at The Creative School, where I have sat on the steering committee since 2025. Much of my research now moves through roles like this; organizing, reviewing, and mentoring carry the work to audiences the academy does not reach on its own. I serve on the board of UKAI Projects (2025–present; Technical Advisory Board, 2023–24), an arts organization working at the intersection of culture and emerging technology, and mentored artists of the Setsubun Digital Media Residency at the Japanese Canadian Cultural Centre (December 2025 – February 2026). Peer review includes the EVA London Conference on Electronic Visualisation and the Arts (2023–present), the International Journal of Performance Arts and Digital Media (2024–present), the Canada Foundation for Innovation (2023), the USITT Research and Creative Endeavours Committee (2025–present), and the CATR scholarship and grant juries (2023–present), with judging for the Global Undergraduate Awards (2026). Public talks, including TechTO: AI (2024), take the same questions to industry rooms.</w:t>
       </w:r>
     </w:p>
-    <w:bookmarkEnd w:id="16"/>
-    <w:bookmarkStart w:id="17" w:name="Xb47c6e7a1e5962516994fd31899c546c08f148e"/>
+    <w:bookmarkEnd w:id="27"/>
+    <w:bookmarkStart w:id="28" w:name="Xb47c6e7a1e5962516994fd31899c546c08f148e"/>
     <w:p>
       <w:pPr>
         <w:pStyle w:val="Heading1"/>
@@ -1648,7 +1804,13 @@
         <w:t xml:space="preserve"> </w:t>
       </w:r>
       <w:r>
-        <w:t xml:space="preserve">“To my creators…”</w:t>
+        <w:t xml:space="preserve">“</w:t>
+      </w:r>
+      <w:r>
+        <w:t xml:space="preserve">To my creators…</w:t>
+      </w:r>
+      <w:r>
+        <w:t xml:space="preserve">”</w:t>
       </w:r>
       <w:r>
         <w:t xml:space="preserve"> </w:t>
@@ -1660,14 +1822,20 @@
         <w:t xml:space="preserve"> </w:t>
       </w:r>
       <w:r>
-        <w:t xml:space="preserve">“To my creators…”</w:t>
+        <w:t xml:space="preserve">“</w:t>
+      </w:r>
+      <w:r>
+        <w:t xml:space="preserve">To my creators…</w:t>
+      </w:r>
+      <w:r>
+        <w:t xml:space="preserve">”</w:t>
       </w:r>
       <w:r>
         <w:t xml:space="preserve">, later shown in Toronto. The residency’s real product was the network: the artist-researcher relationships that continue through UKAI’s board and the Creative AI Hub.</w:t>
       </w:r>
     </w:p>
-    <w:bookmarkEnd w:id="17"/>
-    <w:bookmarkStart w:id="18" w:name="contributions-to-training"/>
+    <w:bookmarkEnd w:id="28"/>
+    <w:bookmarkStart w:id="29" w:name="contributions-to-training"/>
     <w:p>
       <w:pPr>
         <w:pStyle w:val="Heading1"/>
@@ -1687,7 +1855,13 @@
         <w:t xml:space="preserve"> </w:t>
       </w:r>
       <w:r>
-        <w:t xml:space="preserve">“AR-based Theatrical Design Pre-Visualization using Unreal”</w:t>
+        <w:t xml:space="preserve">“</w:t>
+      </w:r>
+      <w:r>
+        <w:t xml:space="preserve">AR-based Theatrical Design Pre-Visualization using Unreal</w:t>
+      </w:r>
+      <w:r>
+        <w:t xml:space="preserve">”</w:t>
       </w:r>
       <w:r>
         <w:t xml:space="preserve"> </w:t>
@@ -1699,7 +1873,13 @@
         <w:t xml:space="preserve"> </w:t>
       </w:r>
       <w:r>
-        <w:t xml:space="preserve">“Casting and Technology: Revamping the Audition Process”</w:t>
+        <w:t xml:space="preserve">“</w:t>
+      </w:r>
+      <w:r>
+        <w:t xml:space="preserve">Casting and Technology: Revamping the Audition Process</w:t>
+      </w:r>
+      <w:r>
+        <w:t xml:space="preserve">”</w:t>
       </w:r>
       <w:r>
         <w:t xml:space="preserve"> </w:t>
@@ -1711,7 +1891,13 @@
         <w:t xml:space="preserve"> </w:t>
       </w:r>
       <w:r>
-        <w:t xml:space="preserve">“Collider: Using Virtual Reality for Immersive Theatre and the Performing Arts”</w:t>
+        <w:t xml:space="preserve">“</w:t>
+      </w:r>
+      <w:r>
+        <w:t xml:space="preserve">Collider: Using Virtual Reality for Immersive Theatre and the Performing Arts</w:t>
+      </w:r>
+      <w:r>
+        <w:t xml:space="preserve">”</w:t>
       </w:r>
       <w:r>
         <w:t xml:space="preserve"> </w:t>
@@ -1723,7 +1909,13 @@
         <w:t xml:space="preserve"> </w:t>
       </w:r>
       <w:r>
-        <w:t xml:space="preserve">“Bridging Chasms”</w:t>
+        <w:t xml:space="preserve">“</w:t>
+      </w:r>
+      <w:r>
+        <w:t xml:space="preserve">Bridging Chasms</w:t>
+      </w:r>
+      <w:r>
+        <w:t xml:space="preserve">”</w:t>
       </w:r>
       <w:r>
         <w:t xml:space="preserve"> </w:t>
@@ -1743,8 +1935,8 @@
         <w:t xml:space="preserve"> </w:t>
       </w:r>
     </w:p>
-    <w:bookmarkEnd w:id="18"/>
-    <w:bookmarkStart w:id="19" w:name="relevant-experience"/>
+    <w:bookmarkEnd w:id="29"/>
+    <w:bookmarkStart w:id="30" w:name="relevant-experience"/>
     <w:p>
       <w:pPr>
         <w:pStyle w:val="Heading1"/>
@@ -1780,7 +1972,7 @@
         <w:t xml:space="preserve">Before academia I spent two years at WorldStage’s research and development lab in San Francisco, planning and executing technology-driven events across the USA and Macau for clients including Wynn, NBC Studios, Intel, and Nokia Bell Labs. At the School of Performance, I have overseen production seasons of twelve shows per year; budgets, timelines, venues, and partners are familiar terrain. Across these roles I have built the skills this kind of work asks for: project management to schedule and budget, interdisciplinary and academic-industry networking, knowledge mobilization through research-creation, and the habit of training students and emerging artists to move between academic and industry rooms.</w:t>
       </w:r>
     </w:p>
-    <w:bookmarkEnd w:id="19"/>
+    <w:bookmarkEnd w:id="30"/>
     <w:sectPr>
       <w:footnotePr>
         <w:numRestart w:val="eachSect"/>
@@ -1816,14 +2008,14 @@
 <file path=word/numbering.xml><?xml version="1.0" encoding="utf-8"?>
 <w:numbering xmlns:w="http://schemas.openxmlformats.org/wordprocessingml/2006/main">
   <w:abstractNum w:abstractNumId="990">
-    <w:nsid w:val="0000A990"/>
+    <w:nsid w:val="A990"/>
     <w:multiLevelType w:val="multilevel"/>
     <w:lvl w:ilvl="0">
       <w:numFmt w:val="bullet"/>
       <w:lvlText w:val=" "/>
       <w:lvlJc w:val="left"/>
       <w:pPr>
-        <w:ind w:left="720" w:hanging="360"/>
+        <w:ind w:left="720" w:hanging="480"/>
       </w:pPr>
     </w:lvl>
     <w:lvl w:ilvl="1">
@@ -1831,7 +2023,7 @@
       <w:lvlText w:val=" "/>
       <w:lvlJc w:val="left"/>
       <w:pPr>
-        <w:ind w:left="1440" w:hanging="360"/>
+        <w:ind w:left="1440" w:hanging="480"/>
       </w:pPr>
     </w:lvl>
     <w:lvl w:ilvl="2">
@@ -1839,7 +2031,7 @@
       <w:lvlText w:val=" "/>
       <w:lvlJc w:val="left"/>
       <w:pPr>
-        <w:ind w:left="2160" w:hanging="360"/>
+        <w:ind w:left="2160" w:hanging="480"/>
       </w:pPr>
     </w:lvl>
     <w:lvl w:ilvl="3">
@@ -1847,7 +2039,7 @@
       <w:lvlText w:val=" "/>
       <w:lvlJc w:val="left"/>
       <w:pPr>
-        <w:ind w:left="2880" w:hanging="360"/>
+        <w:ind w:left="2880" w:hanging="480"/>
       </w:pPr>
     </w:lvl>
     <w:lvl w:ilvl="4">
@@ -1855,7 +2047,7 @@
       <w:lvlText w:val=" "/>
       <w:lvlJc w:val="left"/>
       <w:pPr>
-        <w:ind w:left="3600" w:hanging="360"/>
+        <w:ind w:left="3600" w:hanging="480"/>
       </w:pPr>
     </w:lvl>
     <w:lvl w:ilvl="5">
@@ -1863,7 +2055,7 @@
       <w:lvlText w:val=" "/>
       <w:lvlJc w:val="left"/>
       <w:pPr>
-        <w:ind w:left="4320" w:hanging="360"/>
+        <w:ind w:left="4320" w:hanging="480"/>
       </w:pPr>
     </w:lvl>
     <w:lvl w:ilvl="6">
@@ -1871,7 +2063,7 @@
       <w:lvlText w:val=" "/>
       <w:lvlJc w:val="left"/>
       <w:pPr>
-        <w:ind w:left="5040" w:hanging="360"/>
+        <w:ind w:left="5040" w:hanging="480"/>
       </w:pPr>
     </w:lvl>
     <w:lvl w:ilvl="7">
@@ -1879,7 +2071,7 @@
       <w:lvlText w:val=" "/>
       <w:lvlJc w:val="left"/>
       <w:pPr>
-        <w:ind w:left="5760" w:hanging="360"/>
+        <w:ind w:left="5760" w:hanging="480"/>
       </w:pPr>
     </w:lvl>
     <w:lvl w:ilvl="8">
@@ -1887,12 +2079,12 @@
       <w:lvlText w:val=" "/>
       <w:lvlJc w:val="left"/>
       <w:pPr>
-        <w:ind w:left="6480" w:hanging="360"/>
+        <w:ind w:left="6480" w:hanging="480"/>
       </w:pPr>
     </w:lvl>
   </w:abstractNum>
   <w:abstractNum w:abstractNumId="99411">
-    <w:nsid w:val="00A99411"/>
+    <w:nsid w:val="A99411"/>
     <w:multiLevelType w:val="multilevel"/>
     <w:lvl w:ilvl="0">
       <w:start w:val="1"/>
@@ -1900,7 +2092,7 @@
       <w:lvlText w:val="%1."/>
       <w:lvlJc w:val="left"/>
       <w:pPr>
-        <w:ind w:left="720" w:hanging="360"/>
+        <w:ind w:left="720" w:hanging="480"/>
       </w:pPr>
     </w:lvl>
     <w:lvl w:ilvl="1">
@@ -1909,7 +2101,7 @@
       <w:lvlText w:val="%2."/>
       <w:lvlJc w:val="left"/>
       <w:pPr>
-        <w:ind w:left="1440" w:hanging="360"/>
+        <w:ind w:left="1440" w:hanging="480"/>
       </w:pPr>
     </w:lvl>
     <w:lvl w:ilvl="2">
@@ -1918,7 +2110,7 @@
       <w:lvlText w:val="%3."/>
       <w:lvlJc w:val="left"/>
       <w:pPr>
-        <w:ind w:left="2160" w:hanging="360"/>
+        <w:ind w:left="2160" w:hanging="480"/>
       </w:pPr>
     </w:lvl>
     <w:lvl w:ilvl="3">
@@ -1927,7 +2119,7 @@
       <w:lvlText w:val="%4."/>
       <w:lvlJc w:val="left"/>
       <w:pPr>
-        <w:ind w:left="2880" w:hanging="360"/>
+        <w:ind w:left="2880" w:hanging="480"/>
       </w:pPr>
     </w:lvl>
     <w:lvl w:ilvl="4">
@@ -1936,7 +2128,7 @@
       <w:lvlText w:val="%5."/>
       <w:lvlJc w:val="left"/>
       <w:pPr>
-        <w:ind w:left="3600" w:hanging="360"/>
+        <w:ind w:left="3600" w:hanging="480"/>
       </w:pPr>
     </w:lvl>
     <w:lvl w:ilvl="5">
@@ -1945,7 +2137,7 @@
       <w:lvlText w:val="%6."/>
       <w:lvlJc w:val="left"/>
       <w:pPr>
-        <w:ind w:left="4320" w:hanging="360"/>
+        <w:ind w:left="4320" w:hanging="480"/>
       </w:pPr>
     </w:lvl>
     <w:lvl w:ilvl="6">
@@ -1954,7 +2146,7 @@
       <w:lvlText w:val="%7."/>
       <w:lvlJc w:val="left"/>
       <w:pPr>
-        <w:ind w:left="5040" w:hanging="360"/>
+        <w:ind w:left="5040" w:hanging="480"/>
       </w:pPr>
     </w:lvl>
     <w:lvl w:ilvl="7">
@@ -1963,7 +2155,7 @@
       <w:lvlText w:val="%8."/>
       <w:lvlJc w:val="left"/>
       <w:pPr>
-        <w:ind w:left="5760" w:hanging="360"/>
+        <w:ind w:left="5760" w:hanging="480"/>
       </w:pPr>
     </w:lvl>
     <w:lvl w:ilvl="8">
@@ -1972,7 +2164,7 @@
       <w:lvlText w:val="%9."/>
       <w:lvlJc w:val="left"/>
       <w:pPr>
-        <w:ind w:left="6480" w:hanging="360"/>
+        <w:ind w:left="6480" w:hanging="480"/>
       </w:pPr>
     </w:lvl>
   </w:abstractNum>
@@ -2672,8 +2864,8 @@
     <w:name w:val="KeywordTok"/>
     <w:basedOn w:val="VerbatimChar"/>
     <w:rPr>
+      <w:color w:val="007020"/>
       <w:b/>
-      <w:color w:val="007020"/>
     </w:rPr>
   </w:style>
   <w:style w:type="character" w:customStyle="1" w:styleId="DataTypeTok">
@@ -2750,42 +2942,42 @@
     <w:name w:val="ImportTok"/>
     <w:basedOn w:val="VerbatimChar"/>
     <w:rPr>
+      <w:color w:val="008000"/>
       <w:b/>
-      <w:color w:val="008000"/>
     </w:rPr>
   </w:style>
   <w:style w:type="character" w:customStyle="1" w:styleId="CommentTok">
     <w:name w:val="CommentTok"/>
     <w:basedOn w:val="VerbatimChar"/>
     <w:rPr>
+      <w:color w:val="60a0b0"/>
       <w:i/>
-      <w:color w:val="60a0b0"/>
     </w:rPr>
   </w:style>
   <w:style w:type="character" w:customStyle="1" w:styleId="DocumentationTok">
     <w:name w:val="DocumentationTok"/>
     <w:basedOn w:val="VerbatimChar"/>
     <w:rPr>
+      <w:color w:val="ba2121"/>
       <w:i/>
-      <w:color w:val="ba2121"/>
     </w:rPr>
   </w:style>
   <w:style w:type="character" w:customStyle="1" w:styleId="AnnotationTok">
     <w:name w:val="AnnotationTok"/>
     <w:basedOn w:val="VerbatimChar"/>
     <w:rPr>
+      <w:color w:val="60a0b0"/>
       <w:b/>
       <w:i/>
-      <w:color w:val="60a0b0"/>
     </w:rPr>
   </w:style>
   <w:style w:type="character" w:customStyle="1" w:styleId="CommentVarTok">
     <w:name w:val="CommentVarTok"/>
     <w:basedOn w:val="VerbatimChar"/>
     <w:rPr>
+      <w:color w:val="60a0b0"/>
       <w:b/>
       <w:i/>
-      <w:color w:val="60a0b0"/>
     </w:rPr>
   </w:style>
   <w:style w:type="character" w:customStyle="1" w:styleId="OtherTok">
@@ -2813,8 +3005,8 @@
     <w:name w:val="ControlFlowTok"/>
     <w:basedOn w:val="VerbatimChar"/>
     <w:rPr>
+      <w:color w:val="007020"/>
       <w:b/>
-      <w:color w:val="007020"/>
     </w:rPr>
   </w:style>
   <w:style w:type="character" w:customStyle="1" w:styleId="OperatorTok">
@@ -2859,34 +3051,34 @@
     <w:name w:val="InformationTok"/>
     <w:basedOn w:val="VerbatimChar"/>
     <w:rPr>
+      <w:color w:val="60a0b0"/>
       <w:b/>
       <w:i/>
-      <w:color w:val="60a0b0"/>
     </w:rPr>
   </w:style>
   <w:style w:type="character" w:customStyle="1" w:styleId="WarningTok">
     <w:name w:val="WarningTok"/>
     <w:basedOn w:val="VerbatimChar"/>
     <w:rPr>
+      <w:color w:val="60a0b0"/>
       <w:b/>
       <w:i/>
-      <w:color w:val="60a0b0"/>
     </w:rPr>
   </w:style>
   <w:style w:type="character" w:customStyle="1" w:styleId="AlertTok">
     <w:name w:val="AlertTok"/>
     <w:basedOn w:val="VerbatimChar"/>
     <w:rPr>
+      <w:color w:val="ff0000"/>
       <w:b/>
-      <w:color w:val="ff0000"/>
     </w:rPr>
   </w:style>
   <w:style w:type="character" w:customStyle="1" w:styleId="ErrorTok">
     <w:name w:val="ErrorTok"/>
     <w:basedOn w:val="VerbatimChar"/>
     <w:rPr>
+      <w:color w:val="ff0000"/>
       <w:b/>
-      <w:color w:val="ff0000"/>
     </w:rPr>
   </w:style>
   <w:style w:type="character" w:customStyle="1" w:styleId="NormalTok">

--- a/output/Bergmann-SSHRC-Contributions.docx
+++ b/output/Bergmann-SSHRC-Contributions.docx
@@ -20,7 +20,7 @@
           <w:iCs/>
           <w:i/>
         </w:rPr>
-        <w:t xml:space="preserve">Six-year window: contributions since 2020-08-20. * = resulted from previous SSHRC support.</w:t>
+        <w:t xml:space="preserve">Six-year window: contributions since 2020-09-06. * = resulted from previous SSHRC support.</w:t>
       </w:r>
     </w:p>
     <w:bookmarkEnd w:id="20"/>
